--- a/backend/utils/doc_templates/torg12.docx
+++ b/backend/utils/doc_templates/torg12.docx
@@ -11,6 +11,7 @@
           <w:ilvl w:val="0"/>
           <w:numId w:val="0"/>
         </w:numPr>
+        <w:ind w:left="0" w:hanging="0"/>
         <w:jc w:val="right"/>
         <w:outlineLvl w:val="0"/>
         <w:rPr>
@@ -243,7 +244,23 @@
                 <w:szCs w:val="16"/>
                 <w:lang w:val="en-US"/>
               </w:rPr>
-              <w:t>}}</w:t>
+              <w:t>}} {{ company_</w:t>
+            </w:r>
+            <w:r>
+              <w:rPr>
+                <w:sz w:val="16"/>
+                <w:szCs w:val="16"/>
+                <w:lang w:val="en-US"/>
+              </w:rPr>
+              <w:t>bank_</w:t>
+            </w:r>
+            <w:r>
+              <w:rPr>
+                <w:sz w:val="16"/>
+                <w:szCs w:val="16"/>
+                <w:lang w:val="en-US"/>
+              </w:rPr>
+              <w:t xml:space="preserve">full }} </w:t>
             </w:r>
           </w:p>
         </w:tc>
@@ -303,12 +320,7 @@
               </w:rPr>
             </w:pPr>
             <w:r>
-              <w:rPr>
-                <w:rFonts w:cs="Arial"/>
-                <w:sz w:val="16"/>
-                <w:szCs w:val="16"/>
-              </w:rPr>
-              <w:t>2027276343</w:t>
+              <w:rPr/>
             </w:r>
           </w:p>
         </w:tc>
@@ -680,6 +692,14 @@
               <w:rPr>
                 <w:sz w:val="16"/>
                 <w:szCs w:val="16"/>
+                <w:lang w:val="en-US"/>
+              </w:rPr>
+              <w:t>_full</w:t>
+            </w:r>
+            <w:r>
+              <w:rPr>
+                <w:sz w:val="16"/>
+                <w:szCs w:val="16"/>
               </w:rPr>
               <w:t xml:space="preserve"> </w:t>
             </w:r>
@@ -689,7 +709,23 @@
                 <w:szCs w:val="16"/>
                 <w:lang w:val="en-US"/>
               </w:rPr>
-              <w:t>}}</w:t>
+              <w:t>}} {{ customer</w:t>
+            </w:r>
+            <w:r>
+              <w:rPr>
+                <w:sz w:val="16"/>
+                <w:szCs w:val="16"/>
+                <w:lang w:val="en-US"/>
+              </w:rPr>
+              <w:t>_bank_full</w:t>
+            </w:r>
+            <w:r>
+              <w:rPr>
+                <w:sz w:val="16"/>
+                <w:szCs w:val="16"/>
+                <w:lang w:val="en-US"/>
+              </w:rPr>
+              <w:t xml:space="preserve"> }} </w:t>
             </w:r>
           </w:p>
         </w:tc>
@@ -749,12 +785,7 @@
               </w:rPr>
             </w:pPr>
             <w:r>
-              <w:rPr>
-                <w:rFonts w:cs="Arial"/>
-                <w:sz w:val="16"/>
-                <w:szCs w:val="16"/>
-              </w:rPr>
-              <w:t>0153023465</w:t>
+              <w:rPr/>
             </w:r>
           </w:p>
         </w:tc>
@@ -875,12 +906,7 @@
               </w:rPr>
             </w:pPr>
             <w:r>
-              <w:rPr>
-                <w:rFonts w:cs="Arial"/>
-                <w:sz w:val="16"/>
-                <w:szCs w:val="16"/>
-              </w:rPr>
-              <w:t>2027276343</w:t>
+              <w:rPr/>
             </w:r>
           </w:p>
         </w:tc>
@@ -973,7 +999,23 @@
                 <w:szCs w:val="16"/>
                 <w:lang w:val="en-US"/>
               </w:rPr>
-              <w:t>}}</w:t>
+              <w:t>}} {{ company_</w:t>
+            </w:r>
+            <w:r>
+              <w:rPr>
+                <w:sz w:val="16"/>
+                <w:szCs w:val="16"/>
+                <w:lang w:val="en-US"/>
+              </w:rPr>
+              <w:t>bank_</w:t>
+            </w:r>
+            <w:r>
+              <w:rPr>
+                <w:sz w:val="16"/>
+                <w:szCs w:val="16"/>
+                <w:lang w:val="en-US"/>
+              </w:rPr>
+              <w:t xml:space="preserve">full }} </w:t>
             </w:r>
           </w:p>
         </w:tc>
@@ -1156,12 +1198,7 @@
               </w:rPr>
             </w:pPr>
             <w:r>
-              <w:rPr>
-                <w:rFonts w:cs="Arial"/>
-                <w:sz w:val="16"/>
-                <w:szCs w:val="16"/>
-              </w:rPr>
-              <w:t>0153023465</w:t>
+              <w:rPr/>
             </w:r>
           </w:p>
         </w:tc>
@@ -1245,6 +1282,14 @@
               <w:rPr>
                 <w:sz w:val="16"/>
                 <w:szCs w:val="16"/>
+                <w:lang w:val="en-US"/>
+              </w:rPr>
+              <w:t>_full</w:t>
+            </w:r>
+            <w:r>
+              <w:rPr>
+                <w:sz w:val="16"/>
+                <w:szCs w:val="16"/>
               </w:rPr>
               <w:t xml:space="preserve"> </w:t>
             </w:r>
@@ -1254,7 +1299,23 @@
                 <w:szCs w:val="16"/>
                 <w:lang w:val="en-US"/>
               </w:rPr>
-              <w:t>}}</w:t>
+              <w:t>}} {{ customer</w:t>
+            </w:r>
+            <w:r>
+              <w:rPr>
+                <w:sz w:val="16"/>
+                <w:szCs w:val="16"/>
+                <w:lang w:val="en-US"/>
+              </w:rPr>
+              <w:t>_bank_full</w:t>
+            </w:r>
+            <w:r>
+              <w:rPr>
+                <w:sz w:val="16"/>
+                <w:szCs w:val="16"/>
+                <w:lang w:val="en-US"/>
+              </w:rPr>
+              <w:t xml:space="preserve"> }} </w:t>
             </w:r>
           </w:p>
         </w:tc>
@@ -1928,17 +1989,36 @@
               <w:keepNext w:val="true"/>
               <w:keepLines/>
               <w:widowControl w:val="false"/>
-              <w:jc w:val="center"/>
-              <w:rPr>
-                <w:sz w:val="16"/>
-                <w:szCs w:val="16"/>
-              </w:rPr>
-            </w:pPr>
-            <w:r>
-              <w:rPr>
-                <w:sz w:val="16"/>
-                <w:szCs w:val="16"/>
-              </w:rPr>
+              <w:ind w:right="57" w:hanging="0"/>
+              <w:jc w:val="center"/>
+              <w:rPr>
+                <w:sz w:val="16"/>
+                <w:szCs w:val="16"/>
+              </w:rPr>
+            </w:pPr>
+            <w:r>
+              <w:rPr/>
+              <w:t xml:space="preserve">{{ </w:t>
+            </w:r>
+            <w:r>
+              <w:rPr>
+                <w:lang w:val="en-US"/>
+              </w:rPr>
+              <w:t>n</w:t>
+            </w:r>
+            <w:r>
+              <w:rPr/>
+              <w:t>_</w:t>
+            </w:r>
+            <w:r>
+              <w:rPr>
+                <w:lang w:val="en-US"/>
+              </w:rPr>
+              <w:t>offer</w:t>
+            </w:r>
+            <w:r>
+              <w:rPr/>
+              <w:t xml:space="preserve"> }}</w:t>
             </w:r>
           </w:p>
         </w:tc>
@@ -2001,7 +2081,7 @@
                 <w:sz w:val="32"/>
                 <w:szCs w:val="16"/>
               </w:rPr>
-              <w:t>Товарная накладная </w:t>
+              <w:t>Товарная накладная</w:t>
             </w:r>
           </w:p>
         </w:tc>
@@ -2149,17 +2229,26 @@
               <w:keepNext w:val="true"/>
               <w:keepLines/>
               <w:widowControl w:val="false"/>
-              <w:jc w:val="center"/>
-              <w:rPr>
-                <w:sz w:val="16"/>
-                <w:szCs w:val="16"/>
-              </w:rPr>
-            </w:pPr>
-            <w:r>
-              <w:rPr>
-                <w:sz w:val="16"/>
-                <w:szCs w:val="16"/>
-              </w:rPr>
+              <w:ind w:right="57" w:hanging="0"/>
+              <w:jc w:val="center"/>
+              <w:rPr>
+                <w:sz w:val="16"/>
+                <w:szCs w:val="16"/>
+              </w:rPr>
+            </w:pPr>
+            <w:r>
+              <w:rPr/>
+              <w:t xml:space="preserve">{{ </w:t>
+            </w:r>
+            <w:r>
+              <w:rPr>
+                <w:lang w:val="en-US"/>
+              </w:rPr>
+              <w:t>date</w:t>
+            </w:r>
+            <w:r>
+              <w:rPr/>
+              <w:t xml:space="preserve"> }}</w:t>
             </w:r>
           </w:p>
         </w:tc>
@@ -2426,39 +2515,39 @@
         <w:gridCol w:w="141"/>
         <w:gridCol w:w="132"/>
         <w:gridCol w:w="129"/>
-        <w:gridCol w:w="318"/>
+        <w:gridCol w:w="319"/>
         <w:gridCol w:w="1152"/>
         <w:gridCol w:w="110"/>
-        <w:gridCol w:w="125"/>
-        <w:gridCol w:w="16"/>
-        <w:gridCol w:w="267"/>
-        <w:gridCol w:w="156"/>
-        <w:gridCol w:w="267"/>
+        <w:gridCol w:w="124"/>
+        <w:gridCol w:w="18"/>
+        <w:gridCol w:w="265"/>
+        <w:gridCol w:w="157"/>
+        <w:gridCol w:w="268"/>
         <w:gridCol w:w="83"/>
         <w:gridCol w:w="341"/>
-        <w:gridCol w:w="194"/>
-        <w:gridCol w:w="199"/>
-        <w:gridCol w:w="431"/>
+        <w:gridCol w:w="193"/>
+        <w:gridCol w:w="200"/>
+        <w:gridCol w:w="430"/>
         <w:gridCol w:w="107"/>
         <w:gridCol w:w="58"/>
+        <w:gridCol w:w="98"/>
         <w:gridCol w:w="97"/>
-        <w:gridCol w:w="98"/>
         <w:gridCol w:w="418"/>
         <w:gridCol w:w="418"/>
-        <w:gridCol w:w="42"/>
+        <w:gridCol w:w="43"/>
         <w:gridCol w:w="572"/>
-        <w:gridCol w:w="128"/>
-        <w:gridCol w:w="460"/>
-        <w:gridCol w:w="291"/>
-        <w:gridCol w:w="61"/>
+        <w:gridCol w:w="127"/>
+        <w:gridCol w:w="461"/>
+        <w:gridCol w:w="290"/>
+        <w:gridCol w:w="62"/>
         <w:gridCol w:w="206"/>
         <w:gridCol w:w="795"/>
-        <w:gridCol w:w="137"/>
+        <w:gridCol w:w="138"/>
         <w:gridCol w:w="134"/>
         <w:gridCol w:w="14"/>
         <w:gridCol w:w="146"/>
-        <w:gridCol w:w="127"/>
-        <w:gridCol w:w="8"/>
+        <w:gridCol w:w="126"/>
+        <w:gridCol w:w="9"/>
         <w:gridCol w:w="129"/>
         <w:gridCol w:w="423"/>
         <w:gridCol w:w="138"/>
@@ -2472,7 +2561,7 @@
         <w:gridCol w:w="401"/>
         <w:gridCol w:w="165"/>
         <w:gridCol w:w="572"/>
-        <w:gridCol w:w="548"/>
+        <w:gridCol w:w="545"/>
       </w:tblGrid>
       <w:tr>
         <w:trPr>
@@ -2487,7 +2576,7 @@
           <w:p>
             <w:pPr>
               <w:pStyle w:val="Normal"/>
-              <w:widowControl/>
+              <w:widowControl w:val="false"/>
               <w:tabs>
                 <w:tab w:val="left" w:pos="720" w:leader="none"/>
               </w:tabs>
@@ -2514,14 +2603,14 @@
         </w:tc>
         <w:tc>
           <w:tcPr>
-            <w:tcW w:w="4839" w:type="dxa"/>
+            <w:tcW w:w="4840" w:type="dxa"/>
             <w:gridSpan w:val="12"/>
             <w:tcBorders/>
           </w:tcPr>
           <w:p>
             <w:pPr>
               <w:pStyle w:val="Normal"/>
-              <w:widowControl/>
+              <w:widowControl w:val="false"/>
               <w:spacing w:before="0" w:after="0"/>
               <w:jc w:val="center"/>
               <w:rPr>
@@ -2550,7 +2639,7 @@
           <w:p>
             <w:pPr>
               <w:pStyle w:val="Normal"/>
-              <w:widowControl/>
+              <w:widowControl w:val="false"/>
               <w:spacing w:before="0" w:after="0"/>
               <w:jc w:val="center"/>
               <w:rPr>
@@ -2580,7 +2669,7 @@
           <w:p>
             <w:pPr>
               <w:pStyle w:val="Normal"/>
-              <w:widowControl/>
+              <w:widowControl w:val="false"/>
               <w:spacing w:before="0" w:after="0"/>
               <w:jc w:val="center"/>
               <w:rPr>
@@ -2602,14 +2691,14 @@
         </w:tc>
         <w:tc>
           <w:tcPr>
-            <w:tcW w:w="1131" w:type="dxa"/>
+            <w:tcW w:w="1132" w:type="dxa"/>
             <w:gridSpan w:val="6"/>
             <w:tcBorders/>
           </w:tcPr>
           <w:p>
             <w:pPr>
               <w:pStyle w:val="Normal"/>
-              <w:widowControl/>
+              <w:widowControl w:val="false"/>
               <w:spacing w:before="0" w:after="0"/>
               <w:jc w:val="center"/>
               <w:rPr>
@@ -2638,7 +2727,7 @@
           <w:p>
             <w:pPr>
               <w:pStyle w:val="Normal"/>
-              <w:widowControl/>
+              <w:widowControl w:val="false"/>
               <w:spacing w:before="0" w:after="0"/>
               <w:jc w:val="center"/>
               <w:rPr>
@@ -2660,7 +2749,7 @@
         </w:tc>
         <w:tc>
           <w:tcPr>
-            <w:tcW w:w="879" w:type="dxa"/>
+            <w:tcW w:w="878" w:type="dxa"/>
             <w:gridSpan w:val="3"/>
             <w:vMerge w:val="restart"/>
             <w:tcBorders/>
@@ -2668,7 +2757,7 @@
           <w:p>
             <w:pPr>
               <w:pStyle w:val="Normal"/>
-              <w:widowControl/>
+              <w:widowControl w:val="false"/>
               <w:spacing w:before="0" w:after="0"/>
               <w:jc w:val="center"/>
               <w:rPr>
@@ -2690,7 +2779,7 @@
         </w:tc>
         <w:tc>
           <w:tcPr>
-            <w:tcW w:w="1199" w:type="dxa"/>
+            <w:tcW w:w="1201" w:type="dxa"/>
             <w:gridSpan w:val="4"/>
             <w:vMerge w:val="restart"/>
             <w:tcBorders/>
@@ -2698,7 +2787,7 @@
           <w:p>
             <w:pPr>
               <w:pStyle w:val="Normal"/>
-              <w:widowControl/>
+              <w:widowControl w:val="false"/>
               <w:spacing w:before="0" w:after="0"/>
               <w:jc w:val="center"/>
               <w:rPr>
@@ -2730,7 +2819,7 @@
           <w:p>
             <w:pPr>
               <w:pStyle w:val="Normal"/>
-              <w:widowControl/>
+              <w:widowControl w:val="false"/>
               <w:spacing w:before="0" w:after="0"/>
               <w:jc w:val="center"/>
               <w:rPr>
@@ -2759,7 +2848,7 @@
           <w:p>
             <w:pPr>
               <w:pStyle w:val="Normal"/>
-              <w:widowControl/>
+              <w:widowControl w:val="false"/>
               <w:spacing w:before="0" w:after="0"/>
               <w:jc w:val="center"/>
               <w:rPr>
@@ -2781,7 +2870,7 @@
         </w:tc>
         <w:tc>
           <w:tcPr>
-            <w:tcW w:w="1120" w:type="dxa"/>
+            <w:tcW w:w="1117" w:type="dxa"/>
             <w:gridSpan w:val="2"/>
             <w:vMerge w:val="restart"/>
             <w:tcBorders/>
@@ -2789,7 +2878,7 @@
           <w:p>
             <w:pPr>
               <w:pStyle w:val="Normal"/>
-              <w:widowControl/>
+              <w:widowControl w:val="false"/>
               <w:spacing w:before="0" w:after="0"/>
               <w:jc w:val="center"/>
               <w:rPr>
@@ -2825,7 +2914,7 @@
           <w:p>
             <w:pPr>
               <w:pStyle w:val="Normal"/>
-              <w:widowControl/>
+              <w:widowControl w:val="false"/>
               <w:tabs>
                 <w:tab w:val="left" w:pos="720" w:leader="none"/>
               </w:tabs>
@@ -2838,25 +2927,22 @@
             </w:pPr>
             <w:r>
               <w:rPr>
-                <w:rFonts w:eastAsia="Times New Roman" w:cs="Times New Roman"/>
-                <w:kern w:val="0"/>
-                <w:sz w:val="16"/>
-                <w:szCs w:val="16"/>
-                <w:lang w:val="ru-RU" w:eastAsia="ru-RU" w:bidi="ar-SA"/>
-              </w:rPr>
-            </w:r>
-          </w:p>
-        </w:tc>
-        <w:tc>
-          <w:tcPr>
-            <w:tcW w:w="3687" w:type="dxa"/>
+                <w:sz w:val="16"/>
+                <w:szCs w:val="16"/>
+              </w:rPr>
+            </w:r>
+          </w:p>
+        </w:tc>
+        <w:tc>
+          <w:tcPr>
+            <w:tcW w:w="3688" w:type="dxa"/>
             <w:gridSpan w:val="11"/>
             <w:tcBorders/>
           </w:tcPr>
           <w:p>
             <w:pPr>
               <w:pStyle w:val="Normal"/>
-              <w:widowControl/>
+              <w:widowControl w:val="false"/>
               <w:spacing w:before="0" w:after="0"/>
               <w:jc w:val="center"/>
               <w:rPr>
@@ -2884,7 +2970,7 @@
           <w:p>
             <w:pPr>
               <w:pStyle w:val="Normal"/>
-              <w:widowControl/>
+              <w:widowControl w:val="false"/>
               <w:spacing w:before="0" w:after="0"/>
               <w:jc w:val="center"/>
               <w:rPr>
@@ -2906,14 +2992,14 @@
         </w:tc>
         <w:tc>
           <w:tcPr>
-            <w:tcW w:w="1024" w:type="dxa"/>
+            <w:tcW w:w="1025" w:type="dxa"/>
             <w:gridSpan w:val="7"/>
             <w:tcBorders/>
           </w:tcPr>
           <w:p>
             <w:pPr>
               <w:pStyle w:val="Normal"/>
-              <w:widowControl/>
+              <w:widowControl w:val="false"/>
               <w:spacing w:before="0" w:after="0"/>
               <w:jc w:val="center"/>
               <w:rPr>
@@ -2937,14 +3023,14 @@
         </w:tc>
         <w:tc>
           <w:tcPr>
-            <w:tcW w:w="535" w:type="dxa"/>
+            <w:tcW w:w="534" w:type="dxa"/>
             <w:gridSpan w:val="2"/>
             <w:tcBorders/>
           </w:tcPr>
           <w:p>
             <w:pPr>
               <w:pStyle w:val="Normal"/>
-              <w:widowControl/>
+              <w:widowControl w:val="false"/>
               <w:spacing w:before="0" w:after="0"/>
               <w:jc w:val="center"/>
               <w:rPr>
@@ -2966,7 +3052,7 @@
           <w:p>
             <w:pPr>
               <w:pStyle w:val="Normal"/>
-              <w:widowControl/>
+              <w:widowControl w:val="false"/>
               <w:spacing w:before="0" w:after="0"/>
               <w:jc w:val="center"/>
               <w:rPr>
@@ -2996,21 +3082,18 @@
           <w:p>
             <w:pPr>
               <w:pStyle w:val="Normal"/>
-              <w:widowControl/>
-              <w:spacing w:before="0" w:after="0"/>
-              <w:jc w:val="center"/>
-              <w:rPr>
-                <w:sz w:val="16"/>
-                <w:szCs w:val="16"/>
-              </w:rPr>
-            </w:pPr>
-            <w:r>
-              <w:rPr>
-                <w:rFonts w:eastAsia="Times New Roman" w:cs="Times New Roman"/>
-                <w:kern w:val="0"/>
-                <w:sz w:val="16"/>
-                <w:szCs w:val="16"/>
-                <w:lang w:val="ru-RU" w:eastAsia="ru-RU" w:bidi="ar-SA"/>
+              <w:widowControl w:val="false"/>
+              <w:spacing w:before="0" w:after="0"/>
+              <w:jc w:val="center"/>
+              <w:rPr>
+                <w:sz w:val="16"/>
+                <w:szCs w:val="16"/>
+              </w:rPr>
+            </w:pPr>
+            <w:r>
+              <w:rPr>
+                <w:sz w:val="16"/>
+                <w:szCs w:val="16"/>
               </w:rPr>
             </w:r>
           </w:p>
@@ -3024,7 +3107,7 @@
           <w:p>
             <w:pPr>
               <w:pStyle w:val="Normal"/>
-              <w:widowControl/>
+              <w:widowControl w:val="false"/>
               <w:spacing w:before="0" w:after="0"/>
               <w:jc w:val="center"/>
               <w:rPr>
@@ -3046,14 +3129,14 @@
         </w:tc>
         <w:tc>
           <w:tcPr>
-            <w:tcW w:w="460" w:type="dxa"/>
+            <w:tcW w:w="461" w:type="dxa"/>
             <w:gridSpan w:val="2"/>
             <w:tcBorders/>
           </w:tcPr>
           <w:p>
             <w:pPr>
               <w:pStyle w:val="Normal"/>
-              <w:widowControl/>
+              <w:widowControl w:val="false"/>
               <w:spacing w:before="0" w:after="0"/>
               <w:jc w:val="center"/>
               <w:rPr>
@@ -3084,28 +3167,25 @@
           <w:p>
             <w:pPr>
               <w:pStyle w:val="Normal"/>
-              <w:widowControl/>
-              <w:spacing w:before="0" w:after="0"/>
-              <w:jc w:val="center"/>
-              <w:rPr>
-                <w:sz w:val="16"/>
-                <w:szCs w:val="16"/>
-              </w:rPr>
-            </w:pPr>
-            <w:r>
-              <w:rPr>
-                <w:rFonts w:eastAsia="Times New Roman" w:cs="Times New Roman"/>
-                <w:kern w:val="0"/>
-                <w:sz w:val="16"/>
-                <w:szCs w:val="16"/>
-                <w:lang w:val="ru-RU" w:eastAsia="ru-RU" w:bidi="ar-SA"/>
-              </w:rPr>
-            </w:r>
-          </w:p>
-        </w:tc>
-        <w:tc>
-          <w:tcPr>
-            <w:tcW w:w="879" w:type="dxa"/>
+              <w:widowControl w:val="false"/>
+              <w:spacing w:before="0" w:after="0"/>
+              <w:jc w:val="center"/>
+              <w:rPr>
+                <w:sz w:val="16"/>
+                <w:szCs w:val="16"/>
+              </w:rPr>
+            </w:pPr>
+            <w:r>
+              <w:rPr>
+                <w:sz w:val="16"/>
+                <w:szCs w:val="16"/>
+              </w:rPr>
+            </w:r>
+          </w:p>
+        </w:tc>
+        <w:tc>
+          <w:tcPr>
+            <w:tcW w:w="878" w:type="dxa"/>
             <w:gridSpan w:val="3"/>
             <w:vMerge w:val="continue"/>
             <w:tcBorders/>
@@ -3113,28 +3193,25 @@
           <w:p>
             <w:pPr>
               <w:pStyle w:val="Normal"/>
-              <w:widowControl/>
-              <w:spacing w:before="0" w:after="0"/>
-              <w:jc w:val="center"/>
-              <w:rPr>
-                <w:sz w:val="16"/>
-                <w:szCs w:val="16"/>
-              </w:rPr>
-            </w:pPr>
-            <w:r>
-              <w:rPr>
-                <w:rFonts w:eastAsia="Times New Roman" w:cs="Times New Roman"/>
-                <w:kern w:val="0"/>
-                <w:sz w:val="16"/>
-                <w:szCs w:val="16"/>
-                <w:lang w:val="ru-RU" w:eastAsia="ru-RU" w:bidi="ar-SA"/>
-              </w:rPr>
-            </w:r>
-          </w:p>
-        </w:tc>
-        <w:tc>
-          <w:tcPr>
-            <w:tcW w:w="1199" w:type="dxa"/>
+              <w:widowControl w:val="false"/>
+              <w:spacing w:before="0" w:after="0"/>
+              <w:jc w:val="center"/>
+              <w:rPr>
+                <w:sz w:val="16"/>
+                <w:szCs w:val="16"/>
+              </w:rPr>
+            </w:pPr>
+            <w:r>
+              <w:rPr>
+                <w:sz w:val="16"/>
+                <w:szCs w:val="16"/>
+              </w:rPr>
+            </w:r>
+          </w:p>
+        </w:tc>
+        <w:tc>
+          <w:tcPr>
+            <w:tcW w:w="1201" w:type="dxa"/>
             <w:gridSpan w:val="4"/>
             <w:vMerge w:val="continue"/>
             <w:tcBorders/>
@@ -3142,21 +3219,18 @@
           <w:p>
             <w:pPr>
               <w:pStyle w:val="Normal"/>
-              <w:widowControl/>
-              <w:spacing w:before="0" w:after="0"/>
-              <w:jc w:val="center"/>
-              <w:rPr>
-                <w:sz w:val="16"/>
-                <w:szCs w:val="16"/>
-              </w:rPr>
-            </w:pPr>
-            <w:r>
-              <w:rPr>
-                <w:rFonts w:eastAsia="Times New Roman" w:cs="Times New Roman"/>
-                <w:kern w:val="0"/>
-                <w:sz w:val="16"/>
-                <w:szCs w:val="16"/>
-                <w:lang w:val="ru-RU" w:eastAsia="ru-RU" w:bidi="ar-SA"/>
+              <w:widowControl w:val="false"/>
+              <w:spacing w:before="0" w:after="0"/>
+              <w:jc w:val="center"/>
+              <w:rPr>
+                <w:sz w:val="16"/>
+                <w:szCs w:val="16"/>
+              </w:rPr>
+            </w:pPr>
+            <w:r>
+              <w:rPr>
+                <w:sz w:val="16"/>
+                <w:szCs w:val="16"/>
               </w:rPr>
             </w:r>
           </w:p>
@@ -3171,21 +3245,18 @@
           <w:p>
             <w:pPr>
               <w:pStyle w:val="Normal"/>
-              <w:widowControl/>
-              <w:spacing w:before="0" w:after="0"/>
-              <w:jc w:val="center"/>
-              <w:rPr>
-                <w:sz w:val="16"/>
-                <w:szCs w:val="16"/>
-              </w:rPr>
-            </w:pPr>
-            <w:r>
-              <w:rPr>
-                <w:rFonts w:eastAsia="Times New Roman" w:cs="Times New Roman"/>
-                <w:kern w:val="0"/>
-                <w:sz w:val="16"/>
-                <w:szCs w:val="16"/>
-                <w:lang w:val="ru-RU" w:eastAsia="ru-RU" w:bidi="ar-SA"/>
+              <w:widowControl w:val="false"/>
+              <w:spacing w:before="0" w:after="0"/>
+              <w:jc w:val="center"/>
+              <w:rPr>
+                <w:sz w:val="16"/>
+                <w:szCs w:val="16"/>
+              </w:rPr>
+            </w:pPr>
+            <w:r>
+              <w:rPr>
+                <w:sz w:val="16"/>
+                <w:szCs w:val="16"/>
               </w:rPr>
             </w:r>
           </w:p>
@@ -3199,7 +3270,7 @@
           <w:p>
             <w:pPr>
               <w:pStyle w:val="Normal"/>
-              <w:widowControl/>
+              <w:widowControl w:val="false"/>
               <w:spacing w:before="0" w:after="0"/>
               <w:jc w:val="center"/>
               <w:rPr>
@@ -3228,7 +3299,7 @@
           <w:p>
             <w:pPr>
               <w:pStyle w:val="Normal"/>
-              <w:widowControl/>
+              <w:widowControl w:val="false"/>
               <w:spacing w:before="0" w:after="0"/>
               <w:jc w:val="center"/>
               <w:rPr>
@@ -3250,7 +3321,7 @@
         </w:tc>
         <w:tc>
           <w:tcPr>
-            <w:tcW w:w="1120" w:type="dxa"/>
+            <w:tcW w:w="1117" w:type="dxa"/>
             <w:gridSpan w:val="2"/>
             <w:vMerge w:val="continue"/>
             <w:tcBorders/>
@@ -3258,21 +3329,18 @@
           <w:p>
             <w:pPr>
               <w:pStyle w:val="Normal"/>
-              <w:widowControl/>
-              <w:spacing w:before="0" w:after="0"/>
-              <w:jc w:val="center"/>
-              <w:rPr>
-                <w:sz w:val="16"/>
-                <w:szCs w:val="16"/>
-              </w:rPr>
-            </w:pPr>
-            <w:r>
-              <w:rPr>
-                <w:rFonts w:eastAsia="Times New Roman" w:cs="Times New Roman"/>
-                <w:kern w:val="0"/>
-                <w:sz w:val="16"/>
-                <w:szCs w:val="16"/>
-                <w:lang w:val="ru-RU" w:eastAsia="ru-RU" w:bidi="ar-SA"/>
+              <w:widowControl w:val="false"/>
+              <w:spacing w:before="0" w:after="0"/>
+              <w:jc w:val="center"/>
+              <w:rPr>
+                <w:sz w:val="16"/>
+                <w:szCs w:val="16"/>
+              </w:rPr>
+            </w:pPr>
+            <w:r>
+              <w:rPr>
+                <w:sz w:val="16"/>
+                <w:szCs w:val="16"/>
               </w:rPr>
             </w:r>
           </w:p>
@@ -3292,7 +3360,7 @@
           <w:p>
             <w:pPr>
               <w:pStyle w:val="Normal"/>
-              <w:widowControl/>
+              <w:widowControl w:val="false"/>
               <w:tabs>
                 <w:tab w:val="left" w:pos="720" w:leader="none"/>
               </w:tabs>
@@ -3317,7 +3385,7 @@
         </w:tc>
         <w:tc>
           <w:tcPr>
-            <w:tcW w:w="3687" w:type="dxa"/>
+            <w:tcW w:w="3688" w:type="dxa"/>
             <w:gridSpan w:val="11"/>
             <w:tcBorders/>
             <w:vAlign w:val="center"/>
@@ -3325,7 +3393,7 @@
           <w:p>
             <w:pPr>
               <w:pStyle w:val="Normal"/>
-              <w:widowControl/>
+              <w:widowControl w:val="false"/>
               <w:spacing w:before="0" w:after="0"/>
               <w:jc w:val="center"/>
               <w:rPr>
@@ -3354,7 +3422,7 @@
           <w:p>
             <w:pPr>
               <w:pStyle w:val="Normal"/>
-              <w:widowControl/>
+              <w:widowControl w:val="false"/>
               <w:spacing w:before="0" w:after="0"/>
               <w:jc w:val="center"/>
               <w:rPr>
@@ -3376,7 +3444,7 @@
         </w:tc>
         <w:tc>
           <w:tcPr>
-            <w:tcW w:w="1024" w:type="dxa"/>
+            <w:tcW w:w="1025" w:type="dxa"/>
             <w:gridSpan w:val="7"/>
             <w:tcBorders/>
             <w:vAlign w:val="center"/>
@@ -3384,7 +3452,7 @@
           <w:p>
             <w:pPr>
               <w:pStyle w:val="Normal"/>
-              <w:widowControl/>
+              <w:widowControl w:val="false"/>
               <w:spacing w:before="0" w:after="0"/>
               <w:jc w:val="center"/>
               <w:rPr>
@@ -3406,7 +3474,7 @@
         </w:tc>
         <w:tc>
           <w:tcPr>
-            <w:tcW w:w="535" w:type="dxa"/>
+            <w:tcW w:w="534" w:type="dxa"/>
             <w:gridSpan w:val="2"/>
             <w:tcBorders/>
             <w:vAlign w:val="center"/>
@@ -3414,7 +3482,7 @@
           <w:p>
             <w:pPr>
               <w:pStyle w:val="Normal"/>
-              <w:widowControl/>
+              <w:widowControl w:val="false"/>
               <w:spacing w:before="0" w:after="0"/>
               <w:jc w:val="center"/>
               <w:rPr>
@@ -3444,7 +3512,7 @@
           <w:p>
             <w:pPr>
               <w:pStyle w:val="Normal"/>
-              <w:widowControl/>
+              <w:widowControl w:val="false"/>
               <w:spacing w:before="0" w:after="0"/>
               <w:jc w:val="center"/>
               <w:rPr>
@@ -3474,7 +3542,7 @@
           <w:p>
             <w:pPr>
               <w:pStyle w:val="Normal"/>
-              <w:widowControl/>
+              <w:widowControl w:val="false"/>
               <w:spacing w:before="0" w:after="0"/>
               <w:jc w:val="center"/>
               <w:rPr>
@@ -3496,7 +3564,7 @@
         </w:tc>
         <w:tc>
           <w:tcPr>
-            <w:tcW w:w="460" w:type="dxa"/>
+            <w:tcW w:w="461" w:type="dxa"/>
             <w:gridSpan w:val="2"/>
             <w:tcBorders/>
             <w:vAlign w:val="center"/>
@@ -3504,7 +3572,7 @@
           <w:p>
             <w:pPr>
               <w:pStyle w:val="Normal"/>
-              <w:widowControl/>
+              <w:widowControl w:val="false"/>
               <w:spacing w:before="0" w:after="0"/>
               <w:jc w:val="center"/>
               <w:rPr>
@@ -3533,7 +3601,7 @@
           <w:p>
             <w:pPr>
               <w:pStyle w:val="Normal"/>
-              <w:widowControl/>
+              <w:widowControl w:val="false"/>
               <w:spacing w:before="0" w:after="0"/>
               <w:jc w:val="center"/>
               <w:rPr>
@@ -3555,7 +3623,7 @@
         </w:tc>
         <w:tc>
           <w:tcPr>
-            <w:tcW w:w="879" w:type="dxa"/>
+            <w:tcW w:w="878" w:type="dxa"/>
             <w:gridSpan w:val="3"/>
             <w:tcBorders/>
             <w:vAlign w:val="center"/>
@@ -3563,7 +3631,7 @@
           <w:p>
             <w:pPr>
               <w:pStyle w:val="Normal"/>
-              <w:widowControl/>
+              <w:widowControl w:val="false"/>
               <w:spacing w:before="0" w:after="0"/>
               <w:jc w:val="center"/>
               <w:rPr>
@@ -3585,7 +3653,7 @@
         </w:tc>
         <w:tc>
           <w:tcPr>
-            <w:tcW w:w="1199" w:type="dxa"/>
+            <w:tcW w:w="1201" w:type="dxa"/>
             <w:gridSpan w:val="4"/>
             <w:tcBorders/>
             <w:vAlign w:val="center"/>
@@ -3593,7 +3661,7 @@
           <w:p>
             <w:pPr>
               <w:pStyle w:val="Normal"/>
-              <w:widowControl/>
+              <w:widowControl w:val="false"/>
               <w:spacing w:before="0" w:after="0"/>
               <w:jc w:val="center"/>
               <w:rPr>
@@ -3623,7 +3691,7 @@
           <w:p>
             <w:pPr>
               <w:pStyle w:val="Normal"/>
-              <w:widowControl/>
+              <w:widowControl w:val="false"/>
               <w:spacing w:before="0" w:after="0"/>
               <w:jc w:val="center"/>
               <w:rPr>
@@ -3653,7 +3721,7 @@
           <w:p>
             <w:pPr>
               <w:pStyle w:val="Normal"/>
-              <w:widowControl/>
+              <w:widowControl w:val="false"/>
               <w:spacing w:before="0" w:after="0"/>
               <w:jc w:val="center"/>
               <w:rPr>
@@ -3683,7 +3751,7 @@
           <w:p>
             <w:pPr>
               <w:pStyle w:val="Normal"/>
-              <w:widowControl/>
+              <w:widowControl w:val="false"/>
               <w:spacing w:before="0" w:after="0"/>
               <w:jc w:val="center"/>
               <w:rPr>
@@ -3705,7 +3773,7 @@
         </w:tc>
         <w:tc>
           <w:tcPr>
-            <w:tcW w:w="1120" w:type="dxa"/>
+            <w:tcW w:w="1117" w:type="dxa"/>
             <w:gridSpan w:val="2"/>
             <w:tcBorders/>
             <w:vAlign w:val="center"/>
@@ -3713,7 +3781,7 @@
           <w:p>
             <w:pPr>
               <w:pStyle w:val="Normal"/>
-              <w:widowControl/>
+              <w:widowControl w:val="false"/>
               <w:spacing w:before="0" w:after="0"/>
               <w:jc w:val="center"/>
               <w:rPr>
@@ -3748,7 +3816,7 @@
           <w:p>
             <w:pPr>
               <w:pStyle w:val="Normal"/>
-              <w:widowControl/>
+              <w:widowControl w:val="false"/>
               <w:spacing w:before="0" w:after="0"/>
               <w:ind w:right="57" w:hanging="0"/>
               <w:jc w:val="left"/>
@@ -3785,7 +3853,7 @@
           <w:p>
             <w:pPr>
               <w:pStyle w:val="ListParagraph"/>
-              <w:widowControl/>
+              <w:widowControl w:val="false"/>
               <w:spacing w:before="0" w:after="0"/>
               <w:ind w:left="57" w:hanging="0"/>
               <w:contextualSpacing/>
@@ -3799,8 +3867,8 @@
               <w:rPr>
                 <w:rFonts w:eastAsia="Times New Roman" w:cs="Times New Roman"/>
                 <w:kern w:val="0"/>
-                <w:sz w:val="14"/>
-                <w:szCs w:val="14"/>
+                <w:sz w:val="16"/>
+                <w:szCs w:val="16"/>
                 <w:lang w:val="en-US" w:eastAsia="ru-RU" w:bidi="ar-SA"/>
               </w:rPr>
               <w:t>{{item[‘num’] }}</w:t>
@@ -3809,7 +3877,7 @@
         </w:tc>
         <w:tc>
           <w:tcPr>
-            <w:tcW w:w="3687" w:type="dxa"/>
+            <w:tcW w:w="3688" w:type="dxa"/>
             <w:gridSpan w:val="11"/>
             <w:tcBorders/>
           </w:tcPr>
@@ -3820,43 +3888,19 @@
               <w:spacing w:before="0" w:after="0"/>
               <w:jc w:val="left"/>
               <w:rPr>
-                <w:sz w:val="14"/>
-                <w:szCs w:val="14"/>
-                <w:lang w:val="en-US"/>
-              </w:rPr>
-            </w:pPr>
-            <w:r>
-              <w:rPr>
-                <w:rFonts w:eastAsia="Times New Roman" w:cs="Times New Roman"/>
-                <w:kern w:val="0"/>
-                <w:sz w:val="14"/>
-                <w:szCs w:val="14"/>
+                <w:sz w:val="16"/>
+                <w:szCs w:val="16"/>
+              </w:rPr>
+            </w:pPr>
+            <w:r>
+              <w:rPr>
+                <w:rFonts w:eastAsia="Times New Roman" w:cs="Times New Roman"/>
+                <w:kern w:val="0"/>
+                <w:sz w:val="16"/>
+                <w:szCs w:val="16"/>
                 <w:lang w:val="en-US" w:eastAsia="ru-RU" w:bidi="ar-SA"/>
               </w:rPr>
-              <w:t>{{ item[‘brand’] }} {{ item[‘item’] }}</w:t>
-            </w:r>
-          </w:p>
-          <w:p>
-            <w:pPr>
-              <w:pStyle w:val="Normal"/>
-              <w:widowControl/>
-              <w:spacing w:before="0" w:after="0"/>
-              <w:ind w:left="57" w:hanging="0"/>
-              <w:jc w:val="left"/>
-              <w:rPr>
-                <w:sz w:val="16"/>
-                <w:szCs w:val="16"/>
-              </w:rPr>
-            </w:pPr>
-            <w:r>
-              <w:rPr>
-                <w:rFonts w:eastAsia="Times New Roman" w:cs="Times New Roman"/>
-                <w:kern w:val="0"/>
-                <w:sz w:val="12"/>
-                <w:szCs w:val="12"/>
-                <w:lang w:val="en-US" w:eastAsia="ru-RU" w:bidi="ar-SA"/>
-              </w:rPr>
-              <w:t>{{ item[‘category’] }} {{ item[‘desc’]  }}</w:t>
+              <w:t>{{ item[‘brand’] }} {{ item[‘item’] }} {{ item[‘category’] }}</w:t>
             </w:r>
           </w:p>
         </w:tc>
@@ -3868,7 +3912,7 @@
           <w:p>
             <w:pPr>
               <w:pStyle w:val="Normal"/>
-              <w:widowControl/>
+              <w:widowControl w:val="false"/>
               <w:spacing w:before="0" w:after="0"/>
               <w:ind w:left="57" w:hanging="0"/>
               <w:jc w:val="left"/>
@@ -3880,25 +3924,23 @@
             </w:pPr>
             <w:r>
               <w:rPr>
-                <w:rFonts w:eastAsia="Times New Roman" w:cs="Times New Roman"/>
-                <w:kern w:val="0"/>
-                <w:sz w:val="16"/>
-                <w:szCs w:val="16"/>
-                <w:lang w:val="en-US" w:eastAsia="ru-RU" w:bidi="ar-SA"/>
-              </w:rPr>
-            </w:r>
-          </w:p>
-        </w:tc>
-        <w:tc>
-          <w:tcPr>
-            <w:tcW w:w="1024" w:type="dxa"/>
+                <w:sz w:val="16"/>
+                <w:szCs w:val="16"/>
+                <w:lang w:val="en-US"/>
+              </w:rPr>
+            </w:r>
+          </w:p>
+        </w:tc>
+        <w:tc>
+          <w:tcPr>
+            <w:tcW w:w="1025" w:type="dxa"/>
             <w:gridSpan w:val="7"/>
             <w:tcBorders/>
           </w:tcPr>
           <w:p>
             <w:pPr>
               <w:pStyle w:val="Normal"/>
-              <w:widowControl/>
+              <w:widowControl w:val="false"/>
               <w:spacing w:before="0" w:after="0"/>
               <w:ind w:left="57" w:hanging="0"/>
               <w:jc w:val="left"/>
@@ -3911,8 +3953,8 @@
               <w:rPr>
                 <w:rFonts w:eastAsia="Times New Roman" w:cs="Times New Roman"/>
                 <w:kern w:val="0"/>
-                <w:sz w:val="14"/>
-                <w:szCs w:val="14"/>
+                <w:sz w:val="16"/>
+                <w:szCs w:val="16"/>
                 <w:lang w:val="en-US" w:eastAsia="ru-RU" w:bidi="ar-SA"/>
               </w:rPr>
               <w:t>{{ item[‘quantity’] }}</w:t>
@@ -3921,14 +3963,14 @@
         </w:tc>
         <w:tc>
           <w:tcPr>
-            <w:tcW w:w="535" w:type="dxa"/>
+            <w:tcW w:w="534" w:type="dxa"/>
             <w:gridSpan w:val="2"/>
             <w:tcBorders/>
           </w:tcPr>
           <w:p>
             <w:pPr>
               <w:pStyle w:val="Normal"/>
-              <w:widowControl/>
+              <w:widowControl w:val="false"/>
               <w:spacing w:before="0" w:after="0"/>
               <w:ind w:left="57" w:hanging="0"/>
               <w:jc w:val="left"/>
@@ -3939,13 +3981,33 @@
             </w:pPr>
             <w:r>
               <w:rPr>
-                <w:rFonts w:eastAsia="Times New Roman" w:cs="Arial"/>
-                <w:kern w:val="0"/>
-                <w:sz w:val="16"/>
-                <w:szCs w:val="16"/>
-                <w:lang w:val="ru-RU" w:eastAsia="en-US" w:bidi="ar-SA"/>
-              </w:rPr>
-              <w:t>—</w:t>
+                <w:rFonts w:eastAsia="Times New Roman" w:cs="Times New Roman"/>
+                <w:kern w:val="0"/>
+                <w:sz w:val="16"/>
+                <w:szCs w:val="16"/>
+                <w:lang w:val="en-US" w:eastAsia="ru-RU" w:bidi="ar-SA"/>
+              </w:rPr>
+              <w:t>{{ item[‘quantity</w:t>
+            </w:r>
+            <w:r>
+              <w:rPr>
+                <w:rFonts w:eastAsia="Times New Roman" w:cs="Times New Roman"/>
+                <w:kern w:val="0"/>
+                <w:sz w:val="16"/>
+                <w:szCs w:val="16"/>
+                <w:lang w:val="en-US" w:eastAsia="ru-RU" w:bidi="ar-SA"/>
+              </w:rPr>
+              <w:t>_okei</w:t>
+            </w:r>
+            <w:r>
+              <w:rPr>
+                <w:rFonts w:eastAsia="Times New Roman" w:cs="Times New Roman"/>
+                <w:kern w:val="0"/>
+                <w:sz w:val="16"/>
+                <w:szCs w:val="16"/>
+                <w:lang w:val="en-US" w:eastAsia="ru-RU" w:bidi="ar-SA"/>
+              </w:rPr>
+              <w:t>’] }}</w:t>
             </w:r>
           </w:p>
         </w:tc>
@@ -3958,7 +4020,7 @@
           <w:p>
             <w:pPr>
               <w:pStyle w:val="Normal"/>
-              <w:widowControl/>
+              <w:widowControl w:val="false"/>
               <w:spacing w:before="0" w:after="0"/>
               <w:ind w:left="57" w:hanging="0"/>
               <w:jc w:val="left"/>
@@ -3969,11 +4031,8 @@
             </w:pPr>
             <w:r>
               <w:rPr>
-                <w:rFonts w:eastAsia="Times New Roman" w:cs="Times New Roman"/>
-                <w:kern w:val="0"/>
-                <w:sz w:val="16"/>
-                <w:szCs w:val="16"/>
-                <w:lang w:val="ru-RU" w:eastAsia="ru-RU" w:bidi="ar-SA"/>
+                <w:sz w:val="16"/>
+                <w:szCs w:val="16"/>
               </w:rPr>
             </w:r>
           </w:p>
@@ -3987,7 +4046,7 @@
           <w:p>
             <w:pPr>
               <w:pStyle w:val="Normal"/>
-              <w:widowControl/>
+              <w:widowControl w:val="false"/>
               <w:spacing w:before="0" w:after="0"/>
               <w:ind w:left="57" w:hanging="0"/>
               <w:jc w:val="left"/>
@@ -3998,25 +4057,22 @@
             </w:pPr>
             <w:r>
               <w:rPr>
-                <w:rFonts w:eastAsia="Times New Roman" w:cs="Times New Roman"/>
-                <w:kern w:val="0"/>
-                <w:sz w:val="16"/>
-                <w:szCs w:val="16"/>
-                <w:lang w:val="ru-RU" w:eastAsia="ru-RU" w:bidi="ar-SA"/>
-              </w:rPr>
-            </w:r>
-          </w:p>
-        </w:tc>
-        <w:tc>
-          <w:tcPr>
-            <w:tcW w:w="460" w:type="dxa"/>
+                <w:sz w:val="16"/>
+                <w:szCs w:val="16"/>
+              </w:rPr>
+            </w:r>
+          </w:p>
+        </w:tc>
+        <w:tc>
+          <w:tcPr>
+            <w:tcW w:w="461" w:type="dxa"/>
             <w:gridSpan w:val="2"/>
             <w:tcBorders/>
           </w:tcPr>
           <w:p>
             <w:pPr>
               <w:pStyle w:val="Normal"/>
-              <w:widowControl/>
+              <w:widowControl w:val="false"/>
               <w:spacing w:before="0" w:after="0"/>
               <w:ind w:left="57" w:hanging="0"/>
               <w:jc w:val="left"/>
@@ -4027,11 +4083,8 @@
             </w:pPr>
             <w:r>
               <w:rPr>
-                <w:rFonts w:eastAsia="Times New Roman" w:cs="Times New Roman"/>
-                <w:kern w:val="0"/>
-                <w:sz w:val="16"/>
-                <w:szCs w:val="16"/>
-                <w:lang w:val="ru-RU" w:eastAsia="ru-RU" w:bidi="ar-SA"/>
+                <w:sz w:val="16"/>
+                <w:szCs w:val="16"/>
               </w:rPr>
             </w:r>
           </w:p>
@@ -4044,7 +4097,7 @@
           <w:p>
             <w:pPr>
               <w:pStyle w:val="Normal"/>
-              <w:widowControl/>
+              <w:widowControl w:val="false"/>
               <w:spacing w:before="0" w:after="0"/>
               <w:ind w:left="57" w:hanging="0"/>
               <w:jc w:val="left"/>
@@ -4055,25 +4108,22 @@
             </w:pPr>
             <w:r>
               <w:rPr>
-                <w:rFonts w:eastAsia="Times New Roman" w:cs="Times New Roman"/>
-                <w:kern w:val="0"/>
-                <w:sz w:val="16"/>
-                <w:szCs w:val="16"/>
-                <w:lang w:val="ru-RU" w:eastAsia="ru-RU" w:bidi="ar-SA"/>
-              </w:rPr>
-            </w:r>
-          </w:p>
-        </w:tc>
-        <w:tc>
-          <w:tcPr>
-            <w:tcW w:w="879" w:type="dxa"/>
+                <w:sz w:val="16"/>
+                <w:szCs w:val="16"/>
+              </w:rPr>
+            </w:r>
+          </w:p>
+        </w:tc>
+        <w:tc>
+          <w:tcPr>
+            <w:tcW w:w="878" w:type="dxa"/>
             <w:gridSpan w:val="3"/>
             <w:tcBorders/>
           </w:tcPr>
           <w:p>
             <w:pPr>
               <w:pStyle w:val="Normal"/>
-              <w:widowControl/>
+              <w:widowControl w:val="false"/>
               <w:spacing w:before="0" w:after="0"/>
               <w:ind w:left="57" w:hanging="0"/>
               <w:jc w:val="left"/>
@@ -4086,8 +4136,8 @@
               <w:rPr>
                 <w:rFonts w:eastAsia="Times New Roman" w:cs="Times New Roman"/>
                 <w:kern w:val="0"/>
-                <w:sz w:val="14"/>
-                <w:szCs w:val="14"/>
+                <w:sz w:val="16"/>
+                <w:szCs w:val="16"/>
                 <w:lang w:val="en-US" w:eastAsia="ru-RU" w:bidi="ar-SA"/>
               </w:rPr>
               <w:t>{{ item[‘count’] }}</w:t>
@@ -4096,14 +4146,14 @@
         </w:tc>
         <w:tc>
           <w:tcPr>
-            <w:tcW w:w="1199" w:type="dxa"/>
+            <w:tcW w:w="1201" w:type="dxa"/>
             <w:gridSpan w:val="4"/>
             <w:tcBorders/>
           </w:tcPr>
           <w:p>
             <w:pPr>
               <w:pStyle w:val="Normal"/>
-              <w:widowControl/>
+              <w:widowControl w:val="false"/>
               <w:spacing w:before="0" w:after="0"/>
               <w:ind w:right="57" w:hanging="0"/>
               <w:jc w:val="right"/>
@@ -4116,8 +4166,8 @@
               <w:rPr>
                 <w:rFonts w:eastAsia="Times New Roman" w:cs="Times New Roman"/>
                 <w:kern w:val="0"/>
-                <w:sz w:val="14"/>
-                <w:szCs w:val="14"/>
+                <w:sz w:val="16"/>
+                <w:szCs w:val="16"/>
                 <w:lang w:val="ru-RU" w:eastAsia="ru-RU" w:bidi="ar-SA"/>
               </w:rPr>
               <w:t xml:space="preserve">{{ </w:t>
@@ -4126,8 +4176,8 @@
               <w:rPr>
                 <w:rFonts w:eastAsia="Times New Roman" w:cs="Times New Roman"/>
                 <w:kern w:val="0"/>
-                <w:sz w:val="14"/>
-                <w:szCs w:val="14"/>
+                <w:sz w:val="16"/>
+                <w:szCs w:val="16"/>
                 <w:lang w:val="en-US" w:eastAsia="ru-RU" w:bidi="ar-SA"/>
               </w:rPr>
               <w:t>item</w:t>
@@ -4136,8 +4186,8 @@
               <w:rPr>
                 <w:rFonts w:eastAsia="Times New Roman" w:cs="Times New Roman"/>
                 <w:kern w:val="0"/>
-                <w:sz w:val="14"/>
-                <w:szCs w:val="14"/>
+                <w:sz w:val="16"/>
+                <w:szCs w:val="16"/>
                 <w:lang w:val="ru-RU" w:eastAsia="ru-RU" w:bidi="ar-SA"/>
               </w:rPr>
               <w:t>[‘</w:t>
@@ -4146,8 +4196,8 @@
               <w:rPr>
                 <w:rFonts w:eastAsia="Times New Roman" w:cs="Times New Roman"/>
                 <w:kern w:val="0"/>
-                <w:sz w:val="14"/>
-                <w:szCs w:val="14"/>
+                <w:sz w:val="16"/>
+                <w:szCs w:val="16"/>
                 <w:lang w:val="en-US" w:eastAsia="ru-RU" w:bidi="ar-SA"/>
               </w:rPr>
               <w:t>price</w:t>
@@ -4156,8 +4206,8 @@
               <w:rPr>
                 <w:rFonts w:eastAsia="Times New Roman" w:cs="Times New Roman"/>
                 <w:kern w:val="0"/>
-                <w:sz w:val="14"/>
-                <w:szCs w:val="14"/>
+                <w:sz w:val="16"/>
+                <w:szCs w:val="16"/>
                 <w:lang w:val="ru-RU" w:eastAsia="ru-RU" w:bidi="ar-SA"/>
               </w:rPr>
               <w:t>’] }}</w:t>
@@ -4173,7 +4223,7 @@
           <w:p>
             <w:pPr>
               <w:pStyle w:val="Normal"/>
-              <w:widowControl/>
+              <w:widowControl w:val="false"/>
               <w:spacing w:before="0" w:after="0"/>
               <w:ind w:right="57" w:hanging="0"/>
               <w:jc w:val="right"/>
@@ -4186,8 +4236,8 @@
               <w:rPr>
                 <w:rFonts w:eastAsia="Times New Roman" w:cs="Times New Roman"/>
                 <w:kern w:val="0"/>
-                <w:sz w:val="14"/>
-                <w:szCs w:val="14"/>
+                <w:sz w:val="16"/>
+                <w:szCs w:val="16"/>
                 <w:lang w:val="ru-RU" w:eastAsia="ru-RU" w:bidi="ar-SA"/>
               </w:rPr>
               <w:t xml:space="preserve">{{ </w:t>
@@ -4196,8 +4246,8 @@
               <w:rPr>
                 <w:rFonts w:eastAsia="Times New Roman" w:cs="Times New Roman"/>
                 <w:kern w:val="0"/>
-                <w:sz w:val="14"/>
-                <w:szCs w:val="14"/>
+                <w:sz w:val="16"/>
+                <w:szCs w:val="16"/>
                 <w:lang w:val="en-US" w:eastAsia="ru-RU" w:bidi="ar-SA"/>
               </w:rPr>
               <w:t>item</w:t>
@@ -4206,8 +4256,8 @@
               <w:rPr>
                 <w:rFonts w:eastAsia="Times New Roman" w:cs="Times New Roman"/>
                 <w:kern w:val="0"/>
-                <w:sz w:val="14"/>
-                <w:szCs w:val="14"/>
+                <w:sz w:val="16"/>
+                <w:szCs w:val="16"/>
                 <w:lang w:val="ru-RU" w:eastAsia="ru-RU" w:bidi="ar-SA"/>
               </w:rPr>
               <w:t>[‘</w:t>
@@ -4216,8 +4266,8 @@
               <w:rPr>
                 <w:rFonts w:eastAsia="Times New Roman" w:cs="Times New Roman"/>
                 <w:kern w:val="0"/>
-                <w:sz w:val="14"/>
-                <w:szCs w:val="14"/>
+                <w:sz w:val="16"/>
+                <w:szCs w:val="16"/>
                 <w:lang w:val="en-US" w:eastAsia="ru-RU" w:bidi="ar-SA"/>
               </w:rPr>
               <w:t>summ</w:t>
@@ -4226,8 +4276,8 @@
               <w:rPr>
                 <w:rFonts w:eastAsia="Times New Roman" w:cs="Times New Roman"/>
                 <w:kern w:val="0"/>
-                <w:sz w:val="14"/>
-                <w:szCs w:val="14"/>
+                <w:sz w:val="16"/>
+                <w:szCs w:val="16"/>
                 <w:lang w:val="ru-RU" w:eastAsia="ru-RU" w:bidi="ar-SA"/>
               </w:rPr>
               <w:t>’] }}</w:t>
@@ -4243,7 +4293,7 @@
           <w:p>
             <w:pPr>
               <w:pStyle w:val="Normal"/>
-              <w:widowControl/>
+              <w:widowControl w:val="false"/>
               <w:spacing w:before="0" w:after="0"/>
               <w:ind w:left="57" w:hanging="0"/>
               <w:jc w:val="left"/>
@@ -4254,11 +4304,8 @@
             </w:pPr>
             <w:r>
               <w:rPr>
-                <w:rFonts w:eastAsia="Times New Roman" w:cs="Times New Roman"/>
-                <w:kern w:val="0"/>
-                <w:sz w:val="16"/>
-                <w:szCs w:val="16"/>
-                <w:lang w:val="ru-RU" w:eastAsia="ru-RU" w:bidi="ar-SA"/>
+                <w:sz w:val="16"/>
+                <w:szCs w:val="16"/>
               </w:rPr>
             </w:r>
           </w:p>
@@ -4272,7 +4319,7 @@
           <w:p>
             <w:pPr>
               <w:pStyle w:val="Normal"/>
-              <w:widowControl/>
+              <w:widowControl w:val="false"/>
               <w:spacing w:before="0" w:after="0"/>
               <w:ind w:right="57" w:hanging="0"/>
               <w:jc w:val="right"/>
@@ -4283,40 +4330,36 @@
             </w:pPr>
             <w:r>
               <w:rPr>
-                <w:rFonts w:eastAsia="Times New Roman" w:cs="Times New Roman"/>
-                <w:kern w:val="0"/>
-                <w:sz w:val="16"/>
-                <w:szCs w:val="16"/>
-                <w:lang w:val="ru-RU" w:eastAsia="ru-RU" w:bidi="ar-SA"/>
-              </w:rPr>
-            </w:r>
-          </w:p>
-        </w:tc>
-        <w:tc>
-          <w:tcPr>
-            <w:tcW w:w="1120" w:type="dxa"/>
+                <w:sz w:val="16"/>
+                <w:szCs w:val="16"/>
+              </w:rPr>
+            </w:r>
+          </w:p>
+        </w:tc>
+        <w:tc>
+          <w:tcPr>
+            <w:tcW w:w="1117" w:type="dxa"/>
             <w:gridSpan w:val="2"/>
             <w:tcBorders/>
           </w:tcPr>
           <w:p>
             <w:pPr>
               <w:pStyle w:val="Normal"/>
-              <w:widowControl/>
+              <w:widowControl w:val="false"/>
               <w:spacing w:before="0" w:after="0"/>
               <w:ind w:right="57" w:hanging="0"/>
               <w:jc w:val="right"/>
               <w:rPr>
                 <w:sz w:val="16"/>
                 <w:szCs w:val="16"/>
-                <w:lang w:val="en-US"/>
-              </w:rPr>
-            </w:pPr>
-            <w:r>
-              <w:rPr>
-                <w:rFonts w:eastAsia="Times New Roman" w:cs="Times New Roman"/>
-                <w:kern w:val="0"/>
-                <w:sz w:val="14"/>
-                <w:szCs w:val="14"/>
+              </w:rPr>
+            </w:pPr>
+            <w:r>
+              <w:rPr>
+                <w:rFonts w:eastAsia="Times New Roman" w:cs="Times New Roman"/>
+                <w:kern w:val="0"/>
+                <w:sz w:val="16"/>
+                <w:szCs w:val="16"/>
                 <w:lang w:val="ru-RU" w:eastAsia="ru-RU" w:bidi="ar-SA"/>
               </w:rPr>
               <w:t xml:space="preserve">{{ </w:t>
@@ -4325,8 +4368,8 @@
               <w:rPr>
                 <w:rFonts w:eastAsia="Times New Roman" w:cs="Times New Roman"/>
                 <w:kern w:val="0"/>
-                <w:sz w:val="14"/>
-                <w:szCs w:val="14"/>
+                <w:sz w:val="16"/>
+                <w:szCs w:val="16"/>
                 <w:lang w:val="en-US" w:eastAsia="ru-RU" w:bidi="ar-SA"/>
               </w:rPr>
               <w:t>item</w:t>
@@ -4335,8 +4378,8 @@
               <w:rPr>
                 <w:rFonts w:eastAsia="Times New Roman" w:cs="Times New Roman"/>
                 <w:kern w:val="0"/>
-                <w:sz w:val="14"/>
-                <w:szCs w:val="14"/>
+                <w:sz w:val="16"/>
+                <w:szCs w:val="16"/>
                 <w:lang w:val="ru-RU" w:eastAsia="ru-RU" w:bidi="ar-SA"/>
               </w:rPr>
               <w:t>[‘</w:t>
@@ -4345,8 +4388,8 @@
               <w:rPr>
                 <w:rFonts w:eastAsia="Times New Roman" w:cs="Times New Roman"/>
                 <w:kern w:val="0"/>
-                <w:sz w:val="14"/>
-                <w:szCs w:val="14"/>
+                <w:sz w:val="16"/>
+                <w:szCs w:val="16"/>
                 <w:lang w:val="en-US" w:eastAsia="ru-RU" w:bidi="ar-SA"/>
               </w:rPr>
               <w:t>summ</w:t>
@@ -4355,8 +4398,8 @@
               <w:rPr>
                 <w:rFonts w:eastAsia="Times New Roman" w:cs="Times New Roman"/>
                 <w:kern w:val="0"/>
-                <w:sz w:val="14"/>
-                <w:szCs w:val="14"/>
+                <w:sz w:val="16"/>
+                <w:szCs w:val="16"/>
                 <w:lang w:val="ru-RU" w:eastAsia="ru-RU" w:bidi="ar-SA"/>
               </w:rPr>
               <w:t>’] }}</w:t>
@@ -4378,7 +4421,7 @@
           <w:p>
             <w:pPr>
               <w:pStyle w:val="Normal"/>
-              <w:widowControl/>
+              <w:widowControl w:val="false"/>
               <w:spacing w:before="0" w:after="0"/>
               <w:ind w:right="57" w:hanging="0"/>
               <w:jc w:val="left"/>
@@ -4461,28 +4504,25 @@
             <w:pPr>
               <w:pStyle w:val="Normal"/>
               <w:keepNext w:val="true"/>
-              <w:widowControl/>
-              <w:spacing w:before="0" w:after="0"/>
-              <w:jc w:val="center"/>
-              <w:rPr>
-                <w:sz w:val="16"/>
-                <w:szCs w:val="16"/>
-              </w:rPr>
-            </w:pPr>
-            <w:r>
-              <w:rPr>
-                <w:rFonts w:eastAsia="Times New Roman" w:cs="Times New Roman"/>
-                <w:kern w:val="0"/>
-                <w:sz w:val="16"/>
-                <w:szCs w:val="16"/>
-                <w:lang w:val="ru-RU" w:eastAsia="ru-RU" w:bidi="ar-SA"/>
-              </w:rPr>
-            </w:r>
-          </w:p>
-        </w:tc>
-        <w:tc>
-          <w:tcPr>
-            <w:tcW w:w="3687" w:type="dxa"/>
+              <w:widowControl w:val="false"/>
+              <w:spacing w:before="0" w:after="0"/>
+              <w:jc w:val="center"/>
+              <w:rPr>
+                <w:sz w:val="16"/>
+                <w:szCs w:val="16"/>
+              </w:rPr>
+            </w:pPr>
+            <w:r>
+              <w:rPr>
+                <w:sz w:val="16"/>
+                <w:szCs w:val="16"/>
+              </w:rPr>
+            </w:r>
+          </w:p>
+        </w:tc>
+        <w:tc>
+          <w:tcPr>
+            <w:tcW w:w="3688" w:type="dxa"/>
             <w:gridSpan w:val="11"/>
             <w:tcBorders>
               <w:top w:val="nil"/>
@@ -4495,21 +4535,18 @@
           <w:p>
             <w:pPr>
               <w:pStyle w:val="Normal"/>
-              <w:widowControl/>
-              <w:spacing w:before="0" w:after="0"/>
-              <w:jc w:val="center"/>
-              <w:rPr>
-                <w:sz w:val="16"/>
-                <w:szCs w:val="16"/>
-              </w:rPr>
-            </w:pPr>
-            <w:r>
-              <w:rPr>
-                <w:rFonts w:eastAsia="Times New Roman" w:cs="Times New Roman"/>
-                <w:kern w:val="0"/>
-                <w:sz w:val="16"/>
-                <w:szCs w:val="16"/>
-                <w:lang w:val="ru-RU" w:eastAsia="ru-RU" w:bidi="ar-SA"/>
+              <w:widowControl w:val="false"/>
+              <w:spacing w:before="0" w:after="0"/>
+              <w:jc w:val="center"/>
+              <w:rPr>
+                <w:sz w:val="16"/>
+                <w:szCs w:val="16"/>
+              </w:rPr>
+            </w:pPr>
+            <w:r>
+              <w:rPr>
+                <w:sz w:val="16"/>
+                <w:szCs w:val="16"/>
               </w:rPr>
             </w:r>
           </w:p>
@@ -4528,28 +4565,25 @@
           <w:p>
             <w:pPr>
               <w:pStyle w:val="Normal"/>
-              <w:widowControl/>
-              <w:spacing w:before="0" w:after="0"/>
-              <w:jc w:val="center"/>
-              <w:rPr>
-                <w:sz w:val="16"/>
-                <w:szCs w:val="16"/>
-              </w:rPr>
-            </w:pPr>
-            <w:r>
-              <w:rPr>
-                <w:rFonts w:eastAsia="Times New Roman" w:cs="Times New Roman"/>
-                <w:kern w:val="0"/>
-                <w:sz w:val="16"/>
-                <w:szCs w:val="16"/>
-                <w:lang w:val="ru-RU" w:eastAsia="ru-RU" w:bidi="ar-SA"/>
-              </w:rPr>
-            </w:r>
-          </w:p>
-        </w:tc>
-        <w:tc>
-          <w:tcPr>
-            <w:tcW w:w="1024" w:type="dxa"/>
+              <w:widowControl w:val="false"/>
+              <w:spacing w:before="0" w:after="0"/>
+              <w:jc w:val="center"/>
+              <w:rPr>
+                <w:sz w:val="16"/>
+                <w:szCs w:val="16"/>
+              </w:rPr>
+            </w:pPr>
+            <w:r>
+              <w:rPr>
+                <w:sz w:val="16"/>
+                <w:szCs w:val="16"/>
+              </w:rPr>
+            </w:r>
+          </w:p>
+        </w:tc>
+        <w:tc>
+          <w:tcPr>
+            <w:tcW w:w="1025" w:type="dxa"/>
             <w:gridSpan w:val="7"/>
             <w:tcBorders>
               <w:top w:val="nil"/>
@@ -4562,28 +4596,25 @@
           <w:p>
             <w:pPr>
               <w:pStyle w:val="Normal"/>
-              <w:widowControl/>
-              <w:spacing w:before="0" w:after="0"/>
-              <w:jc w:val="center"/>
-              <w:rPr>
-                <w:sz w:val="16"/>
-                <w:szCs w:val="16"/>
-              </w:rPr>
-            </w:pPr>
-            <w:r>
-              <w:rPr>
-                <w:rFonts w:eastAsia="Times New Roman" w:cs="Times New Roman"/>
-                <w:kern w:val="0"/>
-                <w:sz w:val="16"/>
-                <w:szCs w:val="16"/>
-                <w:lang w:val="ru-RU" w:eastAsia="ru-RU" w:bidi="ar-SA"/>
-              </w:rPr>
-            </w:r>
-          </w:p>
-        </w:tc>
-        <w:tc>
-          <w:tcPr>
-            <w:tcW w:w="1943" w:type="dxa"/>
+              <w:widowControl w:val="false"/>
+              <w:spacing w:before="0" w:after="0"/>
+              <w:jc w:val="center"/>
+              <w:rPr>
+                <w:sz w:val="16"/>
+                <w:szCs w:val="16"/>
+              </w:rPr>
+            </w:pPr>
+            <w:r>
+              <w:rPr>
+                <w:sz w:val="16"/>
+                <w:szCs w:val="16"/>
+              </w:rPr>
+            </w:r>
+          </w:p>
+        </w:tc>
+        <w:tc>
+          <w:tcPr>
+            <w:tcW w:w="1942" w:type="dxa"/>
             <w:gridSpan w:val="9"/>
             <w:tcBorders>
               <w:top w:val="nil"/>
@@ -4595,7 +4626,7 @@
           <w:p>
             <w:pPr>
               <w:pStyle w:val="Normal"/>
-              <w:widowControl/>
+              <w:widowControl w:val="false"/>
               <w:spacing w:before="0" w:after="0"/>
               <w:ind w:right="57" w:hanging="0"/>
               <w:jc w:val="right"/>
@@ -4618,14 +4649,14 @@
         </w:tc>
         <w:tc>
           <w:tcPr>
-            <w:tcW w:w="460" w:type="dxa"/>
+            <w:tcW w:w="461" w:type="dxa"/>
             <w:gridSpan w:val="2"/>
             <w:tcBorders/>
           </w:tcPr>
           <w:p>
             <w:pPr>
               <w:pStyle w:val="Normal"/>
-              <w:widowControl/>
+              <w:widowControl w:val="false"/>
               <w:spacing w:before="0" w:after="0"/>
               <w:ind w:left="57" w:hanging="0"/>
               <w:jc w:val="left"/>
@@ -4636,11 +4667,8 @@
             </w:pPr>
             <w:r>
               <w:rPr>
-                <w:rFonts w:eastAsia="Times New Roman" w:cs="Times New Roman"/>
-                <w:kern w:val="0"/>
-                <w:sz w:val="16"/>
-                <w:szCs w:val="16"/>
-                <w:lang w:val="ru-RU" w:eastAsia="ru-RU" w:bidi="ar-SA"/>
+                <w:sz w:val="16"/>
+                <w:szCs w:val="16"/>
               </w:rPr>
             </w:r>
           </w:p>
@@ -4653,7 +4681,7 @@
           <w:p>
             <w:pPr>
               <w:pStyle w:val="Normal"/>
-              <w:widowControl/>
+              <w:widowControl w:val="false"/>
               <w:spacing w:before="0" w:after="0"/>
               <w:ind w:left="57" w:hanging="0"/>
               <w:jc w:val="left"/>
@@ -4664,120 +4692,74 @@
             </w:pPr>
             <w:r>
               <w:rPr>
-                <w:rFonts w:eastAsia="Times New Roman" w:cs="Times New Roman"/>
-                <w:kern w:val="0"/>
-                <w:sz w:val="16"/>
-                <w:szCs w:val="16"/>
-                <w:lang w:val="ru-RU" w:eastAsia="ru-RU" w:bidi="ar-SA"/>
-              </w:rPr>
-            </w:r>
-          </w:p>
-        </w:tc>
-        <w:tc>
-          <w:tcPr>
-            <w:tcW w:w="879" w:type="dxa"/>
+                <w:sz w:val="16"/>
+                <w:szCs w:val="16"/>
+              </w:rPr>
+            </w:r>
+          </w:p>
+        </w:tc>
+        <w:tc>
+          <w:tcPr>
+            <w:tcW w:w="878" w:type="dxa"/>
             <w:gridSpan w:val="3"/>
             <w:tcBorders/>
           </w:tcPr>
           <w:p>
             <w:pPr>
               <w:pStyle w:val="Normal"/>
-              <w:widowControl/>
-              <w:spacing w:before="0" w:after="0"/>
-              <w:jc w:val="left"/>
-              <w:rPr>
-                <w:rFonts w:eastAsia="Times New Roman"/>
-                <w:kern w:val="0"/>
-                <w:sz w:val="12"/>
-                <w:szCs w:val="12"/>
-                <w:lang w:bidi="ar-SA"/>
-              </w:rPr>
-            </w:pPr>
-            <w:r>
-              <w:rPr>
-                <w:rFonts w:eastAsia="Times New Roman" w:cs="Times New Roman"/>
-                <w:kern w:val="0"/>
-                <w:sz w:val="12"/>
-                <w:szCs w:val="12"/>
+              <w:widowControl w:val="false"/>
+              <w:spacing w:before="0" w:after="0"/>
+              <w:jc w:val="left"/>
+              <w:rPr>
+                <w:sz w:val="16"/>
+                <w:szCs w:val="16"/>
+              </w:rPr>
+            </w:pPr>
+            <w:r>
+              <w:rPr>
+                <w:rFonts w:eastAsia="Times New Roman" w:cs="Times New Roman"/>
+                <w:kern w:val="0"/>
+                <w:sz w:val="16"/>
+                <w:szCs w:val="16"/>
                 <w:lang w:val="en-US" w:eastAsia="ru-RU" w:bidi="ar-SA"/>
               </w:rPr>
-              <w:t>{</w:t>
-            </w:r>
-            <w:r>
-              <w:rPr>
-                <w:rFonts w:eastAsia="Times New Roman" w:cs="Times New Roman"/>
-                <w:kern w:val="0"/>
-                <w:sz w:val="12"/>
-                <w:szCs w:val="12"/>
+              <w:t>{{</w:t>
+            </w:r>
+            <w:r>
+              <w:rPr>
+                <w:rFonts w:eastAsia="Times New Roman" w:cs="Times New Roman"/>
+                <w:kern w:val="0"/>
+                <w:sz w:val="16"/>
+                <w:szCs w:val="16"/>
+                <w:lang w:val="ru-RU" w:eastAsia="ru-RU" w:bidi="ar-SA"/>
+              </w:rPr>
+              <w:t xml:space="preserve"> </w:t>
+            </w:r>
+            <w:r>
+              <w:rPr>
+                <w:rFonts w:eastAsia="Times New Roman" w:cs="Times New Roman"/>
+                <w:kern w:val="0"/>
+                <w:sz w:val="16"/>
+                <w:szCs w:val="16"/>
                 <w:lang w:val="en-US" w:eastAsia="ru-RU" w:bidi="ar-SA"/>
               </w:rPr>
-              <w:t>{</w:t>
-            </w:r>
-            <w:r>
-              <w:rPr>
-                <w:rFonts w:eastAsia="Times New Roman" w:cs="Times New Roman"/>
-                <w:kern w:val="0"/>
-                <w:sz w:val="12"/>
-                <w:szCs w:val="12"/>
-                <w:lang w:val="ru-RU" w:eastAsia="ru-RU" w:bidi="ar-SA"/>
-              </w:rPr>
-              <w:t xml:space="preserve"> </w:t>
-            </w:r>
-            <w:r>
-              <w:rPr>
-                <w:rFonts w:eastAsia="Times New Roman" w:cs="Times New Roman"/>
-                <w:kern w:val="0"/>
-                <w:sz w:val="12"/>
-                <w:szCs w:val="12"/>
-                <w:lang w:val="ru-RU" w:eastAsia="ru-RU" w:bidi="ar-SA"/>
-              </w:rPr>
-              <w:t>c</w:t>
-            </w:r>
-            <w:r>
-              <w:rPr>
-                <w:rFonts w:eastAsia="Times New Roman" w:cs="Times New Roman"/>
-                <w:kern w:val="0"/>
-                <w:sz w:val="12"/>
-                <w:szCs w:val="12"/>
+              <w:t>amount</w:t>
+            </w:r>
+            <w:r>
+              <w:rPr>
+                <w:rFonts w:eastAsia="Times New Roman" w:cs="Times New Roman"/>
+                <w:kern w:val="0"/>
+                <w:sz w:val="16"/>
+                <w:szCs w:val="16"/>
                 <w:lang w:val="en-US" w:eastAsia="ru-RU" w:bidi="ar-SA"/>
               </w:rPr>
-              <w:t>ou</w:t>
-            </w:r>
-            <w:r>
-              <w:rPr>
-                <w:rFonts w:eastAsia="Times New Roman" w:cs="Times New Roman"/>
-                <w:kern w:val="0"/>
-                <w:sz w:val="12"/>
-                <w:szCs w:val="12"/>
-                <w:lang w:val="ru-RU" w:eastAsia="ru-RU" w:bidi="ar-SA"/>
-              </w:rPr>
-              <w:t>n</w:t>
-            </w:r>
-            <w:r>
-              <w:rPr>
-                <w:rFonts w:eastAsia="Times New Roman" w:cs="Times New Roman"/>
-                <w:kern w:val="0"/>
-                <w:sz w:val="12"/>
-                <w:szCs w:val="12"/>
-                <w:lang w:val="en-US" w:eastAsia="ru-RU" w:bidi="ar-SA"/>
-              </w:rPr>
-              <w:t>t_items</w:t>
-            </w:r>
-            <w:r>
-              <w:rPr>
-                <w:rFonts w:eastAsia="Times New Roman" w:cs="Times New Roman"/>
-                <w:kern w:val="0"/>
-                <w:sz w:val="12"/>
-                <w:szCs w:val="12"/>
-                <w:lang w:val="en-US" w:eastAsia="ru-RU" w:bidi="ar-SA"/>
-              </w:rPr>
-              <w:t xml:space="preserve"> }}</w:t>
-            </w:r>
-          </w:p>
-        </w:tc>
-        <w:tc>
-          <w:tcPr>
-            <w:tcW w:w="1199" w:type="dxa"/>
+              <w:t>_items }}</w:t>
+            </w:r>
+          </w:p>
+        </w:tc>
+        <w:tc>
+          <w:tcPr>
+            <w:tcW w:w="1201" w:type="dxa"/>
             <w:gridSpan w:val="4"/>
             <w:tcBorders/>
             <w:vAlign w:val="bottom"/>
@@ -4785,7 +4767,7 @@
           <w:p>
             <w:pPr>
               <w:pStyle w:val="Normal"/>
-              <w:widowControl/>
+              <w:widowControl w:val="false"/>
               <w:spacing w:before="0" w:after="0"/>
               <w:jc w:val="center"/>
               <w:rPr>
@@ -4814,7 +4796,7 @@
           <w:p>
             <w:pPr>
               <w:pStyle w:val="Normal"/>
-              <w:widowControl/>
+              <w:widowControl w:val="false"/>
               <w:spacing w:before="0" w:after="0"/>
               <w:ind w:right="57" w:hanging="0"/>
               <w:jc w:val="right"/>
@@ -4887,7 +4869,7 @@
           <w:p>
             <w:pPr>
               <w:pStyle w:val="Normal"/>
-              <w:widowControl/>
+              <w:widowControl w:val="false"/>
               <w:spacing w:before="0" w:after="0"/>
               <w:jc w:val="center"/>
               <w:rPr>
@@ -4916,7 +4898,7 @@
           <w:p>
             <w:pPr>
               <w:pStyle w:val="Normal"/>
-              <w:widowControl/>
+              <w:widowControl w:val="false"/>
               <w:spacing w:before="0" w:after="0"/>
               <w:ind w:right="57" w:hanging="0"/>
               <w:jc w:val="right"/>
@@ -4941,14 +4923,14 @@
         </w:tc>
         <w:tc>
           <w:tcPr>
-            <w:tcW w:w="1120" w:type="dxa"/>
+            <w:tcW w:w="1117" w:type="dxa"/>
             <w:gridSpan w:val="2"/>
             <w:tcBorders/>
           </w:tcPr>
           <w:p>
             <w:pPr>
               <w:pStyle w:val="Normal"/>
-              <w:widowControl/>
+              <w:widowControl w:val="false"/>
               <w:spacing w:before="0" w:after="0"/>
               <w:ind w:right="57" w:hanging="0"/>
               <w:jc w:val="right"/>
@@ -5031,28 +5013,25 @@
             <w:pPr>
               <w:pStyle w:val="Normal"/>
               <w:keepNext w:val="true"/>
-              <w:widowControl/>
-              <w:spacing w:before="0" w:after="0"/>
-              <w:jc w:val="center"/>
-              <w:rPr>
-                <w:sz w:val="16"/>
-                <w:szCs w:val="16"/>
-              </w:rPr>
-            </w:pPr>
-            <w:r>
-              <w:rPr>
-                <w:rFonts w:eastAsia="Times New Roman" w:cs="Times New Roman"/>
-                <w:kern w:val="0"/>
-                <w:sz w:val="16"/>
-                <w:szCs w:val="16"/>
-                <w:lang w:val="ru-RU" w:eastAsia="ru-RU" w:bidi="ar-SA"/>
-              </w:rPr>
-            </w:r>
-          </w:p>
-        </w:tc>
-        <w:tc>
-          <w:tcPr>
-            <w:tcW w:w="3687" w:type="dxa"/>
+              <w:widowControl w:val="false"/>
+              <w:spacing w:before="0" w:after="0"/>
+              <w:jc w:val="center"/>
+              <w:rPr>
+                <w:sz w:val="16"/>
+                <w:szCs w:val="16"/>
+              </w:rPr>
+            </w:pPr>
+            <w:r>
+              <w:rPr>
+                <w:sz w:val="16"/>
+                <w:szCs w:val="16"/>
+              </w:rPr>
+            </w:r>
+          </w:p>
+        </w:tc>
+        <w:tc>
+          <w:tcPr>
+            <w:tcW w:w="3688" w:type="dxa"/>
             <w:gridSpan w:val="11"/>
             <w:tcBorders>
               <w:top w:val="nil"/>
@@ -5065,21 +5044,18 @@
           <w:p>
             <w:pPr>
               <w:pStyle w:val="Normal"/>
-              <w:widowControl/>
-              <w:spacing w:before="0" w:after="0"/>
-              <w:jc w:val="center"/>
-              <w:rPr>
-                <w:sz w:val="16"/>
-                <w:szCs w:val="16"/>
-              </w:rPr>
-            </w:pPr>
-            <w:r>
-              <w:rPr>
-                <w:rFonts w:eastAsia="Times New Roman" w:cs="Times New Roman"/>
-                <w:kern w:val="0"/>
-                <w:sz w:val="16"/>
-                <w:szCs w:val="16"/>
-                <w:lang w:val="ru-RU" w:eastAsia="ru-RU" w:bidi="ar-SA"/>
+              <w:widowControl w:val="false"/>
+              <w:spacing w:before="0" w:after="0"/>
+              <w:jc w:val="center"/>
+              <w:rPr>
+                <w:sz w:val="16"/>
+                <w:szCs w:val="16"/>
+              </w:rPr>
+            </w:pPr>
+            <w:r>
+              <w:rPr>
+                <w:sz w:val="16"/>
+                <w:szCs w:val="16"/>
               </w:rPr>
             </w:r>
           </w:p>
@@ -5098,28 +5074,25 @@
           <w:p>
             <w:pPr>
               <w:pStyle w:val="Normal"/>
-              <w:widowControl/>
-              <w:spacing w:before="0" w:after="0"/>
-              <w:jc w:val="center"/>
-              <w:rPr>
-                <w:sz w:val="16"/>
-                <w:szCs w:val="16"/>
-              </w:rPr>
-            </w:pPr>
-            <w:r>
-              <w:rPr>
-                <w:rFonts w:eastAsia="Times New Roman" w:cs="Times New Roman"/>
-                <w:kern w:val="0"/>
-                <w:sz w:val="16"/>
-                <w:szCs w:val="16"/>
-                <w:lang w:val="ru-RU" w:eastAsia="ru-RU" w:bidi="ar-SA"/>
-              </w:rPr>
-            </w:r>
-          </w:p>
-        </w:tc>
-        <w:tc>
-          <w:tcPr>
-            <w:tcW w:w="1024" w:type="dxa"/>
+              <w:widowControl w:val="false"/>
+              <w:spacing w:before="0" w:after="0"/>
+              <w:jc w:val="center"/>
+              <w:rPr>
+                <w:sz w:val="16"/>
+                <w:szCs w:val="16"/>
+              </w:rPr>
+            </w:pPr>
+            <w:r>
+              <w:rPr>
+                <w:sz w:val="16"/>
+                <w:szCs w:val="16"/>
+              </w:rPr>
+            </w:r>
+          </w:p>
+        </w:tc>
+        <w:tc>
+          <w:tcPr>
+            <w:tcW w:w="1025" w:type="dxa"/>
             <w:gridSpan w:val="7"/>
             <w:tcBorders>
               <w:top w:val="nil"/>
@@ -5132,28 +5105,25 @@
           <w:p>
             <w:pPr>
               <w:pStyle w:val="Normal"/>
-              <w:widowControl/>
-              <w:spacing w:before="0" w:after="0"/>
-              <w:jc w:val="center"/>
-              <w:rPr>
-                <w:sz w:val="16"/>
-                <w:szCs w:val="16"/>
-              </w:rPr>
-            </w:pPr>
-            <w:r>
-              <w:rPr>
-                <w:rFonts w:eastAsia="Times New Roman" w:cs="Times New Roman"/>
-                <w:kern w:val="0"/>
-                <w:sz w:val="16"/>
-                <w:szCs w:val="16"/>
-                <w:lang w:val="ru-RU" w:eastAsia="ru-RU" w:bidi="ar-SA"/>
-              </w:rPr>
-            </w:r>
-          </w:p>
-        </w:tc>
-        <w:tc>
-          <w:tcPr>
-            <w:tcW w:w="1943" w:type="dxa"/>
+              <w:widowControl w:val="false"/>
+              <w:spacing w:before="0" w:after="0"/>
+              <w:jc w:val="center"/>
+              <w:rPr>
+                <w:sz w:val="16"/>
+                <w:szCs w:val="16"/>
+              </w:rPr>
+            </w:pPr>
+            <w:r>
+              <w:rPr>
+                <w:sz w:val="16"/>
+                <w:szCs w:val="16"/>
+              </w:rPr>
+            </w:r>
+          </w:p>
+        </w:tc>
+        <w:tc>
+          <w:tcPr>
+            <w:tcW w:w="1942" w:type="dxa"/>
             <w:gridSpan w:val="9"/>
             <w:tcBorders>
               <w:top w:val="nil"/>
@@ -5165,7 +5135,7 @@
           <w:p>
             <w:pPr>
               <w:pStyle w:val="Normal"/>
-              <w:widowControl/>
+              <w:widowControl w:val="false"/>
               <w:spacing w:before="0" w:after="0"/>
               <w:ind w:right="57" w:hanging="0"/>
               <w:jc w:val="right"/>
@@ -5188,14 +5158,14 @@
         </w:tc>
         <w:tc>
           <w:tcPr>
-            <w:tcW w:w="460" w:type="dxa"/>
+            <w:tcW w:w="461" w:type="dxa"/>
             <w:gridSpan w:val="2"/>
             <w:tcBorders/>
           </w:tcPr>
           <w:p>
             <w:pPr>
               <w:pStyle w:val="Normal"/>
-              <w:widowControl/>
+              <w:widowControl w:val="false"/>
               <w:spacing w:before="0" w:after="0"/>
               <w:ind w:left="57" w:hanging="0"/>
               <w:jc w:val="left"/>
@@ -5206,11 +5176,8 @@
             </w:pPr>
             <w:r>
               <w:rPr>
-                <w:rFonts w:eastAsia="Times New Roman" w:cs="Times New Roman"/>
-                <w:kern w:val="0"/>
-                <w:sz w:val="16"/>
-                <w:szCs w:val="16"/>
-                <w:lang w:val="ru-RU" w:eastAsia="ru-RU" w:bidi="ar-SA"/>
+                <w:sz w:val="16"/>
+                <w:szCs w:val="16"/>
               </w:rPr>
             </w:r>
           </w:p>
@@ -5223,7 +5190,7 @@
           <w:p>
             <w:pPr>
               <w:pStyle w:val="Normal"/>
-              <w:widowControl/>
+              <w:widowControl w:val="false"/>
               <w:spacing w:before="0" w:after="0"/>
               <w:ind w:left="57" w:hanging="0"/>
               <w:jc w:val="left"/>
@@ -5234,41 +5201,35 @@
             </w:pPr>
             <w:r>
               <w:rPr>
-                <w:rFonts w:eastAsia="Times New Roman" w:cs="Times New Roman"/>
-                <w:kern w:val="0"/>
-                <w:sz w:val="16"/>
-                <w:szCs w:val="16"/>
-                <w:lang w:val="ru-RU" w:eastAsia="ru-RU" w:bidi="ar-SA"/>
-              </w:rPr>
-            </w:r>
-          </w:p>
-        </w:tc>
-        <w:tc>
-          <w:tcPr>
-            <w:tcW w:w="879" w:type="dxa"/>
+                <w:sz w:val="16"/>
+                <w:szCs w:val="16"/>
+              </w:rPr>
+            </w:r>
+          </w:p>
+        </w:tc>
+        <w:tc>
+          <w:tcPr>
+            <w:tcW w:w="878" w:type="dxa"/>
             <w:gridSpan w:val="3"/>
             <w:tcBorders/>
           </w:tcPr>
           <w:p>
             <w:pPr>
               <w:pStyle w:val="Normal"/>
-              <w:widowControl/>
-              <w:spacing w:before="0" w:after="0"/>
-              <w:jc w:val="left"/>
-              <w:rPr>
-                <w:rFonts w:eastAsia="Times New Roman"/>
-                <w:kern w:val="0"/>
-                <w:sz w:val="12"/>
-                <w:szCs w:val="12"/>
-                <w:lang w:bidi="ar-SA"/>
-              </w:rPr>
-            </w:pPr>
-            <w:r>
-              <w:rPr>
-                <w:rFonts w:eastAsia="Times New Roman" w:cs="Times New Roman"/>
-                <w:kern w:val="0"/>
-                <w:sz w:val="12"/>
-                <w:szCs w:val="12"/>
+              <w:widowControl w:val="false"/>
+              <w:spacing w:before="0" w:after="0"/>
+              <w:jc w:val="left"/>
+              <w:rPr>
+                <w:sz w:val="16"/>
+                <w:szCs w:val="16"/>
+              </w:rPr>
+            </w:pPr>
+            <w:r>
+              <w:rPr>
+                <w:rFonts w:eastAsia="Times New Roman" w:cs="Times New Roman"/>
+                <w:kern w:val="0"/>
+                <w:sz w:val="16"/>
+                <w:szCs w:val="16"/>
                 <w:lang w:val="en-US" w:eastAsia="ru-RU" w:bidi="ar-SA"/>
               </w:rPr>
               <w:t>{{</w:t>
@@ -5277,8 +5238,8 @@
               <w:rPr>
                 <w:rFonts w:eastAsia="Times New Roman" w:cs="Times New Roman"/>
                 <w:kern w:val="0"/>
-                <w:sz w:val="12"/>
-                <w:szCs w:val="12"/>
+                <w:sz w:val="16"/>
+                <w:szCs w:val="16"/>
                 <w:lang w:val="ru-RU" w:eastAsia="ru-RU" w:bidi="ar-SA"/>
               </w:rPr>
               <w:t xml:space="preserve"> </w:t>
@@ -5287,48 +5248,28 @@
               <w:rPr>
                 <w:rFonts w:eastAsia="Times New Roman" w:cs="Times New Roman"/>
                 <w:kern w:val="0"/>
-                <w:sz w:val="12"/>
-                <w:szCs w:val="12"/>
-                <w:lang w:val="ru-RU" w:eastAsia="ru-RU" w:bidi="ar-SA"/>
-              </w:rPr>
-              <w:t>c</w:t>
-            </w:r>
-            <w:r>
-              <w:rPr>
-                <w:rFonts w:eastAsia="Times New Roman" w:cs="Times New Roman"/>
-                <w:kern w:val="0"/>
-                <w:sz w:val="12"/>
-                <w:szCs w:val="12"/>
+                <w:sz w:val="16"/>
+                <w:szCs w:val="16"/>
                 <w:lang w:val="en-US" w:eastAsia="ru-RU" w:bidi="ar-SA"/>
               </w:rPr>
-              <w:t>ou</w:t>
-            </w:r>
-            <w:r>
-              <w:rPr>
-                <w:rFonts w:eastAsia="Times New Roman" w:cs="Times New Roman"/>
-                <w:kern w:val="0"/>
-                <w:sz w:val="12"/>
-                <w:szCs w:val="12"/>
-                <w:lang w:val="ru-RU" w:eastAsia="ru-RU" w:bidi="ar-SA"/>
-              </w:rPr>
-              <w:t>n</w:t>
-            </w:r>
-            <w:r>
-              <w:rPr>
-                <w:rFonts w:eastAsia="Times New Roman" w:cs="Times New Roman"/>
-                <w:kern w:val="0"/>
-                <w:sz w:val="12"/>
-                <w:szCs w:val="12"/>
+              <w:t>amount</w:t>
+            </w:r>
+            <w:r>
+              <w:rPr>
+                <w:rFonts w:eastAsia="Times New Roman" w:cs="Times New Roman"/>
+                <w:kern w:val="0"/>
+                <w:sz w:val="16"/>
+                <w:szCs w:val="16"/>
                 <w:lang w:val="en-US" w:eastAsia="ru-RU" w:bidi="ar-SA"/>
               </w:rPr>
-              <w:t>t_items</w:t>
-            </w:r>
-            <w:r>
-              <w:rPr>
-                <w:rFonts w:eastAsia="Times New Roman" w:cs="Times New Roman"/>
-                <w:kern w:val="0"/>
-                <w:sz w:val="12"/>
-                <w:szCs w:val="12"/>
+              <w:t>_items</w:t>
+            </w:r>
+            <w:r>
+              <w:rPr>
+                <w:rFonts w:eastAsia="Times New Roman" w:cs="Times New Roman"/>
+                <w:kern w:val="0"/>
+                <w:sz w:val="16"/>
+                <w:szCs w:val="16"/>
                 <w:lang w:val="ru-RU" w:eastAsia="ru-RU" w:bidi="ar-SA"/>
               </w:rPr>
               <w:t xml:space="preserve"> </w:t>
@@ -5337,8 +5278,8 @@
               <w:rPr>
                 <w:rFonts w:eastAsia="Times New Roman" w:cs="Times New Roman"/>
                 <w:kern w:val="0"/>
-                <w:sz w:val="12"/>
-                <w:szCs w:val="12"/>
+                <w:sz w:val="16"/>
+                <w:szCs w:val="16"/>
                 <w:lang w:val="en-US" w:eastAsia="ru-RU" w:bidi="ar-SA"/>
               </w:rPr>
               <w:t>}}</w:t>
@@ -5347,7 +5288,7 @@
         </w:tc>
         <w:tc>
           <w:tcPr>
-            <w:tcW w:w="1199" w:type="dxa"/>
+            <w:tcW w:w="1201" w:type="dxa"/>
             <w:gridSpan w:val="4"/>
             <w:tcBorders/>
             <w:vAlign w:val="bottom"/>
@@ -5355,7 +5296,7 @@
           <w:p>
             <w:pPr>
               <w:pStyle w:val="Normal"/>
-              <w:widowControl/>
+              <w:widowControl w:val="false"/>
               <w:spacing w:before="0" w:after="0"/>
               <w:jc w:val="center"/>
               <w:rPr>
@@ -5384,7 +5325,7 @@
           <w:p>
             <w:pPr>
               <w:pStyle w:val="Normal"/>
-              <w:widowControl/>
+              <w:widowControl w:val="false"/>
               <w:spacing w:before="0" w:after="0"/>
               <w:ind w:right="57" w:hanging="0"/>
               <w:jc w:val="right"/>
@@ -5457,7 +5398,7 @@
           <w:p>
             <w:pPr>
               <w:pStyle w:val="Normal"/>
-              <w:widowControl/>
+              <w:widowControl w:val="false"/>
               <w:spacing w:before="0" w:after="0"/>
               <w:jc w:val="center"/>
               <w:rPr>
@@ -5486,7 +5427,7 @@
           <w:p>
             <w:pPr>
               <w:pStyle w:val="Normal"/>
-              <w:widowControl/>
+              <w:widowControl w:val="false"/>
               <w:spacing w:before="0" w:after="0"/>
               <w:ind w:right="57" w:hanging="0"/>
               <w:jc w:val="right"/>
@@ -5511,14 +5452,14 @@
         </w:tc>
         <w:tc>
           <w:tcPr>
-            <w:tcW w:w="1120" w:type="dxa"/>
+            <w:tcW w:w="1117" w:type="dxa"/>
             <w:gridSpan w:val="2"/>
             <w:tcBorders/>
           </w:tcPr>
           <w:p>
             <w:pPr>
               <w:pStyle w:val="Normal"/>
-              <w:widowControl/>
+              <w:widowControl w:val="false"/>
               <w:spacing w:before="0" w:after="0"/>
               <w:ind w:right="57" w:hanging="0"/>
               <w:jc w:val="right"/>
@@ -5615,28 +5556,25 @@
               <w:pStyle w:val="Normal"/>
               <w:keepNext w:val="true"/>
               <w:keepLines/>
-              <w:widowControl/>
-              <w:spacing w:before="0" w:after="0"/>
-              <w:jc w:val="left"/>
-              <w:rPr>
-                <w:sz w:val="16"/>
-                <w:szCs w:val="16"/>
-              </w:rPr>
-            </w:pPr>
-            <w:r>
-              <w:rPr>
-                <w:rFonts w:eastAsia="Times New Roman" w:cs="Times New Roman"/>
-                <w:kern w:val="0"/>
-                <w:sz w:val="16"/>
-                <w:szCs w:val="16"/>
-                <w:lang w:val="ru-RU" w:eastAsia="ru-RU" w:bidi="ar-SA"/>
-              </w:rPr>
-            </w:r>
-          </w:p>
-        </w:tc>
-        <w:tc>
-          <w:tcPr>
-            <w:tcW w:w="6725" w:type="dxa"/>
+              <w:widowControl w:val="false"/>
+              <w:spacing w:before="0" w:after="0"/>
+              <w:jc w:val="left"/>
+              <w:rPr>
+                <w:sz w:val="16"/>
+                <w:szCs w:val="16"/>
+              </w:rPr>
+            </w:pPr>
+            <w:r>
+              <w:rPr>
+                <w:sz w:val="16"/>
+                <w:szCs w:val="16"/>
+              </w:rPr>
+            </w:r>
+          </w:p>
+        </w:tc>
+        <w:tc>
+          <w:tcPr>
+            <w:tcW w:w="6727" w:type="dxa"/>
             <w:gridSpan w:val="28"/>
             <w:tcBorders>
               <w:top w:val="nil"/>
@@ -5651,28 +5589,25 @@
               <w:pStyle w:val="Normal"/>
               <w:keepNext w:val="true"/>
               <w:keepLines/>
-              <w:widowControl/>
-              <w:spacing w:before="0" w:after="0"/>
-              <w:jc w:val="left"/>
-              <w:rPr>
-                <w:sz w:val="16"/>
-                <w:szCs w:val="16"/>
-              </w:rPr>
-            </w:pPr>
-            <w:r>
-              <w:rPr>
-                <w:rFonts w:eastAsia="Times New Roman" w:cs="Times New Roman"/>
-                <w:kern w:val="0"/>
-                <w:sz w:val="16"/>
-                <w:szCs w:val="16"/>
-                <w:lang w:val="ru-RU" w:eastAsia="ru-RU" w:bidi="ar-SA"/>
-              </w:rPr>
-            </w:r>
-          </w:p>
-        </w:tc>
-        <w:tc>
-          <w:tcPr>
-            <w:tcW w:w="2609" w:type="dxa"/>
+              <w:widowControl w:val="false"/>
+              <w:spacing w:before="0" w:after="0"/>
+              <w:jc w:val="left"/>
+              <w:rPr>
+                <w:sz w:val="16"/>
+                <w:szCs w:val="16"/>
+              </w:rPr>
+            </w:pPr>
+            <w:r>
+              <w:rPr>
+                <w:sz w:val="16"/>
+                <w:szCs w:val="16"/>
+              </w:rPr>
+            </w:r>
+          </w:p>
+        </w:tc>
+        <w:tc>
+          <w:tcPr>
+            <w:tcW w:w="2610" w:type="dxa"/>
             <w:gridSpan w:val="13"/>
             <w:tcBorders>
               <w:top w:val="nil"/>
@@ -5687,7 +5622,7 @@
               <w:pStyle w:val="Normal"/>
               <w:keepNext w:val="true"/>
               <w:keepLines/>
-              <w:widowControl/>
+              <w:widowControl w:val="false"/>
               <w:spacing w:before="0" w:after="0"/>
               <w:ind w:left="57" w:hanging="0"/>
               <w:jc w:val="left"/>
@@ -5698,11 +5633,8 @@
             </w:pPr>
             <w:r>
               <w:rPr>
-                <w:rFonts w:eastAsia="Times New Roman" w:cs="Times New Roman"/>
-                <w:kern w:val="0"/>
-                <w:sz w:val="16"/>
-                <w:szCs w:val="16"/>
-                <w:lang w:val="ru-RU" w:eastAsia="ru-RU" w:bidi="ar-SA"/>
+                <w:sz w:val="16"/>
+                <w:szCs w:val="16"/>
               </w:rPr>
             </w:r>
           </w:p>
@@ -5720,7 +5652,7 @@
           <w:p>
             <w:pPr>
               <w:pStyle w:val="Normal"/>
-              <w:widowControl/>
+              <w:widowControl w:val="false"/>
               <w:spacing w:before="0" w:after="0"/>
               <w:jc w:val="left"/>
               <w:rPr>
@@ -5751,7 +5683,7 @@
           <w:p>
             <w:pPr>
               <w:pStyle w:val="Normal"/>
-              <w:widowControl/>
+              <w:widowControl w:val="false"/>
               <w:spacing w:before="0" w:after="0"/>
               <w:jc w:val="left"/>
               <w:rPr>
@@ -5782,7 +5714,7 @@
           <w:p>
             <w:pPr>
               <w:pStyle w:val="Normal"/>
-              <w:widowControl/>
+              <w:widowControl w:val="false"/>
               <w:spacing w:before="0" w:after="0"/>
               <w:jc w:val="left"/>
               <w:rPr>
@@ -5813,7 +5745,7 @@
           <w:p>
             <w:pPr>
               <w:pStyle w:val="Normal"/>
-              <w:widowControl/>
+              <w:widowControl w:val="false"/>
               <w:spacing w:before="0" w:after="0"/>
               <w:jc w:val="left"/>
               <w:rPr>
@@ -5844,7 +5776,7 @@
           <w:p>
             <w:pPr>
               <w:pStyle w:val="Normal"/>
-              <w:widowControl/>
+              <w:widowControl w:val="false"/>
               <w:spacing w:before="0" w:after="0"/>
               <w:jc w:val="left"/>
               <w:rPr>
@@ -5875,7 +5807,7 @@
           <w:p>
             <w:pPr>
               <w:pStyle w:val="Normal"/>
-              <w:widowControl/>
+              <w:widowControl w:val="false"/>
               <w:spacing w:before="0" w:after="0"/>
               <w:jc w:val="left"/>
               <w:rPr>
@@ -5906,7 +5838,7 @@
           <w:p>
             <w:pPr>
               <w:pStyle w:val="Normal"/>
-              <w:widowControl/>
+              <w:widowControl w:val="false"/>
               <w:spacing w:before="0" w:after="0"/>
               <w:jc w:val="left"/>
               <w:rPr>
@@ -5937,7 +5869,7 @@
           <w:p>
             <w:pPr>
               <w:pStyle w:val="Normal"/>
-              <w:widowControl/>
+              <w:widowControl w:val="false"/>
               <w:spacing w:before="0" w:after="0"/>
               <w:jc w:val="left"/>
               <w:rPr>
@@ -5968,7 +5900,7 @@
           <w:p>
             <w:pPr>
               <w:pStyle w:val="Normal"/>
-              <w:widowControl/>
+              <w:widowControl w:val="false"/>
               <w:spacing w:before="0" w:after="0"/>
               <w:jc w:val="left"/>
               <w:rPr>
@@ -5999,38 +5931,38 @@
           <w:p>
             <w:pPr>
               <w:pStyle w:val="Normal"/>
-              <w:widowControl/>
-              <w:spacing w:before="0" w:after="0"/>
-              <w:jc w:val="left"/>
-              <w:rPr>
-                <w:rFonts w:eastAsia="Times New Roman" w:cs="Times New Roman"/>
-                <w:kern w:val="0"/>
-                <w:lang w:val="ru-RU" w:eastAsia="ru-RU" w:bidi="ar-SA"/>
-              </w:rPr>
-            </w:pPr>
-            <w:r>
-              <w:rPr>
-                <w:rFonts w:eastAsia="Times New Roman" w:cs="Times New Roman"/>
-                <w:kern w:val="0"/>
-                <w:lang w:val="ru-RU" w:eastAsia="ru-RU" w:bidi="ar-SA"/>
-              </w:rPr>
-            </w:r>
-          </w:p>
-        </w:tc>
-        <w:tc>
-          <w:tcPr>
-            <w:tcW w:w="548" w:type="dxa"/>
-            <w:tcBorders>
-              <w:top w:val="nil"/>
-              <w:left w:val="nil"/>
-              <w:bottom w:val="nil"/>
-              <w:right w:val="nil"/>
-            </w:tcBorders>
-          </w:tcPr>
-          <w:p>
-            <w:pPr>
-              <w:pStyle w:val="Normal"/>
-              <w:widowControl/>
+              <w:widowControl w:val="false"/>
+              <w:spacing w:before="0" w:after="0"/>
+              <w:jc w:val="left"/>
+              <w:rPr>
+                <w:rFonts w:eastAsia="Times New Roman" w:cs="Times New Roman"/>
+                <w:kern w:val="0"/>
+                <w:lang w:val="ru-RU" w:eastAsia="ru-RU" w:bidi="ar-SA"/>
+              </w:rPr>
+            </w:pPr>
+            <w:r>
+              <w:rPr>
+                <w:rFonts w:eastAsia="Times New Roman" w:cs="Times New Roman"/>
+                <w:kern w:val="0"/>
+                <w:lang w:val="ru-RU" w:eastAsia="ru-RU" w:bidi="ar-SA"/>
+              </w:rPr>
+            </w:r>
+          </w:p>
+        </w:tc>
+        <w:tc>
+          <w:tcPr>
+            <w:tcW w:w="545" w:type="dxa"/>
+            <w:tcBorders>
+              <w:top w:val="nil"/>
+              <w:left w:val="nil"/>
+              <w:bottom w:val="nil"/>
+              <w:right w:val="nil"/>
+            </w:tcBorders>
+          </w:tcPr>
+          <w:p>
+            <w:pPr>
+              <w:pStyle w:val="Normal"/>
+              <w:widowControl w:val="false"/>
               <w:spacing w:before="0" w:after="0"/>
               <w:jc w:val="left"/>
               <w:rPr>
@@ -6070,7 +6002,7 @@
               <w:pStyle w:val="Normal"/>
               <w:keepNext w:val="true"/>
               <w:keepLines/>
-              <w:widowControl/>
+              <w:widowControl w:val="false"/>
               <w:spacing w:before="0" w:after="0"/>
               <w:jc w:val="left"/>
               <w:rPr>
@@ -6092,7 +6024,7 @@
         </w:tc>
         <w:tc>
           <w:tcPr>
-            <w:tcW w:w="6725" w:type="dxa"/>
+            <w:tcW w:w="6727" w:type="dxa"/>
             <w:gridSpan w:val="28"/>
             <w:tcBorders>
               <w:top w:val="nil"/>
@@ -6106,28 +6038,25 @@
               <w:pStyle w:val="Normal"/>
               <w:keepNext w:val="true"/>
               <w:keepLines/>
-              <w:widowControl/>
-              <w:spacing w:before="0" w:after="0"/>
-              <w:jc w:val="left"/>
-              <w:rPr>
-                <w:sz w:val="16"/>
-                <w:szCs w:val="16"/>
-              </w:rPr>
-            </w:pPr>
-            <w:r>
-              <w:rPr>
-                <w:rFonts w:eastAsia="Times New Roman" w:cs="Times New Roman"/>
-                <w:kern w:val="0"/>
-                <w:sz w:val="16"/>
-                <w:szCs w:val="16"/>
-                <w:lang w:val="ru-RU" w:eastAsia="ru-RU" w:bidi="ar-SA"/>
-              </w:rPr>
-            </w:r>
-          </w:p>
-        </w:tc>
-        <w:tc>
-          <w:tcPr>
-            <w:tcW w:w="2609" w:type="dxa"/>
+              <w:widowControl w:val="false"/>
+              <w:spacing w:before="0" w:after="0"/>
+              <w:jc w:val="left"/>
+              <w:rPr>
+                <w:sz w:val="16"/>
+                <w:szCs w:val="16"/>
+              </w:rPr>
+            </w:pPr>
+            <w:r>
+              <w:rPr>
+                <w:sz w:val="16"/>
+                <w:szCs w:val="16"/>
+              </w:rPr>
+            </w:r>
+          </w:p>
+        </w:tc>
+        <w:tc>
+          <w:tcPr>
+            <w:tcW w:w="2610" w:type="dxa"/>
             <w:gridSpan w:val="13"/>
             <w:tcBorders>
               <w:top w:val="nil"/>
@@ -6142,7 +6071,7 @@
               <w:pStyle w:val="Normal"/>
               <w:keepNext w:val="true"/>
               <w:keepLines/>
-              <w:widowControl/>
+              <w:widowControl w:val="false"/>
               <w:spacing w:before="0" w:after="0"/>
               <w:ind w:left="57" w:hanging="0"/>
               <w:jc w:val="left"/>
@@ -6176,7 +6105,7 @@
           <w:p>
             <w:pPr>
               <w:pStyle w:val="Normal"/>
-              <w:widowControl/>
+              <w:widowControl w:val="false"/>
               <w:spacing w:before="0" w:after="0"/>
               <w:jc w:val="left"/>
               <w:rPr>
@@ -6207,7 +6136,7 @@
           <w:p>
             <w:pPr>
               <w:pStyle w:val="Normal"/>
-              <w:widowControl/>
+              <w:widowControl w:val="false"/>
               <w:spacing w:before="0" w:after="0"/>
               <w:jc w:val="left"/>
               <w:rPr>
@@ -6238,7 +6167,7 @@
           <w:p>
             <w:pPr>
               <w:pStyle w:val="Normal"/>
-              <w:widowControl/>
+              <w:widowControl w:val="false"/>
               <w:spacing w:before="0" w:after="0"/>
               <w:jc w:val="left"/>
               <w:rPr>
@@ -6269,7 +6198,7 @@
           <w:p>
             <w:pPr>
               <w:pStyle w:val="Normal"/>
-              <w:widowControl/>
+              <w:widowControl w:val="false"/>
               <w:spacing w:before="0" w:after="0"/>
               <w:jc w:val="left"/>
               <w:rPr>
@@ -6300,7 +6229,7 @@
           <w:p>
             <w:pPr>
               <w:pStyle w:val="Normal"/>
-              <w:widowControl/>
+              <w:widowControl w:val="false"/>
               <w:spacing w:before="0" w:after="0"/>
               <w:jc w:val="left"/>
               <w:rPr>
@@ -6331,7 +6260,7 @@
           <w:p>
             <w:pPr>
               <w:pStyle w:val="Normal"/>
-              <w:widowControl/>
+              <w:widowControl w:val="false"/>
               <w:spacing w:before="0" w:after="0"/>
               <w:jc w:val="left"/>
               <w:rPr>
@@ -6362,7 +6291,7 @@
           <w:p>
             <w:pPr>
               <w:pStyle w:val="Normal"/>
-              <w:widowControl/>
+              <w:widowControl w:val="false"/>
               <w:spacing w:before="0" w:after="0"/>
               <w:jc w:val="left"/>
               <w:rPr>
@@ -6393,7 +6322,7 @@
           <w:p>
             <w:pPr>
               <w:pStyle w:val="Normal"/>
-              <w:widowControl/>
+              <w:widowControl w:val="false"/>
               <w:spacing w:before="0" w:after="0"/>
               <w:jc w:val="left"/>
               <w:rPr>
@@ -6424,7 +6353,7 @@
           <w:p>
             <w:pPr>
               <w:pStyle w:val="Normal"/>
-              <w:widowControl/>
+              <w:widowControl w:val="false"/>
               <w:spacing w:before="0" w:after="0"/>
               <w:jc w:val="left"/>
               <w:rPr>
@@ -6455,38 +6384,38 @@
           <w:p>
             <w:pPr>
               <w:pStyle w:val="Normal"/>
-              <w:widowControl/>
-              <w:spacing w:before="0" w:after="0"/>
-              <w:jc w:val="left"/>
-              <w:rPr>
-                <w:rFonts w:eastAsia="Times New Roman" w:cs="Times New Roman"/>
-                <w:kern w:val="0"/>
-                <w:lang w:val="ru-RU" w:eastAsia="ru-RU" w:bidi="ar-SA"/>
-              </w:rPr>
-            </w:pPr>
-            <w:r>
-              <w:rPr>
-                <w:rFonts w:eastAsia="Times New Roman" w:cs="Times New Roman"/>
-                <w:kern w:val="0"/>
-                <w:lang w:val="ru-RU" w:eastAsia="ru-RU" w:bidi="ar-SA"/>
-              </w:rPr>
-            </w:r>
-          </w:p>
-        </w:tc>
-        <w:tc>
-          <w:tcPr>
-            <w:tcW w:w="548" w:type="dxa"/>
-            <w:tcBorders>
-              <w:top w:val="nil"/>
-              <w:left w:val="nil"/>
-              <w:bottom w:val="nil"/>
-              <w:right w:val="nil"/>
-            </w:tcBorders>
-          </w:tcPr>
-          <w:p>
-            <w:pPr>
-              <w:pStyle w:val="Normal"/>
-              <w:widowControl/>
+              <w:widowControl w:val="false"/>
+              <w:spacing w:before="0" w:after="0"/>
+              <w:jc w:val="left"/>
+              <w:rPr>
+                <w:rFonts w:eastAsia="Times New Roman" w:cs="Times New Roman"/>
+                <w:kern w:val="0"/>
+                <w:lang w:val="ru-RU" w:eastAsia="ru-RU" w:bidi="ar-SA"/>
+              </w:rPr>
+            </w:pPr>
+            <w:r>
+              <w:rPr>
+                <w:rFonts w:eastAsia="Times New Roman" w:cs="Times New Roman"/>
+                <w:kern w:val="0"/>
+                <w:lang w:val="ru-RU" w:eastAsia="ru-RU" w:bidi="ar-SA"/>
+              </w:rPr>
+            </w:r>
+          </w:p>
+        </w:tc>
+        <w:tc>
+          <w:tcPr>
+            <w:tcW w:w="545" w:type="dxa"/>
+            <w:tcBorders>
+              <w:top w:val="nil"/>
+              <w:left w:val="nil"/>
+              <w:bottom w:val="nil"/>
+              <w:right w:val="nil"/>
+            </w:tcBorders>
+          </w:tcPr>
+          <w:p>
+            <w:pPr>
+              <w:pStyle w:val="Normal"/>
+              <w:widowControl w:val="false"/>
               <w:spacing w:before="0" w:after="0"/>
               <w:jc w:val="left"/>
               <w:rPr>
@@ -6526,7 +6455,7 @@
               <w:pStyle w:val="Normal"/>
               <w:keepNext w:val="true"/>
               <w:keepLines/>
-              <w:widowControl/>
+              <w:widowControl w:val="false"/>
               <w:spacing w:before="0" w:after="0"/>
               <w:jc w:val="left"/>
               <w:rPr>
@@ -6548,7 +6477,7 @@
         </w:tc>
         <w:tc>
           <w:tcPr>
-            <w:tcW w:w="9074" w:type="dxa"/>
+            <w:tcW w:w="9076" w:type="dxa"/>
             <w:gridSpan w:val="32"/>
             <w:tcBorders>
               <w:top w:val="nil"/>
@@ -6562,29 +6491,36 @@
               <w:pStyle w:val="Normal"/>
               <w:keepNext w:val="true"/>
               <w:keepLines/>
-              <w:widowControl/>
-              <w:spacing w:before="0" w:after="0"/>
-              <w:jc w:val="left"/>
-              <w:rPr>
-                <w:sz w:val="16"/>
-                <w:szCs w:val="16"/>
-              </w:rPr>
-            </w:pPr>
-            <w:r>
-              <w:rPr>
-                <w:rFonts w:eastAsia="Times New Roman" w:cs="Arial"/>
-                <w:kern w:val="0"/>
-                <w:sz w:val="16"/>
-                <w:szCs w:val="16"/>
-                <w:lang w:val="ru-RU" w:eastAsia="ru-RU" w:bidi="ar-SA"/>
-              </w:rPr>
-              <w:t>два</w:t>
-            </w:r>
-          </w:p>
-        </w:tc>
-        <w:tc>
-          <w:tcPr>
-            <w:tcW w:w="2609" w:type="dxa"/>
+              <w:widowControl w:val="false"/>
+              <w:spacing w:before="0" w:after="0"/>
+              <w:jc w:val="left"/>
+              <w:rPr>
+                <w:sz w:val="16"/>
+                <w:szCs w:val="16"/>
+                <w:lang w:val="en-US"/>
+              </w:rPr>
+            </w:pPr>
+            <w:r>
+              <w:rPr>
+                <w:sz w:val="16"/>
+                <w:szCs w:val="16"/>
+                <w:lang w:val="en-US"/>
+              </w:rPr>
+              <w:t xml:space="preserve"> </w:t>
+            </w:r>
+            <w:r>
+              <w:rPr>
+                <w:sz w:val="16"/>
+                <w:szCs w:val="16"/>
+                <w:lang w:val="en-US"/>
+              </w:rPr>
+              <w:t>{{ count_items_propis }}</w:t>
+            </w:r>
+          </w:p>
+        </w:tc>
+        <w:tc>
+          <w:tcPr>
+            <w:tcW w:w="2610" w:type="dxa"/>
             <w:gridSpan w:val="13"/>
             <w:tcBorders>
               <w:top w:val="nil"/>
@@ -6599,7 +6535,7 @@
               <w:pStyle w:val="Normal"/>
               <w:keepNext w:val="true"/>
               <w:keepLines/>
-              <w:widowControl/>
+              <w:widowControl w:val="false"/>
               <w:spacing w:before="0" w:after="0"/>
               <w:ind w:left="57" w:hanging="0"/>
               <w:jc w:val="left"/>
@@ -6635,7 +6571,7 @@
           <w:p>
             <w:pPr>
               <w:pStyle w:val="Normal"/>
-              <w:widowControl/>
+              <w:widowControl w:val="false"/>
               <w:spacing w:before="0" w:after="0"/>
               <w:jc w:val="left"/>
               <w:rPr>
@@ -6666,7 +6602,7 @@
           <w:p>
             <w:pPr>
               <w:pStyle w:val="Normal"/>
-              <w:widowControl/>
+              <w:widowControl w:val="false"/>
               <w:spacing w:before="0" w:after="0"/>
               <w:jc w:val="left"/>
               <w:rPr>
@@ -6697,7 +6633,7 @@
           <w:p>
             <w:pPr>
               <w:pStyle w:val="Normal"/>
-              <w:widowControl/>
+              <w:widowControl w:val="false"/>
               <w:spacing w:before="0" w:after="0"/>
               <w:jc w:val="left"/>
               <w:rPr>
@@ -6728,7 +6664,7 @@
           <w:p>
             <w:pPr>
               <w:pStyle w:val="Normal"/>
-              <w:widowControl/>
+              <w:widowControl w:val="false"/>
               <w:spacing w:before="0" w:after="0"/>
               <w:jc w:val="left"/>
               <w:rPr>
@@ -6759,7 +6695,7 @@
           <w:p>
             <w:pPr>
               <w:pStyle w:val="Normal"/>
-              <w:widowControl/>
+              <w:widowControl w:val="false"/>
               <w:spacing w:before="0" w:after="0"/>
               <w:jc w:val="left"/>
               <w:rPr>
@@ -6790,7 +6726,7 @@
           <w:p>
             <w:pPr>
               <w:pStyle w:val="Normal"/>
-              <w:widowControl/>
+              <w:widowControl w:val="false"/>
               <w:spacing w:before="0" w:after="0"/>
               <w:jc w:val="left"/>
               <w:rPr>
@@ -6821,7 +6757,7 @@
           <w:p>
             <w:pPr>
               <w:pStyle w:val="Normal"/>
-              <w:widowControl/>
+              <w:widowControl w:val="false"/>
               <w:spacing w:before="0" w:after="0"/>
               <w:jc w:val="left"/>
               <w:rPr>
@@ -6852,7 +6788,7 @@
           <w:p>
             <w:pPr>
               <w:pStyle w:val="Normal"/>
-              <w:widowControl/>
+              <w:widowControl w:val="false"/>
               <w:spacing w:before="0" w:after="0"/>
               <w:jc w:val="left"/>
               <w:rPr>
@@ -6883,7 +6819,7 @@
           <w:p>
             <w:pPr>
               <w:pStyle w:val="Normal"/>
-              <w:widowControl/>
+              <w:widowControl w:val="false"/>
               <w:spacing w:before="0" w:after="0"/>
               <w:jc w:val="left"/>
               <w:rPr>
@@ -6914,38 +6850,38 @@
           <w:p>
             <w:pPr>
               <w:pStyle w:val="Normal"/>
-              <w:widowControl/>
-              <w:spacing w:before="0" w:after="0"/>
-              <w:jc w:val="left"/>
-              <w:rPr>
-                <w:rFonts w:eastAsia="Times New Roman" w:cs="Times New Roman"/>
-                <w:kern w:val="0"/>
-                <w:lang w:val="ru-RU" w:eastAsia="ru-RU" w:bidi="ar-SA"/>
-              </w:rPr>
-            </w:pPr>
-            <w:r>
-              <w:rPr>
-                <w:rFonts w:eastAsia="Times New Roman" w:cs="Times New Roman"/>
-                <w:kern w:val="0"/>
-                <w:lang w:val="ru-RU" w:eastAsia="ru-RU" w:bidi="ar-SA"/>
-              </w:rPr>
-            </w:r>
-          </w:p>
-        </w:tc>
-        <w:tc>
-          <w:tcPr>
-            <w:tcW w:w="548" w:type="dxa"/>
-            <w:tcBorders>
-              <w:top w:val="nil"/>
-              <w:left w:val="nil"/>
-              <w:bottom w:val="nil"/>
-              <w:right w:val="nil"/>
-            </w:tcBorders>
-          </w:tcPr>
-          <w:p>
-            <w:pPr>
-              <w:pStyle w:val="Normal"/>
-              <w:widowControl/>
+              <w:widowControl w:val="false"/>
+              <w:spacing w:before="0" w:after="0"/>
+              <w:jc w:val="left"/>
+              <w:rPr>
+                <w:rFonts w:eastAsia="Times New Roman" w:cs="Times New Roman"/>
+                <w:kern w:val="0"/>
+                <w:lang w:val="ru-RU" w:eastAsia="ru-RU" w:bidi="ar-SA"/>
+              </w:rPr>
+            </w:pPr>
+            <w:r>
+              <w:rPr>
+                <w:rFonts w:eastAsia="Times New Roman" w:cs="Times New Roman"/>
+                <w:kern w:val="0"/>
+                <w:lang w:val="ru-RU" w:eastAsia="ru-RU" w:bidi="ar-SA"/>
+              </w:rPr>
+            </w:r>
+          </w:p>
+        </w:tc>
+        <w:tc>
+          <w:tcPr>
+            <w:tcW w:w="545" w:type="dxa"/>
+            <w:tcBorders>
+              <w:top w:val="nil"/>
+              <w:left w:val="nil"/>
+              <w:bottom w:val="nil"/>
+              <w:right w:val="nil"/>
+            </w:tcBorders>
+          </w:tcPr>
+          <w:p>
+            <w:pPr>
+              <w:pStyle w:val="Normal"/>
+              <w:widowControl w:val="false"/>
               <w:spacing w:before="0" w:after="0"/>
               <w:jc w:val="left"/>
               <w:rPr>
@@ -6985,28 +6921,25 @@
               <w:pStyle w:val="Normal"/>
               <w:keepNext w:val="true"/>
               <w:keepLines/>
-              <w:widowControl/>
-              <w:spacing w:before="0" w:after="0"/>
-              <w:jc w:val="left"/>
-              <w:rPr>
-                <w:sz w:val="12"/>
-                <w:szCs w:val="12"/>
-              </w:rPr>
-            </w:pPr>
-            <w:r>
-              <w:rPr>
-                <w:rFonts w:eastAsia="Times New Roman" w:cs="Times New Roman"/>
-                <w:kern w:val="0"/>
-                <w:sz w:val="12"/>
-                <w:szCs w:val="12"/>
-                <w:lang w:val="ru-RU" w:eastAsia="ru-RU" w:bidi="ar-SA"/>
-              </w:rPr>
-            </w:r>
-          </w:p>
-        </w:tc>
-        <w:tc>
-          <w:tcPr>
-            <w:tcW w:w="9074" w:type="dxa"/>
+              <w:widowControl w:val="false"/>
+              <w:spacing w:before="0" w:after="0"/>
+              <w:jc w:val="left"/>
+              <w:rPr>
+                <w:sz w:val="12"/>
+                <w:szCs w:val="12"/>
+              </w:rPr>
+            </w:pPr>
+            <w:r>
+              <w:rPr>
+                <w:sz w:val="12"/>
+                <w:szCs w:val="12"/>
+              </w:rPr>
+            </w:r>
+          </w:p>
+        </w:tc>
+        <w:tc>
+          <w:tcPr>
+            <w:tcW w:w="9076" w:type="dxa"/>
             <w:gridSpan w:val="32"/>
             <w:tcBorders>
               <w:left w:val="nil"/>
@@ -7020,7 +6953,7 @@
               <w:pStyle w:val="Normal"/>
               <w:keepNext w:val="true"/>
               <w:keepLines/>
-              <w:widowControl/>
+              <w:widowControl w:val="false"/>
               <w:spacing w:before="0" w:after="0"/>
               <w:jc w:val="center"/>
               <w:rPr>
@@ -7044,7 +6977,7 @@
         </w:tc>
         <w:tc>
           <w:tcPr>
-            <w:tcW w:w="2609" w:type="dxa"/>
+            <w:tcW w:w="2610" w:type="dxa"/>
             <w:gridSpan w:val="13"/>
             <w:tcBorders>
               <w:top w:val="nil"/>
@@ -7059,21 +6992,18 @@
               <w:pStyle w:val="Normal"/>
               <w:keepNext w:val="true"/>
               <w:keepLines/>
-              <w:widowControl/>
-              <w:spacing w:before="0" w:after="0"/>
-              <w:jc w:val="left"/>
-              <w:rPr>
-                <w:sz w:val="12"/>
-                <w:szCs w:val="12"/>
-              </w:rPr>
-            </w:pPr>
-            <w:r>
-              <w:rPr>
-                <w:rFonts w:eastAsia="Times New Roman" w:cs="Times New Roman"/>
-                <w:kern w:val="0"/>
-                <w:sz w:val="12"/>
-                <w:szCs w:val="12"/>
-                <w:lang w:val="ru-RU" w:eastAsia="ru-RU" w:bidi="ar-SA"/>
+              <w:widowControl w:val="false"/>
+              <w:spacing w:before="0" w:after="0"/>
+              <w:jc w:val="left"/>
+              <w:rPr>
+                <w:sz w:val="12"/>
+                <w:szCs w:val="12"/>
+              </w:rPr>
+            </w:pPr>
+            <w:r>
+              <w:rPr>
+                <w:sz w:val="12"/>
+                <w:szCs w:val="12"/>
               </w:rPr>
             </w:r>
           </w:p>
@@ -7091,7 +7021,7 @@
           <w:p>
             <w:pPr>
               <w:pStyle w:val="Normal"/>
-              <w:widowControl/>
+              <w:widowControl w:val="false"/>
               <w:spacing w:before="0" w:after="0"/>
               <w:jc w:val="left"/>
               <w:rPr>
@@ -7122,7 +7052,7 @@
           <w:p>
             <w:pPr>
               <w:pStyle w:val="Normal"/>
-              <w:widowControl/>
+              <w:widowControl w:val="false"/>
               <w:spacing w:before="0" w:after="0"/>
               <w:jc w:val="left"/>
               <w:rPr>
@@ -7153,7 +7083,7 @@
           <w:p>
             <w:pPr>
               <w:pStyle w:val="Normal"/>
-              <w:widowControl/>
+              <w:widowControl w:val="false"/>
               <w:spacing w:before="0" w:after="0"/>
               <w:jc w:val="left"/>
               <w:rPr>
@@ -7184,7 +7114,7 @@
           <w:p>
             <w:pPr>
               <w:pStyle w:val="Normal"/>
-              <w:widowControl/>
+              <w:widowControl w:val="false"/>
               <w:spacing w:before="0" w:after="0"/>
               <w:jc w:val="left"/>
               <w:rPr>
@@ -7215,7 +7145,7 @@
           <w:p>
             <w:pPr>
               <w:pStyle w:val="Normal"/>
-              <w:widowControl/>
+              <w:widowControl w:val="false"/>
               <w:spacing w:before="0" w:after="0"/>
               <w:jc w:val="left"/>
               <w:rPr>
@@ -7246,7 +7176,7 @@
           <w:p>
             <w:pPr>
               <w:pStyle w:val="Normal"/>
-              <w:widowControl/>
+              <w:widowControl w:val="false"/>
               <w:spacing w:before="0" w:after="0"/>
               <w:jc w:val="left"/>
               <w:rPr>
@@ -7277,7 +7207,7 @@
           <w:p>
             <w:pPr>
               <w:pStyle w:val="Normal"/>
-              <w:widowControl/>
+              <w:widowControl w:val="false"/>
               <w:spacing w:before="0" w:after="0"/>
               <w:jc w:val="left"/>
               <w:rPr>
@@ -7308,7 +7238,7 @@
           <w:p>
             <w:pPr>
               <w:pStyle w:val="Normal"/>
-              <w:widowControl/>
+              <w:widowControl w:val="false"/>
               <w:spacing w:before="0" w:after="0"/>
               <w:jc w:val="left"/>
               <w:rPr>
@@ -7339,7 +7269,7 @@
           <w:p>
             <w:pPr>
               <w:pStyle w:val="Normal"/>
-              <w:widowControl/>
+              <w:widowControl w:val="false"/>
               <w:spacing w:before="0" w:after="0"/>
               <w:jc w:val="left"/>
               <w:rPr>
@@ -7370,38 +7300,38 @@
           <w:p>
             <w:pPr>
               <w:pStyle w:val="Normal"/>
-              <w:widowControl/>
-              <w:spacing w:before="0" w:after="0"/>
-              <w:jc w:val="left"/>
-              <w:rPr>
-                <w:rFonts w:eastAsia="Times New Roman" w:cs="Times New Roman"/>
-                <w:kern w:val="0"/>
-                <w:lang w:val="ru-RU" w:eastAsia="ru-RU" w:bidi="ar-SA"/>
-              </w:rPr>
-            </w:pPr>
-            <w:r>
-              <w:rPr>
-                <w:rFonts w:eastAsia="Times New Roman" w:cs="Times New Roman"/>
-                <w:kern w:val="0"/>
-                <w:lang w:val="ru-RU" w:eastAsia="ru-RU" w:bidi="ar-SA"/>
-              </w:rPr>
-            </w:r>
-          </w:p>
-        </w:tc>
-        <w:tc>
-          <w:tcPr>
-            <w:tcW w:w="548" w:type="dxa"/>
-            <w:tcBorders>
-              <w:top w:val="nil"/>
-              <w:left w:val="nil"/>
-              <w:bottom w:val="nil"/>
-              <w:right w:val="nil"/>
-            </w:tcBorders>
-          </w:tcPr>
-          <w:p>
-            <w:pPr>
-              <w:pStyle w:val="Normal"/>
-              <w:widowControl/>
+              <w:widowControl w:val="false"/>
+              <w:spacing w:before="0" w:after="0"/>
+              <w:jc w:val="left"/>
+              <w:rPr>
+                <w:rFonts w:eastAsia="Times New Roman" w:cs="Times New Roman"/>
+                <w:kern w:val="0"/>
+                <w:lang w:val="ru-RU" w:eastAsia="ru-RU" w:bidi="ar-SA"/>
+              </w:rPr>
+            </w:pPr>
+            <w:r>
+              <w:rPr>
+                <w:rFonts w:eastAsia="Times New Roman" w:cs="Times New Roman"/>
+                <w:kern w:val="0"/>
+                <w:lang w:val="ru-RU" w:eastAsia="ru-RU" w:bidi="ar-SA"/>
+              </w:rPr>
+            </w:r>
+          </w:p>
+        </w:tc>
+        <w:tc>
+          <w:tcPr>
+            <w:tcW w:w="545" w:type="dxa"/>
+            <w:tcBorders>
+              <w:top w:val="nil"/>
+              <w:left w:val="nil"/>
+              <w:bottom w:val="nil"/>
+              <w:right w:val="nil"/>
+            </w:tcBorders>
+          </w:tcPr>
+          <w:p>
+            <w:pPr>
+              <w:pStyle w:val="Normal"/>
+              <w:widowControl w:val="false"/>
               <w:spacing w:before="0" w:after="0"/>
               <w:jc w:val="left"/>
               <w:rPr>
@@ -7441,21 +7371,18 @@
               <w:pStyle w:val="Normal"/>
               <w:keepNext w:val="true"/>
               <w:keepLines/>
-              <w:widowControl/>
-              <w:spacing w:before="0" w:after="0"/>
-              <w:jc w:val="center"/>
-              <w:rPr>
-                <w:sz w:val="16"/>
-                <w:szCs w:val="16"/>
-              </w:rPr>
-            </w:pPr>
-            <w:r>
-              <w:rPr>
-                <w:rFonts w:eastAsia="Times New Roman" w:cs="Times New Roman"/>
-                <w:kern w:val="0"/>
-                <w:sz w:val="16"/>
-                <w:szCs w:val="16"/>
-                <w:lang w:val="ru-RU" w:eastAsia="ru-RU" w:bidi="ar-SA"/>
+              <w:widowControl w:val="false"/>
+              <w:spacing w:before="0" w:after="0"/>
+              <w:jc w:val="center"/>
+              <w:rPr>
+                <w:sz w:val="16"/>
+                <w:szCs w:val="16"/>
+              </w:rPr>
+            </w:pPr>
+            <w:r>
+              <w:rPr>
+                <w:sz w:val="16"/>
+                <w:szCs w:val="16"/>
               </w:rPr>
             </w:r>
           </w:p>
@@ -7477,28 +7404,25 @@
               <w:pStyle w:val="Normal"/>
               <w:keepNext w:val="true"/>
               <w:keepLines/>
-              <w:widowControl/>
-              <w:spacing w:before="0" w:after="0"/>
-              <w:jc w:val="center"/>
-              <w:rPr>
-                <w:sz w:val="16"/>
-                <w:szCs w:val="16"/>
-              </w:rPr>
-            </w:pPr>
-            <w:r>
-              <w:rPr>
-                <w:rFonts w:eastAsia="Times New Roman" w:cs="Times New Roman"/>
-                <w:kern w:val="0"/>
-                <w:sz w:val="16"/>
-                <w:szCs w:val="16"/>
-                <w:lang w:val="ru-RU" w:eastAsia="ru-RU" w:bidi="ar-SA"/>
-              </w:rPr>
-            </w:r>
-          </w:p>
-        </w:tc>
-        <w:tc>
-          <w:tcPr>
-            <w:tcW w:w="1671" w:type="dxa"/>
+              <w:widowControl w:val="false"/>
+              <w:spacing w:before="0" w:after="0"/>
+              <w:jc w:val="center"/>
+              <w:rPr>
+                <w:sz w:val="16"/>
+                <w:szCs w:val="16"/>
+              </w:rPr>
+            </w:pPr>
+            <w:r>
+              <w:rPr>
+                <w:sz w:val="16"/>
+                <w:szCs w:val="16"/>
+              </w:rPr>
+            </w:r>
+          </w:p>
+        </w:tc>
+        <w:tc>
+          <w:tcPr>
+            <w:tcW w:w="1672" w:type="dxa"/>
             <w:gridSpan w:val="7"/>
             <w:tcBorders>
               <w:top w:val="nil"/>
@@ -7513,7 +7437,7 @@
               <w:pStyle w:val="Normal"/>
               <w:keepNext w:val="true"/>
               <w:keepLines/>
-              <w:widowControl/>
+              <w:widowControl w:val="false"/>
               <w:spacing w:before="0" w:after="0"/>
               <w:ind w:left="57" w:hanging="0"/>
               <w:jc w:val="left"/>
@@ -7536,7 +7460,7 @@
         </w:tc>
         <w:tc>
           <w:tcPr>
-            <w:tcW w:w="5634" w:type="dxa"/>
+            <w:tcW w:w="5636" w:type="dxa"/>
             <w:gridSpan w:val="26"/>
             <w:tcBorders>
               <w:top w:val="nil"/>
@@ -7549,28 +7473,25 @@
               <w:pStyle w:val="Normal"/>
               <w:keepNext w:val="true"/>
               <w:keepLines/>
-              <w:widowControl/>
-              <w:spacing w:before="0" w:after="0"/>
-              <w:jc w:val="left"/>
-              <w:rPr>
-                <w:sz w:val="16"/>
-                <w:szCs w:val="16"/>
-              </w:rPr>
-            </w:pPr>
-            <w:r>
-              <w:rPr>
-                <w:rFonts w:eastAsia="Times New Roman" w:cs="Times New Roman"/>
-                <w:kern w:val="0"/>
-                <w:sz w:val="16"/>
-                <w:szCs w:val="16"/>
-                <w:lang w:val="ru-RU" w:eastAsia="ru-RU" w:bidi="ar-SA"/>
-              </w:rPr>
-            </w:r>
-          </w:p>
-        </w:tc>
-        <w:tc>
-          <w:tcPr>
-            <w:tcW w:w="2497" w:type="dxa"/>
+              <w:widowControl w:val="false"/>
+              <w:spacing w:before="0" w:after="0"/>
+              <w:jc w:val="left"/>
+              <w:rPr>
+                <w:sz w:val="16"/>
+                <w:szCs w:val="16"/>
+              </w:rPr>
+            </w:pPr>
+            <w:r>
+              <w:rPr>
+                <w:sz w:val="16"/>
+                <w:szCs w:val="16"/>
+              </w:rPr>
+            </w:r>
+          </w:p>
+        </w:tc>
+        <w:tc>
+          <w:tcPr>
+            <w:tcW w:w="2494" w:type="dxa"/>
             <w:gridSpan w:val="8"/>
             <w:tcBorders/>
             <w:vAlign w:val="bottom"/>
@@ -7580,21 +7501,18 @@
               <w:pStyle w:val="Normal"/>
               <w:keepNext w:val="true"/>
               <w:keepLines/>
-              <w:widowControl/>
-              <w:spacing w:before="0" w:after="0"/>
-              <w:jc w:val="left"/>
-              <w:rPr>
-                <w:sz w:val="16"/>
-                <w:szCs w:val="16"/>
-              </w:rPr>
-            </w:pPr>
-            <w:r>
-              <w:rPr>
-                <w:rFonts w:eastAsia="Times New Roman" w:cs="Times New Roman"/>
-                <w:kern w:val="0"/>
-                <w:sz w:val="16"/>
-                <w:szCs w:val="16"/>
-                <w:lang w:val="ru-RU" w:eastAsia="ru-RU" w:bidi="ar-SA"/>
+              <w:widowControl w:val="false"/>
+              <w:spacing w:before="0" w:after="0"/>
+              <w:jc w:val="left"/>
+              <w:rPr>
+                <w:sz w:val="16"/>
+                <w:szCs w:val="16"/>
+              </w:rPr>
+            </w:pPr>
+            <w:r>
+              <w:rPr>
+                <w:sz w:val="16"/>
+                <w:szCs w:val="16"/>
               </w:rPr>
             </w:r>
           </w:p>
@@ -7620,7 +7538,7 @@
               <w:pStyle w:val="Normal"/>
               <w:keepNext w:val="true"/>
               <w:keepLines/>
-              <w:widowControl/>
+              <w:widowControl w:val="false"/>
               <w:spacing w:before="0" w:after="0"/>
               <w:jc w:val="center"/>
               <w:rPr>
@@ -7632,12 +7550,10 @@
             </w:pPr>
             <w:r>
               <w:rPr>
-                <w:rFonts w:eastAsia="Times New Roman" w:cs="Times New Roman"/>
                 <w:color w:val="808080" w:themeColor="background1" w:themeShade="80"/>
-                <w:kern w:val="0"/>
-                <w:sz w:val="12"/>
-                <w:szCs w:val="12"/>
-                <w:lang w:val="en-US" w:eastAsia="ru-RU" w:bidi="ar-SA"/>
+                <w:sz w:val="12"/>
+                <w:szCs w:val="12"/>
+                <w:lang w:val="en-US"/>
               </w:rPr>
             </w:r>
           </w:p>
@@ -7658,7 +7574,7 @@
               <w:pStyle w:val="Normal"/>
               <w:keepNext w:val="true"/>
               <w:keepLines/>
-              <w:widowControl/>
+              <w:widowControl w:val="false"/>
               <w:spacing w:before="0" w:after="0"/>
               <w:jc w:val="center"/>
               <w:rPr>
@@ -7669,19 +7585,16 @@
             </w:pPr>
             <w:r>
               <w:rPr>
-                <w:rFonts w:eastAsia="Times New Roman" w:cs="Times New Roman"/>
                 <w:color w:val="808080" w:themeColor="background1" w:themeShade="80"/>
-                <w:kern w:val="0"/>
-                <w:sz w:val="12"/>
-                <w:szCs w:val="12"/>
-                <w:lang w:val="ru-RU" w:eastAsia="ru-RU" w:bidi="ar-SA"/>
-              </w:rPr>
-            </w:r>
-          </w:p>
-        </w:tc>
-        <w:tc>
-          <w:tcPr>
-            <w:tcW w:w="1671" w:type="dxa"/>
+                <w:sz w:val="12"/>
+                <w:szCs w:val="12"/>
+              </w:rPr>
+            </w:r>
+          </w:p>
+        </w:tc>
+        <w:tc>
+          <w:tcPr>
+            <w:tcW w:w="1672" w:type="dxa"/>
             <w:gridSpan w:val="7"/>
             <w:tcBorders>
               <w:top w:val="nil"/>
@@ -7695,7 +7608,7 @@
               <w:pStyle w:val="Normal"/>
               <w:keepNext w:val="true"/>
               <w:keepLines/>
-              <w:widowControl/>
+              <w:widowControl w:val="false"/>
               <w:spacing w:before="0" w:after="0"/>
               <w:ind w:left="57" w:hanging="0"/>
               <w:jc w:val="left"/>
@@ -7707,19 +7620,16 @@
             </w:pPr>
             <w:r>
               <w:rPr>
-                <w:rFonts w:eastAsia="Times New Roman" w:cs="Times New Roman"/>
                 <w:color w:val="808080" w:themeColor="background1" w:themeShade="80"/>
-                <w:kern w:val="0"/>
-                <w:sz w:val="12"/>
-                <w:szCs w:val="12"/>
-                <w:lang w:val="ru-RU" w:eastAsia="ru-RU" w:bidi="ar-SA"/>
-              </w:rPr>
-            </w:r>
-          </w:p>
-        </w:tc>
-        <w:tc>
-          <w:tcPr>
-            <w:tcW w:w="5634" w:type="dxa"/>
+                <w:sz w:val="12"/>
+                <w:szCs w:val="12"/>
+              </w:rPr>
+            </w:r>
+          </w:p>
+        </w:tc>
+        <w:tc>
+          <w:tcPr>
+            <w:tcW w:w="5636" w:type="dxa"/>
             <w:gridSpan w:val="26"/>
             <w:tcBorders>
               <w:left w:val="nil"/>
@@ -7731,7 +7641,7 @@
               <w:pStyle w:val="Normal"/>
               <w:keepNext w:val="true"/>
               <w:keepLines/>
-              <w:widowControl/>
+              <w:widowControl w:val="false"/>
               <w:spacing w:before="0" w:after="0"/>
               <w:jc w:val="center"/>
               <w:rPr>
@@ -7756,7 +7666,7 @@
         </w:tc>
         <w:tc>
           <w:tcPr>
-            <w:tcW w:w="2497" w:type="dxa"/>
+            <w:tcW w:w="2494" w:type="dxa"/>
             <w:gridSpan w:val="8"/>
             <w:vMerge w:val="restart"/>
             <w:tcBorders/>
@@ -7767,19 +7677,16 @@
               <w:pStyle w:val="Normal"/>
               <w:keepNext w:val="true"/>
               <w:keepLines/>
-              <w:widowControl/>
-              <w:spacing w:before="0" w:after="0"/>
-              <w:jc w:val="left"/>
-              <w:rPr>
-                <w:szCs w:val="12"/>
-              </w:rPr>
-            </w:pPr>
-            <w:r>
-              <w:rPr>
-                <w:rFonts w:eastAsia="Times New Roman" w:cs="Times New Roman"/>
-                <w:kern w:val="0"/>
-                <w:szCs w:val="12"/>
-                <w:lang w:val="ru-RU" w:eastAsia="ru-RU" w:bidi="ar-SA"/>
+              <w:widowControl w:val="false"/>
+              <w:spacing w:before="0" w:after="0"/>
+              <w:jc w:val="left"/>
+              <w:rPr>
+                <w:szCs w:val="12"/>
+              </w:rPr>
+            </w:pPr>
+            <w:r>
+              <w:rPr>
+                <w:szCs w:val="12"/>
               </w:rPr>
             </w:r>
           </w:p>
@@ -7806,7 +7713,7 @@
               <w:pStyle w:val="Normal"/>
               <w:keepNext w:val="true"/>
               <w:keepLines/>
-              <w:widowControl/>
+              <w:widowControl w:val="false"/>
               <w:spacing w:before="0" w:after="0"/>
               <w:jc w:val="left"/>
               <w:rPr>
@@ -7842,21 +7749,18 @@
               <w:pStyle w:val="Normal"/>
               <w:keepNext w:val="true"/>
               <w:keepLines/>
-              <w:widowControl/>
-              <w:spacing w:before="0" w:after="0"/>
-              <w:jc w:val="left"/>
-              <w:rPr>
-                <w:sz w:val="16"/>
-                <w:szCs w:val="16"/>
-              </w:rPr>
-            </w:pPr>
-            <w:r>
-              <w:rPr>
-                <w:rFonts w:eastAsia="Times New Roman" w:cs="Times New Roman"/>
-                <w:kern w:val="0"/>
-                <w:sz w:val="16"/>
-                <w:szCs w:val="16"/>
-                <w:lang w:val="ru-RU" w:eastAsia="ru-RU" w:bidi="ar-SA"/>
+              <w:widowControl w:val="false"/>
+              <w:spacing w:before="0" w:after="0"/>
+              <w:jc w:val="left"/>
+              <w:rPr>
+                <w:sz w:val="16"/>
+                <w:szCs w:val="16"/>
+              </w:rPr>
+            </w:pPr>
+            <w:r>
+              <w:rPr>
+                <w:sz w:val="16"/>
+                <w:szCs w:val="16"/>
               </w:rPr>
             </w:r>
           </w:p>
@@ -7878,28 +7782,25 @@
               <w:pStyle w:val="Normal"/>
               <w:keepNext w:val="true"/>
               <w:keepLines/>
-              <w:widowControl/>
-              <w:spacing w:before="0" w:after="0"/>
-              <w:jc w:val="center"/>
-              <w:rPr>
-                <w:sz w:val="16"/>
-                <w:szCs w:val="16"/>
-              </w:rPr>
-            </w:pPr>
-            <w:r>
-              <w:rPr>
-                <w:rFonts w:eastAsia="Times New Roman" w:cs="Times New Roman"/>
-                <w:kern w:val="0"/>
-                <w:sz w:val="16"/>
-                <w:szCs w:val="16"/>
-                <w:lang w:val="ru-RU" w:eastAsia="ru-RU" w:bidi="ar-SA"/>
-              </w:rPr>
-            </w:r>
-          </w:p>
-        </w:tc>
-        <w:tc>
-          <w:tcPr>
-            <w:tcW w:w="1671" w:type="dxa"/>
+              <w:widowControl w:val="false"/>
+              <w:spacing w:before="0" w:after="0"/>
+              <w:jc w:val="center"/>
+              <w:rPr>
+                <w:sz w:val="16"/>
+                <w:szCs w:val="16"/>
+              </w:rPr>
+            </w:pPr>
+            <w:r>
+              <w:rPr>
+                <w:sz w:val="16"/>
+                <w:szCs w:val="16"/>
+              </w:rPr>
+            </w:r>
+          </w:p>
+        </w:tc>
+        <w:tc>
+          <w:tcPr>
+            <w:tcW w:w="1672" w:type="dxa"/>
             <w:gridSpan w:val="7"/>
             <w:tcBorders>
               <w:top w:val="nil"/>
@@ -7914,7 +7815,7 @@
               <w:pStyle w:val="Normal"/>
               <w:keepNext w:val="true"/>
               <w:keepLines/>
-              <w:widowControl/>
+              <w:widowControl w:val="false"/>
               <w:spacing w:before="0" w:after="0"/>
               <w:ind w:left="57" w:hanging="0"/>
               <w:jc w:val="left"/>
@@ -7937,7 +7838,7 @@
         </w:tc>
         <w:tc>
           <w:tcPr>
-            <w:tcW w:w="5634" w:type="dxa"/>
+            <w:tcW w:w="5636" w:type="dxa"/>
             <w:gridSpan w:val="26"/>
             <w:tcBorders>
               <w:top w:val="nil"/>
@@ -7950,28 +7851,25 @@
               <w:pStyle w:val="Normal"/>
               <w:keepNext w:val="true"/>
               <w:keepLines/>
-              <w:widowControl/>
-              <w:spacing w:before="0" w:after="0"/>
-              <w:jc w:val="left"/>
-              <w:rPr>
-                <w:sz w:val="16"/>
-                <w:szCs w:val="16"/>
-              </w:rPr>
-            </w:pPr>
-            <w:r>
-              <w:rPr>
-                <w:rFonts w:eastAsia="Times New Roman" w:cs="Times New Roman"/>
-                <w:kern w:val="0"/>
-                <w:sz w:val="16"/>
-                <w:szCs w:val="16"/>
-                <w:lang w:val="ru-RU" w:eastAsia="ru-RU" w:bidi="ar-SA"/>
-              </w:rPr>
-            </w:r>
-          </w:p>
-        </w:tc>
-        <w:tc>
-          <w:tcPr>
-            <w:tcW w:w="2497" w:type="dxa"/>
+              <w:widowControl w:val="false"/>
+              <w:spacing w:before="0" w:after="0"/>
+              <w:jc w:val="left"/>
+              <w:rPr>
+                <w:sz w:val="16"/>
+                <w:szCs w:val="16"/>
+              </w:rPr>
+            </w:pPr>
+            <w:r>
+              <w:rPr>
+                <w:sz w:val="16"/>
+                <w:szCs w:val="16"/>
+              </w:rPr>
+            </w:r>
+          </w:p>
+        </w:tc>
+        <w:tc>
+          <w:tcPr>
+            <w:tcW w:w="2494" w:type="dxa"/>
             <w:gridSpan w:val="8"/>
             <w:vMerge w:val="continue"/>
             <w:tcBorders/>
@@ -7980,19 +7878,16 @@
           <w:p>
             <w:pPr>
               <w:pStyle w:val="Normal"/>
-              <w:widowControl/>
-              <w:spacing w:before="0" w:after="0"/>
-              <w:jc w:val="left"/>
-              <w:rPr>
-                <w:szCs w:val="12"/>
-              </w:rPr>
-            </w:pPr>
-            <w:r>
-              <w:rPr>
-                <w:rFonts w:eastAsia="Times New Roman" w:cs="Times New Roman"/>
-                <w:kern w:val="0"/>
-                <w:szCs w:val="12"/>
-                <w:lang w:val="ru-RU" w:eastAsia="ru-RU" w:bidi="ar-SA"/>
+              <w:widowControl w:val="false"/>
+              <w:spacing w:before="0" w:after="0"/>
+              <w:jc w:val="left"/>
+              <w:rPr>
+                <w:szCs w:val="12"/>
+              </w:rPr>
+            </w:pPr>
+            <w:r>
+              <w:rPr>
+                <w:szCs w:val="12"/>
               </w:rPr>
             </w:r>
           </w:p>
@@ -8016,7 +7911,7 @@
               <w:pStyle w:val="Normal"/>
               <w:keepNext w:val="true"/>
               <w:keepLines/>
-              <w:widowControl/>
+              <w:widowControl w:val="false"/>
               <w:spacing w:before="0" w:after="0"/>
               <w:jc w:val="left"/>
               <w:rPr>
@@ -8027,12 +7922,9 @@
             </w:pPr>
             <w:r>
               <w:rPr>
-                <w:rFonts w:eastAsia="Times New Roman" w:cs="Times New Roman"/>
                 <w:color w:val="808080" w:themeColor="background1" w:themeShade="80"/>
-                <w:kern w:val="0"/>
-                <w:sz w:val="12"/>
-                <w:szCs w:val="12"/>
-                <w:lang w:val="ru-RU" w:eastAsia="ru-RU" w:bidi="ar-SA"/>
+                <w:sz w:val="12"/>
+                <w:szCs w:val="12"/>
               </w:rPr>
             </w:r>
           </w:p>
@@ -8053,7 +7945,7 @@
               <w:pStyle w:val="Normal"/>
               <w:keepNext w:val="true"/>
               <w:keepLines/>
-              <w:widowControl/>
+              <w:widowControl w:val="false"/>
               <w:spacing w:before="0" w:after="0"/>
               <w:jc w:val="center"/>
               <w:rPr>
@@ -8091,7 +7983,7 @@
               <w:pStyle w:val="Normal"/>
               <w:keepNext w:val="true"/>
               <w:keepLines/>
-              <w:widowControl/>
+              <w:widowControl w:val="false"/>
               <w:spacing w:before="0" w:after="0"/>
               <w:jc w:val="center"/>
               <w:rPr>
@@ -8102,19 +7994,16 @@
             </w:pPr>
             <w:r>
               <w:rPr>
-                <w:rFonts w:eastAsia="Times New Roman" w:cs="Times New Roman"/>
                 <w:color w:val="808080" w:themeColor="background1" w:themeShade="80"/>
-                <w:kern w:val="0"/>
-                <w:sz w:val="12"/>
-                <w:szCs w:val="12"/>
-                <w:lang w:val="ru-RU" w:eastAsia="ru-RU" w:bidi="ar-SA"/>
-              </w:rPr>
-            </w:r>
-          </w:p>
-        </w:tc>
-        <w:tc>
-          <w:tcPr>
-            <w:tcW w:w="1671" w:type="dxa"/>
+                <w:sz w:val="12"/>
+                <w:szCs w:val="12"/>
+              </w:rPr>
+            </w:r>
+          </w:p>
+        </w:tc>
+        <w:tc>
+          <w:tcPr>
+            <w:tcW w:w="1672" w:type="dxa"/>
             <w:gridSpan w:val="7"/>
             <w:tcBorders>
               <w:top w:val="nil"/>
@@ -8128,7 +8017,7 @@
               <w:pStyle w:val="Normal"/>
               <w:keepNext w:val="true"/>
               <w:keepLines/>
-              <w:widowControl/>
+              <w:widowControl w:val="false"/>
               <w:spacing w:before="0" w:after="0"/>
               <w:jc w:val="center"/>
               <w:rPr>
@@ -8139,19 +8028,16 @@
             </w:pPr>
             <w:r>
               <w:rPr>
-                <w:rFonts w:eastAsia="Times New Roman" w:cs="Times New Roman"/>
                 <w:color w:val="808080" w:themeColor="background1" w:themeShade="80"/>
-                <w:kern w:val="0"/>
-                <w:sz w:val="12"/>
-                <w:szCs w:val="12"/>
-                <w:lang w:val="ru-RU" w:eastAsia="ru-RU" w:bidi="ar-SA"/>
-              </w:rPr>
-            </w:r>
-          </w:p>
-        </w:tc>
-        <w:tc>
-          <w:tcPr>
-            <w:tcW w:w="5634" w:type="dxa"/>
+                <w:sz w:val="12"/>
+                <w:szCs w:val="12"/>
+              </w:rPr>
+            </w:r>
+          </w:p>
+        </w:tc>
+        <w:tc>
+          <w:tcPr>
+            <w:tcW w:w="5636" w:type="dxa"/>
             <w:gridSpan w:val="26"/>
             <w:tcBorders>
               <w:left w:val="nil"/>
@@ -8164,7 +8050,7 @@
               <w:pStyle w:val="Normal"/>
               <w:keepNext w:val="true"/>
               <w:keepLines/>
-              <w:widowControl/>
+              <w:widowControl w:val="false"/>
               <w:spacing w:before="0" w:after="0"/>
               <w:jc w:val="center"/>
               <w:rPr>
@@ -8189,7 +8075,7 @@
         </w:tc>
         <w:tc>
           <w:tcPr>
-            <w:tcW w:w="2497" w:type="dxa"/>
+            <w:tcW w:w="2494" w:type="dxa"/>
             <w:gridSpan w:val="8"/>
             <w:tcBorders>
               <w:left w:val="nil"/>
@@ -8202,7 +8088,7 @@
               <w:pStyle w:val="Normal"/>
               <w:keepNext w:val="true"/>
               <w:keepLines/>
-              <w:widowControl/>
+              <w:widowControl w:val="false"/>
               <w:spacing w:before="0" w:after="0"/>
               <w:jc w:val="center"/>
               <w:rPr>
@@ -8213,12 +8099,9 @@
             </w:pPr>
             <w:r>
               <w:rPr>
-                <w:rFonts w:eastAsia="Times New Roman" w:cs="Times New Roman"/>
                 <w:color w:val="808080" w:themeColor="background1" w:themeShade="80"/>
-                <w:kern w:val="0"/>
-                <w:sz w:val="12"/>
-                <w:szCs w:val="12"/>
-                <w:lang w:val="ru-RU" w:eastAsia="ru-RU" w:bidi="ar-SA"/>
+                <w:sz w:val="12"/>
+                <w:szCs w:val="12"/>
               </w:rPr>
             </w:r>
           </w:p>
@@ -8245,7 +8128,7 @@
               <w:pStyle w:val="Normal"/>
               <w:keepNext w:val="true"/>
               <w:keepLines/>
-              <w:widowControl/>
+              <w:widowControl w:val="false"/>
               <w:spacing w:before="0" w:after="0"/>
               <w:jc w:val="left"/>
               <w:rPr>
@@ -8267,7 +8150,7 @@
         </w:tc>
         <w:tc>
           <w:tcPr>
-            <w:tcW w:w="3431" w:type="dxa"/>
+            <w:tcW w:w="3432" w:type="dxa"/>
             <w:gridSpan w:val="14"/>
             <w:tcBorders>
               <w:top w:val="nil"/>
@@ -8281,21 +8164,18 @@
               <w:pStyle w:val="Normal"/>
               <w:keepNext w:val="true"/>
               <w:keepLines/>
-              <w:widowControl/>
-              <w:spacing w:before="0" w:after="0"/>
-              <w:jc w:val="left"/>
-              <w:rPr>
-                <w:sz w:val="16"/>
-                <w:szCs w:val="16"/>
-              </w:rPr>
-            </w:pPr>
-            <w:r>
-              <w:rPr>
-                <w:rFonts w:eastAsia="Times New Roman" w:cs="Times New Roman"/>
-                <w:kern w:val="0"/>
-                <w:sz w:val="16"/>
-                <w:szCs w:val="16"/>
-                <w:lang w:val="ru-RU" w:eastAsia="ru-RU" w:bidi="ar-SA"/>
+              <w:widowControl w:val="false"/>
+              <w:spacing w:before="0" w:after="0"/>
+              <w:jc w:val="left"/>
+              <w:rPr>
+                <w:sz w:val="16"/>
+                <w:szCs w:val="16"/>
+              </w:rPr>
+            </w:pPr>
+            <w:r>
+              <w:rPr>
+                <w:sz w:val="16"/>
+                <w:szCs w:val="16"/>
               </w:rPr>
             </w:r>
           </w:p>
@@ -8317,7 +8197,7 @@
               <w:pStyle w:val="Normal"/>
               <w:keepNext w:val="true"/>
               <w:keepLines/>
-              <w:widowControl/>
+              <w:widowControl w:val="false"/>
               <w:spacing w:before="0" w:after="0"/>
               <w:jc w:val="left"/>
               <w:rPr>
@@ -8349,68 +8229,62 @@
         </w:tc>
         <w:tc>
           <w:tcPr>
+            <w:tcW w:w="98" w:type="dxa"/>
+            <w:tcBorders>
+              <w:top w:val="nil"/>
+              <w:left w:val="nil"/>
+              <w:bottom w:val="nil"/>
+            </w:tcBorders>
+            <w:vAlign w:val="bottom"/>
+          </w:tcPr>
+          <w:p>
+            <w:pPr>
+              <w:pStyle w:val="Normal"/>
+              <w:keepNext w:val="true"/>
+              <w:keepLines/>
+              <w:widowControl w:val="false"/>
+              <w:spacing w:before="0" w:after="0"/>
+              <w:jc w:val="center"/>
+              <w:rPr>
+                <w:sz w:val="16"/>
+                <w:szCs w:val="16"/>
+              </w:rPr>
+            </w:pPr>
+            <w:r>
+              <w:rPr>
+                <w:sz w:val="16"/>
+                <w:szCs w:val="16"/>
+              </w:rPr>
+            </w:r>
+          </w:p>
+        </w:tc>
+        <w:tc>
+          <w:tcPr>
             <w:tcW w:w="97" w:type="dxa"/>
             <w:tcBorders>
               <w:top w:val="nil"/>
-              <w:left w:val="nil"/>
-              <w:bottom w:val="nil"/>
-            </w:tcBorders>
-            <w:vAlign w:val="bottom"/>
-          </w:tcPr>
-          <w:p>
-            <w:pPr>
-              <w:pStyle w:val="Normal"/>
-              <w:keepNext w:val="true"/>
-              <w:keepLines/>
-              <w:widowControl/>
-              <w:spacing w:before="0" w:after="0"/>
-              <w:jc w:val="center"/>
-              <w:rPr>
-                <w:sz w:val="16"/>
-                <w:szCs w:val="16"/>
-              </w:rPr>
-            </w:pPr>
-            <w:r>
-              <w:rPr>
-                <w:rFonts w:eastAsia="Times New Roman" w:cs="Times New Roman"/>
-                <w:kern w:val="0"/>
-                <w:sz w:val="16"/>
-                <w:szCs w:val="16"/>
-                <w:lang w:val="ru-RU" w:eastAsia="ru-RU" w:bidi="ar-SA"/>
-              </w:rPr>
-            </w:r>
-          </w:p>
-        </w:tc>
-        <w:tc>
-          <w:tcPr>
-            <w:tcW w:w="98" w:type="dxa"/>
-            <w:tcBorders>
-              <w:top w:val="nil"/>
-              <w:bottom w:val="nil"/>
-              <w:right w:val="nil"/>
-            </w:tcBorders>
-            <w:vAlign w:val="bottom"/>
-          </w:tcPr>
-          <w:p>
-            <w:pPr>
-              <w:pStyle w:val="Normal"/>
-              <w:keepNext w:val="true"/>
-              <w:keepLines/>
-              <w:widowControl/>
-              <w:spacing w:before="0" w:after="0"/>
-              <w:jc w:val="center"/>
-              <w:rPr>
-                <w:sz w:val="16"/>
-                <w:szCs w:val="16"/>
-              </w:rPr>
-            </w:pPr>
-            <w:r>
-              <w:rPr>
-                <w:rFonts w:eastAsia="Times New Roman" w:cs="Times New Roman"/>
-                <w:kern w:val="0"/>
-                <w:sz w:val="16"/>
-                <w:szCs w:val="16"/>
-                <w:lang w:val="ru-RU" w:eastAsia="ru-RU" w:bidi="ar-SA"/>
+              <w:bottom w:val="nil"/>
+              <w:right w:val="nil"/>
+            </w:tcBorders>
+            <w:vAlign w:val="bottom"/>
+          </w:tcPr>
+          <w:p>
+            <w:pPr>
+              <w:pStyle w:val="Normal"/>
+              <w:keepNext w:val="true"/>
+              <w:keepLines/>
+              <w:widowControl w:val="false"/>
+              <w:spacing w:before="0" w:after="0"/>
+              <w:jc w:val="center"/>
+              <w:rPr>
+                <w:sz w:val="16"/>
+                <w:szCs w:val="16"/>
+              </w:rPr>
+            </w:pPr>
+            <w:r>
+              <w:rPr>
+                <w:sz w:val="16"/>
+                <w:szCs w:val="16"/>
               </w:rPr>
             </w:r>
           </w:p>
@@ -8432,7 +8306,7 @@
               <w:pStyle w:val="Normal"/>
               <w:keepNext w:val="true"/>
               <w:keepLines/>
-              <w:widowControl/>
+              <w:widowControl w:val="false"/>
               <w:spacing w:before="0" w:after="0"/>
               <w:jc w:val="left"/>
               <w:rPr>
@@ -8454,7 +8328,7 @@
         </w:tc>
         <w:tc>
           <w:tcPr>
-            <w:tcW w:w="2084" w:type="dxa"/>
+            <w:tcW w:w="2086" w:type="dxa"/>
             <w:gridSpan w:val="7"/>
             <w:tcBorders>
               <w:top w:val="nil"/>
@@ -8468,7 +8342,7 @@
               <w:pStyle w:val="Normal"/>
               <w:keepNext w:val="true"/>
               <w:keepLines/>
-              <w:widowControl/>
+              <w:widowControl w:val="false"/>
               <w:spacing w:before="0" w:after="0"/>
               <w:jc w:val="both"/>
               <w:rPr>
@@ -8478,11 +8352,8 @@
             </w:pPr>
             <w:r>
               <w:rPr>
-                <w:rFonts w:eastAsia="Times New Roman" w:cs="Times New Roman"/>
-                <w:kern w:val="0"/>
-                <w:sz w:val="16"/>
-                <w:szCs w:val="16"/>
-                <w:lang w:val="ru-RU" w:eastAsia="ru-RU" w:bidi="ar-SA"/>
+                <w:sz w:val="16"/>
+                <w:szCs w:val="16"/>
               </w:rPr>
             </w:r>
           </w:p>
@@ -8504,7 +8375,7 @@
               <w:pStyle w:val="Normal"/>
               <w:keepNext w:val="true"/>
               <w:keepLines/>
-              <w:widowControl/>
+              <w:widowControl w:val="false"/>
               <w:spacing w:before="0" w:after="0"/>
               <w:jc w:val="right"/>
               <w:rPr>
@@ -8539,21 +8410,18 @@
               <w:pStyle w:val="Normal"/>
               <w:keepNext w:val="true"/>
               <w:keepLines/>
-              <w:widowControl/>
-              <w:spacing w:before="0" w:after="0"/>
-              <w:jc w:val="left"/>
-              <w:rPr>
-                <w:sz w:val="16"/>
-                <w:szCs w:val="16"/>
-              </w:rPr>
-            </w:pPr>
-            <w:r>
-              <w:rPr>
-                <w:rFonts w:eastAsia="Times New Roman" w:cs="Times New Roman"/>
-                <w:kern w:val="0"/>
-                <w:sz w:val="16"/>
-                <w:szCs w:val="16"/>
-                <w:lang w:val="ru-RU" w:eastAsia="ru-RU" w:bidi="ar-SA"/>
+              <w:widowControl w:val="false"/>
+              <w:spacing w:before="0" w:after="0"/>
+              <w:jc w:val="left"/>
+              <w:rPr>
+                <w:sz w:val="16"/>
+                <w:szCs w:val="16"/>
+              </w:rPr>
+            </w:pPr>
+            <w:r>
+              <w:rPr>
+                <w:sz w:val="16"/>
+                <w:szCs w:val="16"/>
               </w:rPr>
             </w:r>
           </w:p>
@@ -8575,7 +8443,7 @@
               <w:pStyle w:val="Normal"/>
               <w:keepNext w:val="true"/>
               <w:keepLines/>
-              <w:widowControl/>
+              <w:widowControl w:val="false"/>
               <w:spacing w:before="0" w:after="0"/>
               <w:jc w:val="left"/>
               <w:rPr>
@@ -8611,21 +8479,18 @@
               <w:pStyle w:val="Normal"/>
               <w:keepNext w:val="true"/>
               <w:keepLines/>
-              <w:widowControl/>
-              <w:spacing w:before="0" w:after="0"/>
-              <w:jc w:val="left"/>
-              <w:rPr>
-                <w:sz w:val="16"/>
-                <w:szCs w:val="16"/>
-              </w:rPr>
-            </w:pPr>
-            <w:r>
-              <w:rPr>
-                <w:rFonts w:eastAsia="Times New Roman" w:cs="Times New Roman"/>
-                <w:kern w:val="0"/>
-                <w:sz w:val="16"/>
-                <w:szCs w:val="16"/>
-                <w:lang w:val="ru-RU" w:eastAsia="ru-RU" w:bidi="ar-SA"/>
+              <w:widowControl w:val="false"/>
+              <w:spacing w:before="0" w:after="0"/>
+              <w:jc w:val="left"/>
+              <w:rPr>
+                <w:sz w:val="16"/>
+                <w:szCs w:val="16"/>
+              </w:rPr>
+            </w:pPr>
+            <w:r>
+              <w:rPr>
+                <w:sz w:val="16"/>
+                <w:szCs w:val="16"/>
               </w:rPr>
             </w:r>
           </w:p>
@@ -8646,21 +8511,18 @@
               <w:pStyle w:val="Normal"/>
               <w:keepNext w:val="true"/>
               <w:keepLines/>
-              <w:widowControl/>
-              <w:spacing w:before="0" w:after="0"/>
-              <w:jc w:val="left"/>
-              <w:rPr>
-                <w:sz w:val="16"/>
-                <w:szCs w:val="16"/>
-              </w:rPr>
-            </w:pPr>
-            <w:r>
-              <w:rPr>
-                <w:rFonts w:eastAsia="Times New Roman" w:cs="Times New Roman"/>
-                <w:kern w:val="0"/>
-                <w:sz w:val="16"/>
-                <w:szCs w:val="16"/>
-                <w:lang w:val="ru-RU" w:eastAsia="ru-RU" w:bidi="ar-SA"/>
+              <w:widowControl w:val="false"/>
+              <w:spacing w:before="0" w:after="0"/>
+              <w:jc w:val="left"/>
+              <w:rPr>
+                <w:sz w:val="16"/>
+                <w:szCs w:val="16"/>
+              </w:rPr>
+            </w:pPr>
+            <w:r>
+              <w:rPr>
+                <w:sz w:val="16"/>
+                <w:szCs w:val="16"/>
               </w:rPr>
             </w:r>
           </w:p>
@@ -8680,42 +8542,39 @@
               <w:pStyle w:val="Normal"/>
               <w:keepNext w:val="true"/>
               <w:keepLines/>
-              <w:widowControl/>
-              <w:spacing w:before="0" w:after="0"/>
-              <w:jc w:val="left"/>
-              <w:rPr>
-                <w:sz w:val="16"/>
-                <w:szCs w:val="16"/>
-              </w:rPr>
-            </w:pPr>
-            <w:r>
-              <w:rPr>
-                <w:rFonts w:eastAsia="Times New Roman" w:cs="Times New Roman"/>
-                <w:kern w:val="0"/>
-                <w:sz w:val="16"/>
-                <w:szCs w:val="16"/>
-                <w:lang w:val="ru-RU" w:eastAsia="ru-RU" w:bidi="ar-SA"/>
-              </w:rPr>
-            </w:r>
-          </w:p>
-        </w:tc>
-        <w:tc>
-          <w:tcPr>
-            <w:tcW w:w="548" w:type="dxa"/>
-            <w:tcBorders>
-              <w:top w:val="nil"/>
-              <w:left w:val="nil"/>
-              <w:bottom w:val="nil"/>
-              <w:right w:val="nil"/>
-            </w:tcBorders>
-            <w:vAlign w:val="bottom"/>
-          </w:tcPr>
-          <w:p>
-            <w:pPr>
-              <w:pStyle w:val="Normal"/>
-              <w:keepNext w:val="true"/>
-              <w:keepLines/>
-              <w:widowControl/>
+              <w:widowControl w:val="false"/>
+              <w:spacing w:before="0" w:after="0"/>
+              <w:jc w:val="left"/>
+              <w:rPr>
+                <w:sz w:val="16"/>
+                <w:szCs w:val="16"/>
+              </w:rPr>
+            </w:pPr>
+            <w:r>
+              <w:rPr>
+                <w:sz w:val="16"/>
+                <w:szCs w:val="16"/>
+              </w:rPr>
+            </w:r>
+          </w:p>
+        </w:tc>
+        <w:tc>
+          <w:tcPr>
+            <w:tcW w:w="545" w:type="dxa"/>
+            <w:tcBorders>
+              <w:top w:val="nil"/>
+              <w:left w:val="nil"/>
+              <w:bottom w:val="nil"/>
+              <w:right w:val="nil"/>
+            </w:tcBorders>
+            <w:vAlign w:val="bottom"/>
+          </w:tcPr>
+          <w:p>
+            <w:pPr>
+              <w:pStyle w:val="Normal"/>
+              <w:keepNext w:val="true"/>
+              <w:keepLines/>
+              <w:widowControl w:val="false"/>
               <w:spacing w:before="0" w:after="0"/>
               <w:jc w:val="left"/>
               <w:rPr>
@@ -8764,7 +8623,7 @@
               <w:pStyle w:val="Normal"/>
               <w:keepNext w:val="true"/>
               <w:keepLines/>
-              <w:widowControl/>
+              <w:widowControl w:val="false"/>
               <w:spacing w:before="0" w:after="0"/>
               <w:jc w:val="center"/>
               <w:rPr>
@@ -8775,19 +8634,16 @@
             </w:pPr>
             <w:r>
               <w:rPr>
-                <w:rFonts w:eastAsia="Times New Roman" w:cs="Times New Roman"/>
                 <w:color w:val="808080" w:themeColor="background1" w:themeShade="80"/>
-                <w:kern w:val="0"/>
-                <w:sz w:val="12"/>
-                <w:szCs w:val="12"/>
-                <w:lang w:val="ru-RU" w:eastAsia="ru-RU" w:bidi="ar-SA"/>
-              </w:rPr>
-            </w:r>
-          </w:p>
-        </w:tc>
-        <w:tc>
-          <w:tcPr>
-            <w:tcW w:w="3431" w:type="dxa"/>
+                <w:sz w:val="12"/>
+                <w:szCs w:val="12"/>
+              </w:rPr>
+            </w:r>
+          </w:p>
+        </w:tc>
+        <w:tc>
+          <w:tcPr>
+            <w:tcW w:w="3432" w:type="dxa"/>
             <w:gridSpan w:val="14"/>
             <w:tcBorders>
               <w:left w:val="nil"/>
@@ -8800,7 +8656,7 @@
               <w:pStyle w:val="Normal"/>
               <w:keepNext w:val="true"/>
               <w:keepLines/>
-              <w:widowControl/>
+              <w:widowControl w:val="false"/>
               <w:spacing w:before="0" w:after="0"/>
               <w:jc w:val="center"/>
               <w:rPr>
@@ -8839,7 +8695,7 @@
               <w:pStyle w:val="Normal"/>
               <w:keepNext w:val="true"/>
               <w:keepLines/>
-              <w:widowControl/>
+              <w:widowControl w:val="false"/>
               <w:spacing w:before="0" w:after="0"/>
               <w:jc w:val="center"/>
               <w:rPr>
@@ -8850,12 +8706,41 @@
             </w:pPr>
             <w:r>
               <w:rPr>
-                <w:rFonts w:eastAsia="Times New Roman" w:cs="Times New Roman"/>
                 <w:color w:val="808080" w:themeColor="background1" w:themeShade="80"/>
-                <w:kern w:val="0"/>
-                <w:sz w:val="12"/>
-                <w:szCs w:val="12"/>
-                <w:lang w:val="ru-RU" w:eastAsia="ru-RU" w:bidi="ar-SA"/>
+                <w:sz w:val="12"/>
+                <w:szCs w:val="12"/>
+              </w:rPr>
+            </w:r>
+          </w:p>
+        </w:tc>
+        <w:tc>
+          <w:tcPr>
+            <w:tcW w:w="98" w:type="dxa"/>
+            <w:tcBorders>
+              <w:top w:val="nil"/>
+              <w:left w:val="nil"/>
+              <w:bottom w:val="nil"/>
+            </w:tcBorders>
+          </w:tcPr>
+          <w:p>
+            <w:pPr>
+              <w:pStyle w:val="Normal"/>
+              <w:keepNext w:val="true"/>
+              <w:keepLines/>
+              <w:widowControl w:val="false"/>
+              <w:spacing w:before="0" w:after="0"/>
+              <w:jc w:val="center"/>
+              <w:rPr>
+                <w:color w:val="808080" w:themeColor="background1" w:themeShade="80"/>
+                <w:sz w:val="12"/>
+                <w:szCs w:val="12"/>
+              </w:rPr>
+            </w:pPr>
+            <w:r>
+              <w:rPr>
+                <w:color w:val="808080" w:themeColor="background1" w:themeShade="80"/>
+                <w:sz w:val="12"/>
+                <w:szCs w:val="12"/>
               </w:rPr>
             </w:r>
           </w:p>
@@ -8865,16 +8750,16 @@
             <w:tcW w:w="97" w:type="dxa"/>
             <w:tcBorders>
               <w:top w:val="nil"/>
-              <w:left w:val="nil"/>
-              <w:bottom w:val="nil"/>
-            </w:tcBorders>
-          </w:tcPr>
-          <w:p>
-            <w:pPr>
-              <w:pStyle w:val="Normal"/>
-              <w:keepNext w:val="true"/>
-              <w:keepLines/>
-              <w:widowControl/>
+              <w:bottom w:val="nil"/>
+              <w:right w:val="nil"/>
+            </w:tcBorders>
+          </w:tcPr>
+          <w:p>
+            <w:pPr>
+              <w:pStyle w:val="Normal"/>
+              <w:keepNext w:val="true"/>
+              <w:keepLines/>
+              <w:widowControl w:val="false"/>
               <w:spacing w:before="0" w:after="0"/>
               <w:jc w:val="center"/>
               <w:rPr>
@@ -8885,31 +8770,30 @@
             </w:pPr>
             <w:r>
               <w:rPr>
-                <w:rFonts w:eastAsia="Times New Roman" w:cs="Times New Roman"/>
                 <w:color w:val="808080" w:themeColor="background1" w:themeShade="80"/>
-                <w:kern w:val="0"/>
-                <w:sz w:val="12"/>
-                <w:szCs w:val="12"/>
-                <w:lang w:val="ru-RU" w:eastAsia="ru-RU" w:bidi="ar-SA"/>
-              </w:rPr>
-            </w:r>
-          </w:p>
-        </w:tc>
-        <w:tc>
-          <w:tcPr>
-            <w:tcW w:w="98" w:type="dxa"/>
-            <w:tcBorders>
-              <w:top w:val="nil"/>
-              <w:bottom w:val="nil"/>
-              <w:right w:val="nil"/>
-            </w:tcBorders>
-          </w:tcPr>
-          <w:p>
-            <w:pPr>
-              <w:pStyle w:val="Normal"/>
-              <w:keepNext w:val="true"/>
-              <w:keepLines/>
-              <w:widowControl/>
+                <w:sz w:val="12"/>
+                <w:szCs w:val="12"/>
+              </w:rPr>
+            </w:r>
+          </w:p>
+        </w:tc>
+        <w:tc>
+          <w:tcPr>
+            <w:tcW w:w="7770" w:type="dxa"/>
+            <w:gridSpan w:val="30"/>
+            <w:tcBorders>
+              <w:top w:val="nil"/>
+              <w:left w:val="nil"/>
+              <w:bottom w:val="nil"/>
+              <w:right w:val="nil"/>
+            </w:tcBorders>
+          </w:tcPr>
+          <w:p>
+            <w:pPr>
+              <w:pStyle w:val="Normal"/>
+              <w:keepNext w:val="true"/>
+              <w:keepLines/>
+              <w:widowControl w:val="false"/>
               <w:spacing w:before="0" w:after="0"/>
               <w:jc w:val="center"/>
               <w:rPr>
@@ -8920,49 +8804,9 @@
             </w:pPr>
             <w:r>
               <w:rPr>
-                <w:rFonts w:eastAsia="Times New Roman" w:cs="Times New Roman"/>
                 <w:color w:val="808080" w:themeColor="background1" w:themeShade="80"/>
-                <w:kern w:val="0"/>
-                <w:sz w:val="12"/>
-                <w:szCs w:val="12"/>
-                <w:lang w:val="ru-RU" w:eastAsia="ru-RU" w:bidi="ar-SA"/>
-              </w:rPr>
-            </w:r>
-          </w:p>
-        </w:tc>
-        <w:tc>
-          <w:tcPr>
-            <w:tcW w:w="7771" w:type="dxa"/>
-            <w:gridSpan w:val="30"/>
-            <w:tcBorders>
-              <w:top w:val="nil"/>
-              <w:left w:val="nil"/>
-              <w:bottom w:val="nil"/>
-              <w:right w:val="nil"/>
-            </w:tcBorders>
-          </w:tcPr>
-          <w:p>
-            <w:pPr>
-              <w:pStyle w:val="Normal"/>
-              <w:keepNext w:val="true"/>
-              <w:keepLines/>
-              <w:widowControl/>
-              <w:spacing w:before="0" w:after="0"/>
-              <w:jc w:val="center"/>
-              <w:rPr>
-                <w:color w:val="808080" w:themeColor="background1" w:themeShade="80"/>
-                <w:sz w:val="12"/>
-                <w:szCs w:val="12"/>
-              </w:rPr>
-            </w:pPr>
-            <w:r>
-              <w:rPr>
-                <w:rFonts w:eastAsia="Times New Roman" w:cs="Times New Roman"/>
-                <w:color w:val="808080" w:themeColor="background1" w:themeShade="80"/>
-                <w:kern w:val="0"/>
-                <w:sz w:val="12"/>
-                <w:szCs w:val="12"/>
-                <w:lang w:val="ru-RU" w:eastAsia="ru-RU" w:bidi="ar-SA"/>
+                <w:sz w:val="12"/>
+                <w:szCs w:val="12"/>
               </w:rPr>
             </w:r>
           </w:p>
@@ -8989,7 +8833,7 @@
               <w:pStyle w:val="Normal"/>
               <w:keepNext w:val="true"/>
               <w:keepLines/>
-              <w:widowControl/>
+              <w:widowControl w:val="false"/>
               <w:spacing w:before="0" w:after="0"/>
               <w:jc w:val="left"/>
               <w:rPr>
@@ -9011,7 +8855,7 @@
         </w:tc>
         <w:tc>
           <w:tcPr>
-            <w:tcW w:w="5757" w:type="dxa"/>
+            <w:tcW w:w="5758" w:type="dxa"/>
             <w:gridSpan w:val="22"/>
             <w:tcBorders>
               <w:top w:val="nil"/>
@@ -9025,7 +8869,7 @@
               <w:pStyle w:val="Normal"/>
               <w:keepNext w:val="true"/>
               <w:keepLines/>
-              <w:widowControl/>
+              <w:widowControl w:val="false"/>
               <w:spacing w:before="0" w:after="0"/>
               <w:jc w:val="left"/>
               <w:rPr>
@@ -9067,68 +8911,62 @@
         </w:tc>
         <w:tc>
           <w:tcPr>
+            <w:tcW w:w="98" w:type="dxa"/>
+            <w:tcBorders>
+              <w:top w:val="nil"/>
+              <w:left w:val="nil"/>
+              <w:bottom w:val="nil"/>
+            </w:tcBorders>
+            <w:vAlign w:val="bottom"/>
+          </w:tcPr>
+          <w:p>
+            <w:pPr>
+              <w:pStyle w:val="Normal"/>
+              <w:keepNext w:val="true"/>
+              <w:keepLines/>
+              <w:widowControl w:val="false"/>
+              <w:spacing w:before="0" w:after="0"/>
+              <w:jc w:val="left"/>
+              <w:rPr>
+                <w:sz w:val="16"/>
+                <w:szCs w:val="16"/>
+              </w:rPr>
+            </w:pPr>
+            <w:r>
+              <w:rPr>
+                <w:sz w:val="16"/>
+                <w:szCs w:val="16"/>
+              </w:rPr>
+            </w:r>
+          </w:p>
+        </w:tc>
+        <w:tc>
+          <w:tcPr>
             <w:tcW w:w="97" w:type="dxa"/>
             <w:tcBorders>
               <w:top w:val="nil"/>
-              <w:left w:val="nil"/>
-              <w:bottom w:val="nil"/>
-            </w:tcBorders>
-            <w:vAlign w:val="bottom"/>
-          </w:tcPr>
-          <w:p>
-            <w:pPr>
-              <w:pStyle w:val="Normal"/>
-              <w:keepNext w:val="true"/>
-              <w:keepLines/>
-              <w:widowControl/>
-              <w:spacing w:before="0" w:after="0"/>
-              <w:jc w:val="left"/>
-              <w:rPr>
-                <w:sz w:val="16"/>
-                <w:szCs w:val="16"/>
-              </w:rPr>
-            </w:pPr>
-            <w:r>
-              <w:rPr>
-                <w:rFonts w:eastAsia="Times New Roman" w:cs="Times New Roman"/>
-                <w:kern w:val="0"/>
-                <w:sz w:val="16"/>
-                <w:szCs w:val="16"/>
-                <w:lang w:val="ru-RU" w:eastAsia="ru-RU" w:bidi="ar-SA"/>
-              </w:rPr>
-            </w:r>
-          </w:p>
-        </w:tc>
-        <w:tc>
-          <w:tcPr>
-            <w:tcW w:w="98" w:type="dxa"/>
-            <w:tcBorders>
-              <w:top w:val="nil"/>
-              <w:bottom w:val="nil"/>
-              <w:right w:val="nil"/>
-            </w:tcBorders>
-            <w:vAlign w:val="bottom"/>
-          </w:tcPr>
-          <w:p>
-            <w:pPr>
-              <w:pStyle w:val="Normal"/>
-              <w:keepNext w:val="true"/>
-              <w:keepLines/>
-              <w:widowControl/>
-              <w:spacing w:before="0" w:after="0"/>
-              <w:jc w:val="left"/>
-              <w:rPr>
-                <w:sz w:val="16"/>
-                <w:szCs w:val="16"/>
-              </w:rPr>
-            </w:pPr>
-            <w:r>
-              <w:rPr>
-                <w:rFonts w:eastAsia="Times New Roman" w:cs="Times New Roman"/>
-                <w:kern w:val="0"/>
-                <w:sz w:val="16"/>
-                <w:szCs w:val="16"/>
-                <w:lang w:val="ru-RU" w:eastAsia="ru-RU" w:bidi="ar-SA"/>
+              <w:bottom w:val="nil"/>
+              <w:right w:val="nil"/>
+            </w:tcBorders>
+            <w:vAlign w:val="bottom"/>
+          </w:tcPr>
+          <w:p>
+            <w:pPr>
+              <w:pStyle w:val="Normal"/>
+              <w:keepNext w:val="true"/>
+              <w:keepLines/>
+              <w:widowControl w:val="false"/>
+              <w:spacing w:before="0" w:after="0"/>
+              <w:jc w:val="left"/>
+              <w:rPr>
+                <w:sz w:val="16"/>
+                <w:szCs w:val="16"/>
+              </w:rPr>
+            </w:pPr>
+            <w:r>
+              <w:rPr>
+                <w:sz w:val="16"/>
+                <w:szCs w:val="16"/>
               </w:rPr>
             </w:r>
           </w:p>
@@ -9150,7 +8988,7 @@
               <w:pStyle w:val="Normal"/>
               <w:keepNext w:val="true"/>
               <w:keepLines/>
-              <w:widowControl/>
+              <w:widowControl w:val="false"/>
               <w:spacing w:before="0" w:after="0"/>
               <w:jc w:val="left"/>
               <w:rPr>
@@ -9172,7 +9010,7 @@
         </w:tc>
         <w:tc>
           <w:tcPr>
-            <w:tcW w:w="6935" w:type="dxa"/>
+            <w:tcW w:w="6934" w:type="dxa"/>
             <w:gridSpan w:val="28"/>
             <w:tcBorders>
               <w:top w:val="nil"/>
@@ -9186,21 +9024,18 @@
               <w:pStyle w:val="Normal"/>
               <w:keepNext w:val="true"/>
               <w:keepLines/>
-              <w:widowControl/>
-              <w:spacing w:before="0" w:after="0"/>
-              <w:jc w:val="left"/>
-              <w:rPr>
-                <w:sz w:val="16"/>
-                <w:szCs w:val="16"/>
-              </w:rPr>
-            </w:pPr>
-            <w:r>
-              <w:rPr>
-                <w:rFonts w:eastAsia="Times New Roman" w:cs="Times New Roman"/>
-                <w:kern w:val="0"/>
-                <w:sz w:val="16"/>
-                <w:szCs w:val="16"/>
-                <w:lang w:val="ru-RU" w:eastAsia="ru-RU" w:bidi="ar-SA"/>
+              <w:widowControl w:val="false"/>
+              <w:spacing w:before="0" w:after="0"/>
+              <w:jc w:val="left"/>
+              <w:rPr>
+                <w:sz w:val="16"/>
+                <w:szCs w:val="16"/>
+              </w:rPr>
+            </w:pPr>
+            <w:r>
+              <w:rPr>
+                <w:sz w:val="16"/>
+                <w:szCs w:val="16"/>
               </w:rPr>
             </w:r>
           </w:p>
@@ -9224,7 +9059,7 @@
               <w:pStyle w:val="Normal"/>
               <w:keepNext w:val="true"/>
               <w:keepLines/>
-              <w:widowControl/>
+              <w:widowControl w:val="false"/>
               <w:spacing w:before="0" w:after="0"/>
               <w:jc w:val="center"/>
               <w:rPr>
@@ -9235,19 +9070,16 @@
             </w:pPr>
             <w:r>
               <w:rPr>
-                <w:rFonts w:eastAsia="Times New Roman" w:cs="Times New Roman"/>
                 <w:color w:val="808080" w:themeColor="background1" w:themeShade="80"/>
-                <w:kern w:val="0"/>
-                <w:sz w:val="12"/>
-                <w:szCs w:val="12"/>
-                <w:lang w:val="ru-RU" w:eastAsia="ru-RU" w:bidi="ar-SA"/>
-              </w:rPr>
-            </w:r>
-          </w:p>
-        </w:tc>
-        <w:tc>
-          <w:tcPr>
-            <w:tcW w:w="5757" w:type="dxa"/>
+                <w:sz w:val="12"/>
+                <w:szCs w:val="12"/>
+              </w:rPr>
+            </w:r>
+          </w:p>
+        </w:tc>
+        <w:tc>
+          <w:tcPr>
+            <w:tcW w:w="5758" w:type="dxa"/>
             <w:gridSpan w:val="22"/>
             <w:tcBorders>
               <w:left w:val="nil"/>
@@ -9260,7 +9092,7 @@
               <w:pStyle w:val="Normal"/>
               <w:keepNext w:val="true"/>
               <w:keepLines/>
-              <w:widowControl/>
+              <w:widowControl w:val="false"/>
               <w:spacing w:before="0" w:after="0"/>
               <w:jc w:val="center"/>
               <w:rPr>
@@ -9284,19 +9116,51 @@
         </w:tc>
         <w:tc>
           <w:tcPr>
+            <w:tcW w:w="98" w:type="dxa"/>
+            <w:tcBorders>
+              <w:top w:val="nil"/>
+              <w:left w:val="nil"/>
+              <w:bottom w:val="nil"/>
+            </w:tcBorders>
+          </w:tcPr>
+          <w:p>
+            <w:pPr>
+              <w:pStyle w:val="Normal"/>
+              <w:keepNext w:val="true"/>
+              <w:keepLines/>
+              <w:widowControl w:val="false"/>
+              <w:spacing w:before="0" w:after="0"/>
+              <w:jc w:val="center"/>
+              <w:rPr>
+                <w:color w:val="808080" w:themeColor="background1" w:themeShade="80"/>
+                <w:sz w:val="12"/>
+                <w:szCs w:val="12"/>
+              </w:rPr>
+            </w:pPr>
+            <w:r>
+              <w:rPr>
+                <w:color w:val="808080" w:themeColor="background1" w:themeShade="80"/>
+                <w:sz w:val="12"/>
+                <w:szCs w:val="12"/>
+              </w:rPr>
+            </w:r>
+          </w:p>
+        </w:tc>
+        <w:tc>
+          <w:tcPr>
             <w:tcW w:w="97" w:type="dxa"/>
             <w:tcBorders>
               <w:top w:val="nil"/>
-              <w:left w:val="nil"/>
-              <w:bottom w:val="nil"/>
-            </w:tcBorders>
-          </w:tcPr>
-          <w:p>
-            <w:pPr>
-              <w:pStyle w:val="Normal"/>
-              <w:keepNext w:val="true"/>
-              <w:keepLines/>
-              <w:widowControl/>
+              <w:bottom w:val="nil"/>
+              <w:right w:val="nil"/>
+            </w:tcBorders>
+          </w:tcPr>
+          <w:p>
+            <w:pPr>
+              <w:pStyle w:val="Normal"/>
+              <w:keepNext w:val="true"/>
+              <w:keepLines/>
+              <w:widowControl w:val="false"/>
               <w:spacing w:before="0" w:after="0"/>
               <w:jc w:val="center"/>
               <w:rPr>
@@ -9307,47 +9171,9 @@
             </w:pPr>
             <w:r>
               <w:rPr>
-                <w:rFonts w:eastAsia="Times New Roman" w:cs="Times New Roman"/>
                 <w:color w:val="808080" w:themeColor="background1" w:themeShade="80"/>
-                <w:kern w:val="0"/>
-                <w:sz w:val="12"/>
-                <w:szCs w:val="12"/>
-                <w:lang w:val="ru-RU" w:eastAsia="ru-RU" w:bidi="ar-SA"/>
-              </w:rPr>
-            </w:r>
-          </w:p>
-        </w:tc>
-        <w:tc>
-          <w:tcPr>
-            <w:tcW w:w="98" w:type="dxa"/>
-            <w:tcBorders>
-              <w:top w:val="nil"/>
-              <w:bottom w:val="nil"/>
-              <w:right w:val="nil"/>
-            </w:tcBorders>
-          </w:tcPr>
-          <w:p>
-            <w:pPr>
-              <w:pStyle w:val="Normal"/>
-              <w:keepNext w:val="true"/>
-              <w:keepLines/>
-              <w:widowControl/>
-              <w:spacing w:before="0" w:after="0"/>
-              <w:jc w:val="center"/>
-              <w:rPr>
-                <w:color w:val="808080" w:themeColor="background1" w:themeShade="80"/>
-                <w:sz w:val="12"/>
-                <w:szCs w:val="12"/>
-              </w:rPr>
-            </w:pPr>
-            <w:r>
-              <w:rPr>
-                <w:rFonts w:eastAsia="Times New Roman" w:cs="Times New Roman"/>
-                <w:color w:val="808080" w:themeColor="background1" w:themeShade="80"/>
-                <w:kern w:val="0"/>
-                <w:sz w:val="12"/>
-                <w:szCs w:val="12"/>
-                <w:lang w:val="ru-RU" w:eastAsia="ru-RU" w:bidi="ar-SA"/>
+                <w:sz w:val="12"/>
+                <w:szCs w:val="12"/>
               </w:rPr>
             </w:r>
           </w:p>
@@ -9368,7 +9194,7 @@
               <w:pStyle w:val="Normal"/>
               <w:keepNext w:val="true"/>
               <w:keepLines/>
-              <w:widowControl/>
+              <w:widowControl w:val="false"/>
               <w:spacing w:before="0" w:after="0"/>
               <w:jc w:val="center"/>
               <w:rPr>
@@ -9379,19 +9205,16 @@
             </w:pPr>
             <w:r>
               <w:rPr>
-                <w:rFonts w:eastAsia="Times New Roman" w:cs="Times New Roman"/>
                 <w:color w:val="808080" w:themeColor="background1" w:themeShade="80"/>
-                <w:kern w:val="0"/>
-                <w:sz w:val="12"/>
-                <w:szCs w:val="12"/>
-                <w:lang w:val="ru-RU" w:eastAsia="ru-RU" w:bidi="ar-SA"/>
-              </w:rPr>
-            </w:r>
-          </w:p>
-        </w:tc>
-        <w:tc>
-          <w:tcPr>
-            <w:tcW w:w="6935" w:type="dxa"/>
+                <w:sz w:val="12"/>
+                <w:szCs w:val="12"/>
+              </w:rPr>
+            </w:r>
+          </w:p>
+        </w:tc>
+        <w:tc>
+          <w:tcPr>
+            <w:tcW w:w="6934" w:type="dxa"/>
             <w:gridSpan w:val="28"/>
             <w:tcBorders>
               <w:left w:val="nil"/>
@@ -9404,7 +9227,7 @@
               <w:pStyle w:val="Normal"/>
               <w:keepNext w:val="true"/>
               <w:keepLines/>
-              <w:widowControl/>
+              <w:widowControl w:val="false"/>
               <w:spacing w:before="0" w:after="0"/>
               <w:jc w:val="center"/>
               <w:rPr>
@@ -9433,7 +9256,7 @@
         </w:trPr>
         <w:tc>
           <w:tcPr>
-            <w:tcW w:w="6333" w:type="dxa"/>
+            <w:tcW w:w="6335" w:type="dxa"/>
             <w:gridSpan w:val="19"/>
             <w:tcBorders>
               <w:top w:val="nil"/>
@@ -9447,21 +9270,18 @@
               <w:pStyle w:val="Normal"/>
               <w:keepNext w:val="true"/>
               <w:keepLines/>
-              <w:widowControl/>
-              <w:spacing w:before="0" w:after="0"/>
-              <w:jc w:val="left"/>
-              <w:rPr>
-                <w:sz w:val="16"/>
-                <w:szCs w:val="16"/>
-              </w:rPr>
-            </w:pPr>
-            <w:r>
-              <w:rPr>
-                <w:rFonts w:eastAsia="Times New Roman" w:cs="Times New Roman"/>
-                <w:kern w:val="0"/>
-                <w:sz w:val="16"/>
-                <w:szCs w:val="16"/>
-                <w:lang w:val="ru-RU" w:eastAsia="ru-RU" w:bidi="ar-SA"/>
+              <w:widowControl w:val="false"/>
+              <w:spacing w:before="0" w:after="0"/>
+              <w:jc w:val="left"/>
+              <w:rPr>
+                <w:sz w:val="16"/>
+                <w:szCs w:val="16"/>
+              </w:rPr>
+            </w:pPr>
+            <w:r>
+              <w:rPr>
+                <w:sz w:val="16"/>
+                <w:szCs w:val="16"/>
               </w:rPr>
             </w:r>
           </w:p>
@@ -9483,33 +9303,16 @@
               <w:pStyle w:val="Normal"/>
               <w:keepNext w:val="true"/>
               <w:keepLines/>
-              <w:widowControl/>
-              <w:spacing w:before="0" w:after="0"/>
-              <w:jc w:val="left"/>
-              <w:rPr>
-                <w:sz w:val="16"/>
-                <w:szCs w:val="16"/>
-              </w:rPr>
-            </w:pPr>
-            <w:r>
-              <w:rPr>
-                <w:rFonts w:eastAsia="Times New Roman" w:cs="Times New Roman"/>
-                <w:kern w:val="0"/>
-                <w:sz w:val="16"/>
-                <w:szCs w:val="16"/>
-                <w:lang w:val="ru-RU" w:eastAsia="ru-RU" w:bidi="ar-SA"/>
-              </w:rPr>
-              <w:t xml:space="preserve"> </w:t>
-            </w:r>
-            <w:r>
-              <w:rPr>
-                <w:rFonts w:eastAsia="Times New Roman" w:cs="Times New Roman"/>
-                <w:kern w:val="0"/>
-                <w:sz w:val="16"/>
-                <w:szCs w:val="16"/>
-                <w:lang w:val="ru-RU" w:eastAsia="ru-RU" w:bidi="ar-SA"/>
-              </w:rPr>
-              <w:t>руб.</w:t>
+              <w:widowControl w:val="false"/>
+              <w:spacing w:before="0" w:after="0"/>
+              <w:jc w:val="left"/>
+              <w:rPr>
+                <w:sz w:val="16"/>
+                <w:szCs w:val="16"/>
+              </w:rPr>
+            </w:pPr>
+            <w:r>
+              <w:rPr/>
             </w:r>
           </w:p>
         </w:tc>
@@ -9529,7 +9332,7 @@
               <w:pStyle w:val="Normal"/>
               <w:keepNext w:val="true"/>
               <w:keepLines/>
-              <w:widowControl/>
+              <w:widowControl w:val="false"/>
               <w:spacing w:before="0" w:after="0"/>
               <w:jc w:val="right"/>
               <w:rPr>
@@ -9539,20 +9342,13 @@
               </w:rPr>
             </w:pPr>
             <w:r>
-              <w:rPr>
-                <w:rFonts w:eastAsia="Times New Roman" w:cs="Arial"/>
-                <w:kern w:val="0"/>
-                <w:sz w:val="16"/>
-                <w:szCs w:val="16"/>
-                <w:lang w:val="ru-RU" w:eastAsia="ru-RU" w:bidi="ar-SA"/>
-              </w:rPr>
-              <w:t>0</w:t>
-            </w:r>
-          </w:p>
-        </w:tc>
-        <w:tc>
-          <w:tcPr>
-            <w:tcW w:w="596" w:type="dxa"/>
+              <w:rPr/>
+            </w:r>
+          </w:p>
+        </w:tc>
+        <w:tc>
+          <w:tcPr>
+            <w:tcW w:w="595" w:type="dxa"/>
             <w:gridSpan w:val="3"/>
             <w:tcBorders>
               <w:top w:val="nil"/>
@@ -9567,33 +9363,47 @@
               <w:pStyle w:val="Normal"/>
               <w:keepNext w:val="true"/>
               <w:keepLines/>
-              <w:widowControl/>
-              <w:spacing w:before="0" w:after="0"/>
-              <w:jc w:val="left"/>
-              <w:rPr>
-                <w:sz w:val="16"/>
-                <w:szCs w:val="16"/>
-              </w:rPr>
-            </w:pPr>
-            <w:r>
-              <w:rPr>
-                <w:rFonts w:eastAsia="Times New Roman" w:cs="Times New Roman"/>
-                <w:kern w:val="0"/>
-                <w:sz w:val="16"/>
-                <w:szCs w:val="16"/>
-                <w:lang w:val="ru-RU" w:eastAsia="ru-RU" w:bidi="ar-SA"/>
-              </w:rPr>
-              <w:t xml:space="preserve"> </w:t>
-            </w:r>
-            <w:r>
-              <w:rPr>
-                <w:rFonts w:eastAsia="Times New Roman" w:cs="Times New Roman"/>
-                <w:kern w:val="0"/>
-                <w:sz w:val="16"/>
-                <w:szCs w:val="16"/>
-                <w:lang w:val="ru-RU" w:eastAsia="ru-RU" w:bidi="ar-SA"/>
-              </w:rPr>
-              <w:t>коп.</w:t>
+              <w:widowControl w:val="false"/>
+              <w:spacing w:before="0" w:after="0"/>
+              <w:jc w:val="left"/>
+              <w:rPr>
+                <w:sz w:val="16"/>
+                <w:szCs w:val="16"/>
+              </w:rPr>
+            </w:pPr>
+            <w:r>
+              <w:rPr/>
+            </w:r>
+          </w:p>
+        </w:tc>
+        <w:tc>
+          <w:tcPr>
+            <w:tcW w:w="98" w:type="dxa"/>
+            <w:tcBorders>
+              <w:top w:val="nil"/>
+              <w:left w:val="nil"/>
+              <w:bottom w:val="nil"/>
+            </w:tcBorders>
+            <w:vAlign w:val="bottom"/>
+          </w:tcPr>
+          <w:p>
+            <w:pPr>
+              <w:pStyle w:val="Normal"/>
+              <w:keepNext w:val="true"/>
+              <w:keepLines/>
+              <w:widowControl w:val="false"/>
+              <w:spacing w:before="0" w:after="0"/>
+              <w:jc w:val="left"/>
+              <w:rPr>
+                <w:sz w:val="16"/>
+                <w:szCs w:val="16"/>
+              </w:rPr>
+            </w:pPr>
+            <w:r>
+              <w:rPr>
+                <w:sz w:val="16"/>
+                <w:szCs w:val="16"/>
+              </w:rPr>
             </w:r>
           </w:p>
         </w:tc>
@@ -9602,72 +9412,35 @@
             <w:tcW w:w="97" w:type="dxa"/>
             <w:tcBorders>
               <w:top w:val="nil"/>
-              <w:left w:val="nil"/>
-              <w:bottom w:val="nil"/>
-            </w:tcBorders>
-            <w:vAlign w:val="bottom"/>
-          </w:tcPr>
-          <w:p>
-            <w:pPr>
-              <w:pStyle w:val="Normal"/>
-              <w:keepNext w:val="true"/>
-              <w:keepLines/>
-              <w:widowControl/>
-              <w:spacing w:before="0" w:after="0"/>
-              <w:jc w:val="left"/>
-              <w:rPr>
-                <w:sz w:val="16"/>
-                <w:szCs w:val="16"/>
-              </w:rPr>
-            </w:pPr>
-            <w:r>
-              <w:rPr>
-                <w:rFonts w:eastAsia="Times New Roman" w:cs="Times New Roman"/>
-                <w:kern w:val="0"/>
-                <w:sz w:val="16"/>
-                <w:szCs w:val="16"/>
-                <w:lang w:val="ru-RU" w:eastAsia="ru-RU" w:bidi="ar-SA"/>
-              </w:rPr>
-            </w:r>
-          </w:p>
-        </w:tc>
-        <w:tc>
-          <w:tcPr>
-            <w:tcW w:w="98" w:type="dxa"/>
-            <w:tcBorders>
-              <w:top w:val="nil"/>
-              <w:bottom w:val="nil"/>
-              <w:right w:val="nil"/>
-            </w:tcBorders>
-            <w:vAlign w:val="bottom"/>
-          </w:tcPr>
-          <w:p>
-            <w:pPr>
-              <w:pStyle w:val="Normal"/>
-              <w:keepNext w:val="true"/>
-              <w:keepLines/>
-              <w:widowControl/>
-              <w:spacing w:before="0" w:after="0"/>
-              <w:jc w:val="left"/>
-              <w:rPr>
-                <w:sz w:val="16"/>
-                <w:szCs w:val="16"/>
-              </w:rPr>
-            </w:pPr>
-            <w:r>
-              <w:rPr>
-                <w:rFonts w:eastAsia="Times New Roman" w:cs="Times New Roman"/>
-                <w:kern w:val="0"/>
-                <w:sz w:val="16"/>
-                <w:szCs w:val="16"/>
-                <w:lang w:val="ru-RU" w:eastAsia="ru-RU" w:bidi="ar-SA"/>
-              </w:rPr>
-            </w:r>
-          </w:p>
-        </w:tc>
-        <w:tc>
-          <w:tcPr>
-            <w:tcW w:w="7771" w:type="dxa"/>
+              <w:bottom w:val="nil"/>
+              <w:right w:val="nil"/>
+            </w:tcBorders>
+            <w:vAlign w:val="bottom"/>
+          </w:tcPr>
+          <w:p>
+            <w:pPr>
+              <w:pStyle w:val="Normal"/>
+              <w:keepNext w:val="true"/>
+              <w:keepLines/>
+              <w:widowControl w:val="false"/>
+              <w:spacing w:before="0" w:after="0"/>
+              <w:jc w:val="left"/>
+              <w:rPr>
+                <w:sz w:val="16"/>
+                <w:szCs w:val="16"/>
+              </w:rPr>
+            </w:pPr>
+            <w:r>
+              <w:rPr>
+                <w:sz w:val="16"/>
+                <w:szCs w:val="16"/>
+              </w:rPr>
+            </w:r>
+          </w:p>
+        </w:tc>
+        <w:tc>
+          <w:tcPr>
+            <w:tcW w:w="7770" w:type="dxa"/>
             <w:gridSpan w:val="30"/>
             <w:tcBorders>
               <w:top w:val="nil"/>
@@ -9680,7 +9453,7 @@
             <w:pPr>
               <w:pStyle w:val="Normal"/>
               <w:keepNext w:val="true"/>
-              <w:widowControl/>
+              <w:widowControl w:val="false"/>
               <w:spacing w:before="0" w:after="0"/>
               <w:jc w:val="left"/>
               <w:rPr>
@@ -9692,12 +9465,10 @@
             </w:pPr>
             <w:r>
               <w:rPr>
-                <w:rFonts w:eastAsia="Times New Roman" w:cs="Times New Roman"/>
                 <w:b/>
-                <w:kern w:val="0"/>
-                <w:sz w:val="16"/>
-                <w:szCs w:val="16"/>
-                <w:lang w:val="en-US" w:eastAsia="ru-RU" w:bidi="ar-SA"/>
+                <w:sz w:val="16"/>
+                <w:szCs w:val="16"/>
+                <w:lang w:val="en-US"/>
               </w:rPr>
             </w:r>
           </w:p>
@@ -9724,7 +9495,7 @@
               <w:pStyle w:val="Normal"/>
               <w:keepNext w:val="true"/>
               <w:keepLines/>
-              <w:widowControl/>
+              <w:widowControl w:val="false"/>
               <w:spacing w:before="0" w:after="0"/>
               <w:jc w:val="left"/>
               <w:rPr>
@@ -9760,7 +9531,7 @@
               <w:pStyle w:val="Normal"/>
               <w:keepNext w:val="true"/>
               <w:keepLines/>
-              <w:widowControl/>
+              <w:widowControl w:val="false"/>
               <w:spacing w:before="0" w:after="0"/>
               <w:jc w:val="center"/>
               <w:rPr>
@@ -9770,239 +9541,208 @@
               </w:rPr>
             </w:pPr>
             <w:r>
-              <w:rPr>
-                <w:rFonts w:eastAsia="Times New Roman" w:cs="Times New Roman"/>
-                <w:kern w:val="0"/>
-                <w:sz w:val="16"/>
-                <w:szCs w:val="16"/>
+              <w:rPr/>
+            </w:r>
+          </w:p>
+        </w:tc>
+        <w:tc>
+          <w:tcPr>
+            <w:tcW w:w="129" w:type="dxa"/>
+            <w:tcBorders>
+              <w:top w:val="nil"/>
+              <w:left w:val="nil"/>
+              <w:bottom w:val="nil"/>
+              <w:right w:val="nil"/>
+            </w:tcBorders>
+            <w:vAlign w:val="bottom"/>
+          </w:tcPr>
+          <w:p>
+            <w:pPr>
+              <w:pStyle w:val="Normal"/>
+              <w:keepNext w:val="true"/>
+              <w:keepLines/>
+              <w:widowControl w:val="false"/>
+              <w:spacing w:before="0" w:after="0"/>
+              <w:jc w:val="left"/>
+              <w:rPr>
+                <w:sz w:val="16"/>
+                <w:szCs w:val="16"/>
+              </w:rPr>
+            </w:pPr>
+            <w:r>
+              <w:rPr>
+                <w:sz w:val="16"/>
+                <w:szCs w:val="16"/>
+              </w:rPr>
+            </w:r>
+          </w:p>
+        </w:tc>
+        <w:tc>
+          <w:tcPr>
+            <w:tcW w:w="1581" w:type="dxa"/>
+            <w:gridSpan w:val="3"/>
+            <w:tcBorders>
+              <w:top w:val="nil"/>
+              <w:left w:val="nil"/>
+              <w:right w:val="nil"/>
+            </w:tcBorders>
+            <w:vAlign w:val="bottom"/>
+          </w:tcPr>
+          <w:p>
+            <w:pPr>
+              <w:pStyle w:val="Normal"/>
+              <w:keepNext w:val="true"/>
+              <w:keepLines/>
+              <w:widowControl w:val="false"/>
+              <w:spacing w:before="0" w:after="0"/>
+              <w:jc w:val="left"/>
+              <w:rPr>
+                <w:sz w:val="16"/>
+                <w:szCs w:val="16"/>
+              </w:rPr>
+            </w:pPr>
+            <w:r>
+              <w:rPr>
+                <w:sz w:val="16"/>
+                <w:szCs w:val="16"/>
+              </w:rPr>
+            </w:r>
+          </w:p>
+        </w:tc>
+        <w:tc>
+          <w:tcPr>
+            <w:tcW w:w="142" w:type="dxa"/>
+            <w:gridSpan w:val="2"/>
+            <w:tcBorders>
+              <w:top w:val="nil"/>
+              <w:left w:val="nil"/>
+              <w:bottom w:val="nil"/>
+              <w:right w:val="nil"/>
+            </w:tcBorders>
+            <w:vAlign w:val="bottom"/>
+          </w:tcPr>
+          <w:p>
+            <w:pPr>
+              <w:pStyle w:val="Normal"/>
+              <w:keepNext w:val="true"/>
+              <w:keepLines/>
+              <w:widowControl w:val="false"/>
+              <w:spacing w:before="0" w:after="0"/>
+              <w:jc w:val="left"/>
+              <w:rPr>
+                <w:sz w:val="16"/>
+                <w:szCs w:val="16"/>
+              </w:rPr>
+            </w:pPr>
+            <w:r>
+              <w:rPr>
+                <w:sz w:val="16"/>
+                <w:szCs w:val="16"/>
+              </w:rPr>
+            </w:r>
+          </w:p>
+        </w:tc>
+        <w:tc>
+          <w:tcPr>
+            <w:tcW w:w="2102" w:type="dxa"/>
+            <w:gridSpan w:val="10"/>
+            <w:tcBorders>
+              <w:top w:val="nil"/>
+              <w:left w:val="nil"/>
+              <w:right w:val="nil"/>
+            </w:tcBorders>
+            <w:vAlign w:val="bottom"/>
+          </w:tcPr>
+          <w:p>
+            <w:pPr>
+              <w:pStyle w:val="Normal"/>
+              <w:keepNext w:val="true"/>
+              <w:keepLines/>
+              <w:widowControl w:val="false"/>
+              <w:spacing w:before="0" w:after="0"/>
+              <w:jc w:val="center"/>
+              <w:rPr>
+                <w:sz w:val="16"/>
+                <w:szCs w:val="16"/>
+                <w:lang w:val="en-US"/>
+              </w:rPr>
+            </w:pPr>
+            <w:r>
+              <w:rPr>
+                <w:rFonts w:eastAsia="Times New Roman" w:cs="Times New Roman"/>
+                <w:kern w:val="0"/>
+                <w:sz w:val="16"/>
                 <w:lang w:val="en-US" w:eastAsia="ru-RU" w:bidi="ar-SA"/>
               </w:rPr>
-              <w:t>{{ CompanyType }}{{</w:t>
-            </w:r>
-            <w:r>
-              <w:rPr>
-                <w:rFonts w:eastAsia="Times New Roman" w:cs="Times New Roman"/>
-                <w:kern w:val="0"/>
-                <w:sz w:val="16"/>
-                <w:lang w:val="en-US" w:eastAsia="ru-RU" w:bidi="ar-SA"/>
-              </w:rPr>
-              <w:t xml:space="preserve"> ruk }}</w:t>
-            </w:r>
-          </w:p>
-        </w:tc>
-        <w:tc>
-          <w:tcPr>
-            <w:tcW w:w="129" w:type="dxa"/>
-            <w:tcBorders>
-              <w:top w:val="nil"/>
-              <w:left w:val="nil"/>
-              <w:bottom w:val="nil"/>
-              <w:right w:val="nil"/>
-            </w:tcBorders>
-            <w:vAlign w:val="bottom"/>
-          </w:tcPr>
-          <w:p>
-            <w:pPr>
-              <w:pStyle w:val="Normal"/>
-              <w:keepNext w:val="true"/>
-              <w:keepLines/>
-              <w:widowControl/>
-              <w:spacing w:before="0" w:after="0"/>
-              <w:jc w:val="left"/>
-              <w:rPr>
-                <w:sz w:val="16"/>
-                <w:szCs w:val="16"/>
-              </w:rPr>
-            </w:pPr>
-            <w:r>
-              <w:rPr>
-                <w:rFonts w:eastAsia="Times New Roman" w:cs="Times New Roman"/>
-                <w:kern w:val="0"/>
-                <w:sz w:val="16"/>
-                <w:szCs w:val="16"/>
-                <w:lang w:val="ru-RU" w:eastAsia="ru-RU" w:bidi="ar-SA"/>
-              </w:rPr>
-            </w:r>
-          </w:p>
-        </w:tc>
-        <w:tc>
-          <w:tcPr>
-            <w:tcW w:w="1580" w:type="dxa"/>
-            <w:gridSpan w:val="3"/>
-            <w:tcBorders>
-              <w:top w:val="nil"/>
-              <w:left w:val="nil"/>
-              <w:right w:val="nil"/>
-            </w:tcBorders>
-            <w:vAlign w:val="bottom"/>
-          </w:tcPr>
-          <w:p>
-            <w:pPr>
-              <w:pStyle w:val="Normal"/>
-              <w:keepNext w:val="true"/>
-              <w:keepLines/>
-              <w:widowControl/>
-              <w:spacing w:before="0" w:after="0"/>
-              <w:jc w:val="left"/>
-              <w:rPr>
-                <w:sz w:val="16"/>
-                <w:szCs w:val="16"/>
-              </w:rPr>
-            </w:pPr>
-            <w:r>
-              <w:rPr>
-                <w:rFonts w:eastAsia="Times New Roman" w:cs="Times New Roman"/>
-                <w:kern w:val="0"/>
-                <w:sz w:val="16"/>
-                <w:szCs w:val="16"/>
-                <w:lang w:val="ru-RU" w:eastAsia="ru-RU" w:bidi="ar-SA"/>
-              </w:rPr>
-            </w:r>
-          </w:p>
-        </w:tc>
-        <w:tc>
-          <w:tcPr>
-            <w:tcW w:w="141" w:type="dxa"/>
-            <w:gridSpan w:val="2"/>
-            <w:tcBorders>
-              <w:top w:val="nil"/>
-              <w:left w:val="nil"/>
-              <w:bottom w:val="nil"/>
-              <w:right w:val="nil"/>
-            </w:tcBorders>
-            <w:vAlign w:val="bottom"/>
-          </w:tcPr>
-          <w:p>
-            <w:pPr>
-              <w:pStyle w:val="Normal"/>
-              <w:keepNext w:val="true"/>
-              <w:keepLines/>
-              <w:widowControl/>
-              <w:spacing w:before="0" w:after="0"/>
-              <w:jc w:val="left"/>
-              <w:rPr>
-                <w:sz w:val="16"/>
-                <w:szCs w:val="16"/>
-              </w:rPr>
-            </w:pPr>
-            <w:r>
-              <w:rPr>
-                <w:rFonts w:eastAsia="Times New Roman" w:cs="Times New Roman"/>
-                <w:kern w:val="0"/>
-                <w:sz w:val="16"/>
-                <w:szCs w:val="16"/>
-                <w:lang w:val="ru-RU" w:eastAsia="ru-RU" w:bidi="ar-SA"/>
-              </w:rPr>
-            </w:r>
-          </w:p>
-        </w:tc>
-        <w:tc>
-          <w:tcPr>
-            <w:tcW w:w="2103" w:type="dxa"/>
-            <w:gridSpan w:val="10"/>
-            <w:tcBorders>
-              <w:top w:val="nil"/>
-              <w:left w:val="nil"/>
-              <w:right w:val="nil"/>
-            </w:tcBorders>
-            <w:vAlign w:val="bottom"/>
-          </w:tcPr>
-          <w:p>
-            <w:pPr>
-              <w:pStyle w:val="Normal"/>
-              <w:keepNext w:val="true"/>
-              <w:keepLines/>
-              <w:widowControl/>
-              <w:spacing w:before="0" w:after="0"/>
-              <w:jc w:val="center"/>
-              <w:rPr>
-                <w:sz w:val="16"/>
-                <w:szCs w:val="16"/>
-                <w:lang w:val="en-US"/>
-              </w:rPr>
-            </w:pPr>
-            <w:r>
-              <w:rPr>
-                <w:rFonts w:eastAsia="Times New Roman" w:cs="Times New Roman"/>
-                <w:kern w:val="0"/>
-                <w:sz w:val="16"/>
-                <w:lang w:val="en-US" w:eastAsia="ru-RU" w:bidi="ar-SA"/>
-              </w:rPr>
               <w:t>{{ ruk }}</w:t>
             </w:r>
           </w:p>
         </w:tc>
         <w:tc>
           <w:tcPr>
+            <w:tcW w:w="98" w:type="dxa"/>
+            <w:tcBorders>
+              <w:top w:val="nil"/>
+              <w:left w:val="nil"/>
+              <w:bottom w:val="nil"/>
+            </w:tcBorders>
+            <w:vAlign w:val="bottom"/>
+          </w:tcPr>
+          <w:p>
+            <w:pPr>
+              <w:pStyle w:val="Normal"/>
+              <w:keepNext w:val="true"/>
+              <w:keepLines/>
+              <w:widowControl w:val="false"/>
+              <w:spacing w:before="0" w:after="0"/>
+              <w:jc w:val="left"/>
+              <w:rPr>
+                <w:sz w:val="16"/>
+                <w:szCs w:val="16"/>
+              </w:rPr>
+            </w:pPr>
+            <w:r>
+              <w:rPr>
+                <w:sz w:val="16"/>
+                <w:szCs w:val="16"/>
+              </w:rPr>
+            </w:r>
+          </w:p>
+        </w:tc>
+        <w:tc>
+          <w:tcPr>
             <w:tcW w:w="97" w:type="dxa"/>
             <w:tcBorders>
               <w:top w:val="nil"/>
-              <w:left w:val="nil"/>
-              <w:bottom w:val="nil"/>
-            </w:tcBorders>
-            <w:vAlign w:val="bottom"/>
-          </w:tcPr>
-          <w:p>
-            <w:pPr>
-              <w:pStyle w:val="Normal"/>
-              <w:keepNext w:val="true"/>
-              <w:keepLines/>
-              <w:widowControl/>
-              <w:spacing w:before="0" w:after="0"/>
-              <w:jc w:val="left"/>
-              <w:rPr>
-                <w:sz w:val="16"/>
-                <w:szCs w:val="16"/>
-              </w:rPr>
-            </w:pPr>
-            <w:r>
-              <w:rPr>
-                <w:rFonts w:eastAsia="Times New Roman" w:cs="Times New Roman"/>
-                <w:kern w:val="0"/>
-                <w:sz w:val="16"/>
-                <w:szCs w:val="16"/>
-                <w:lang w:val="ru-RU" w:eastAsia="ru-RU" w:bidi="ar-SA"/>
-              </w:rPr>
-            </w:r>
-          </w:p>
-        </w:tc>
-        <w:tc>
-          <w:tcPr>
-            <w:tcW w:w="98" w:type="dxa"/>
-            <w:tcBorders>
-              <w:top w:val="nil"/>
-              <w:bottom w:val="nil"/>
-              <w:right w:val="nil"/>
-            </w:tcBorders>
-            <w:vAlign w:val="bottom"/>
-          </w:tcPr>
-          <w:p>
-            <w:pPr>
-              <w:pStyle w:val="Normal"/>
-              <w:keepNext w:val="true"/>
-              <w:keepLines/>
-              <w:widowControl/>
-              <w:spacing w:before="0" w:after="0"/>
-              <w:jc w:val="left"/>
-              <w:rPr>
-                <w:sz w:val="16"/>
-                <w:szCs w:val="16"/>
-              </w:rPr>
-            </w:pPr>
-            <w:r>
-              <w:rPr>
-                <w:rFonts w:eastAsia="Times New Roman" w:cs="Times New Roman"/>
-                <w:kern w:val="0"/>
-                <w:sz w:val="16"/>
-                <w:szCs w:val="16"/>
-                <w:lang w:val="ru-RU" w:eastAsia="ru-RU" w:bidi="ar-SA"/>
-              </w:rPr>
-            </w:r>
-          </w:p>
-        </w:tc>
-        <w:tc>
-          <w:tcPr>
-            <w:tcW w:w="7771" w:type="dxa"/>
+              <w:bottom w:val="nil"/>
+              <w:right w:val="nil"/>
+            </w:tcBorders>
+            <w:vAlign w:val="bottom"/>
+          </w:tcPr>
+          <w:p>
+            <w:pPr>
+              <w:pStyle w:val="Normal"/>
+              <w:keepNext w:val="true"/>
+              <w:keepLines/>
+              <w:widowControl w:val="false"/>
+              <w:spacing w:before="0" w:after="0"/>
+              <w:jc w:val="left"/>
+              <w:rPr>
+                <w:sz w:val="16"/>
+                <w:szCs w:val="16"/>
+              </w:rPr>
+            </w:pPr>
+            <w:r>
+              <w:rPr>
+                <w:sz w:val="16"/>
+                <w:szCs w:val="16"/>
+              </w:rPr>
+            </w:r>
+          </w:p>
+        </w:tc>
+        <w:tc>
+          <w:tcPr>
+            <w:tcW w:w="7770" w:type="dxa"/>
             <w:gridSpan w:val="30"/>
             <w:tcBorders>
               <w:left w:val="nil"/>
@@ -10015,21 +9755,18 @@
               <w:pStyle w:val="Normal"/>
               <w:keepNext w:val="true"/>
               <w:keepLines/>
-              <w:widowControl/>
-              <w:spacing w:before="0" w:after="0"/>
-              <w:jc w:val="left"/>
-              <w:rPr>
-                <w:sz w:val="16"/>
-                <w:szCs w:val="16"/>
-              </w:rPr>
-            </w:pPr>
-            <w:r>
-              <w:rPr>
-                <w:rFonts w:eastAsia="Times New Roman" w:cs="Times New Roman"/>
-                <w:kern w:val="0"/>
-                <w:sz w:val="16"/>
-                <w:szCs w:val="16"/>
-                <w:lang w:val="ru-RU" w:eastAsia="ru-RU" w:bidi="ar-SA"/>
+              <w:widowControl w:val="false"/>
+              <w:spacing w:before="0" w:after="0"/>
+              <w:jc w:val="left"/>
+              <w:rPr>
+                <w:sz w:val="16"/>
+                <w:szCs w:val="16"/>
+              </w:rPr>
+            </w:pPr>
+            <w:r>
+              <w:rPr>
+                <w:sz w:val="16"/>
+                <w:szCs w:val="16"/>
               </w:rPr>
             </w:r>
           </w:p>
@@ -10054,7 +9791,7 @@
               <w:pStyle w:val="Normal"/>
               <w:keepNext w:val="true"/>
               <w:keepLines/>
-              <w:widowControl/>
+              <w:widowControl w:val="false"/>
               <w:spacing w:before="0" w:after="0"/>
               <w:jc w:val="center"/>
               <w:rPr>
@@ -10065,12 +9802,9 @@
             </w:pPr>
             <w:r>
               <w:rPr>
-                <w:rFonts w:eastAsia="Times New Roman" w:cs="Times New Roman"/>
                 <w:color w:val="808080" w:themeColor="background1" w:themeShade="80"/>
-                <w:kern w:val="0"/>
-                <w:sz w:val="12"/>
-                <w:szCs w:val="12"/>
-                <w:lang w:val="ru-RU" w:eastAsia="ru-RU" w:bidi="ar-SA"/>
+                <w:sz w:val="12"/>
+                <w:szCs w:val="12"/>
               </w:rPr>
             </w:r>
           </w:p>
@@ -10091,7 +9825,7 @@
               <w:pStyle w:val="Normal"/>
               <w:keepNext w:val="true"/>
               <w:keepLines/>
-              <w:widowControl/>
+              <w:widowControl w:val="false"/>
               <w:spacing w:before="0" w:after="0"/>
               <w:jc w:val="center"/>
               <w:rPr>
@@ -10129,7 +9863,7 @@
               <w:pStyle w:val="Normal"/>
               <w:keepNext w:val="true"/>
               <w:keepLines/>
-              <w:widowControl/>
+              <w:widowControl w:val="false"/>
               <w:spacing w:before="0" w:after="0"/>
               <w:jc w:val="center"/>
               <w:rPr>
@@ -10140,19 +9874,16 @@
             </w:pPr>
             <w:r>
               <w:rPr>
-                <w:rFonts w:eastAsia="Times New Roman" w:cs="Times New Roman"/>
                 <w:color w:val="808080" w:themeColor="background1" w:themeShade="80"/>
-                <w:kern w:val="0"/>
-                <w:sz w:val="12"/>
-                <w:szCs w:val="12"/>
-                <w:lang w:val="ru-RU" w:eastAsia="ru-RU" w:bidi="ar-SA"/>
-              </w:rPr>
-            </w:r>
-          </w:p>
-        </w:tc>
-        <w:tc>
-          <w:tcPr>
-            <w:tcW w:w="1580" w:type="dxa"/>
+                <w:sz w:val="12"/>
+                <w:szCs w:val="12"/>
+              </w:rPr>
+            </w:r>
+          </w:p>
+        </w:tc>
+        <w:tc>
+          <w:tcPr>
+            <w:tcW w:w="1581" w:type="dxa"/>
             <w:gridSpan w:val="3"/>
             <w:tcBorders>
               <w:left w:val="nil"/>
@@ -10166,7 +9897,7 @@
               <w:pStyle w:val="Normal"/>
               <w:keepNext w:val="true"/>
               <w:keepLines/>
-              <w:widowControl/>
+              <w:widowControl w:val="false"/>
               <w:spacing w:before="0" w:after="0"/>
               <w:jc w:val="center"/>
               <w:rPr>
@@ -10191,7 +9922,7 @@
         </w:tc>
         <w:tc>
           <w:tcPr>
-            <w:tcW w:w="141" w:type="dxa"/>
+            <w:tcW w:w="142" w:type="dxa"/>
             <w:gridSpan w:val="2"/>
             <w:tcBorders>
               <w:top w:val="nil"/>
@@ -10206,7 +9937,7 @@
               <w:pStyle w:val="Normal"/>
               <w:keepNext w:val="true"/>
               <w:keepLines/>
-              <w:widowControl/>
+              <w:widowControl w:val="false"/>
               <w:spacing w:before="0" w:after="0"/>
               <w:jc w:val="center"/>
               <w:rPr>
@@ -10217,19 +9948,16 @@
             </w:pPr>
             <w:r>
               <w:rPr>
-                <w:rFonts w:eastAsia="Times New Roman" w:cs="Times New Roman"/>
                 <w:color w:val="808080" w:themeColor="background1" w:themeShade="80"/>
-                <w:kern w:val="0"/>
-                <w:sz w:val="12"/>
-                <w:szCs w:val="12"/>
-                <w:lang w:val="ru-RU" w:eastAsia="ru-RU" w:bidi="ar-SA"/>
-              </w:rPr>
-            </w:r>
-          </w:p>
-        </w:tc>
-        <w:tc>
-          <w:tcPr>
-            <w:tcW w:w="2103" w:type="dxa"/>
+                <w:sz w:val="12"/>
+                <w:szCs w:val="12"/>
+              </w:rPr>
+            </w:r>
+          </w:p>
+        </w:tc>
+        <w:tc>
+          <w:tcPr>
+            <w:tcW w:w="2102" w:type="dxa"/>
             <w:gridSpan w:val="10"/>
             <w:tcBorders>
               <w:left w:val="nil"/>
@@ -10243,7 +9971,7 @@
               <w:pStyle w:val="Normal"/>
               <w:keepNext w:val="true"/>
               <w:keepLines/>
-              <w:widowControl/>
+              <w:widowControl w:val="false"/>
               <w:spacing w:before="0" w:after="0"/>
               <w:jc w:val="center"/>
               <w:rPr>
@@ -10268,20 +9996,53 @@
         </w:tc>
         <w:tc>
           <w:tcPr>
+            <w:tcW w:w="98" w:type="dxa"/>
+            <w:tcBorders>
+              <w:top w:val="nil"/>
+              <w:left w:val="nil"/>
+              <w:bottom w:val="nil"/>
+            </w:tcBorders>
+            <w:vAlign w:val="bottom"/>
+          </w:tcPr>
+          <w:p>
+            <w:pPr>
+              <w:pStyle w:val="Normal"/>
+              <w:keepNext w:val="true"/>
+              <w:keepLines/>
+              <w:widowControl w:val="false"/>
+              <w:spacing w:before="0" w:after="0"/>
+              <w:jc w:val="center"/>
+              <w:rPr>
+                <w:color w:val="808080" w:themeColor="background1" w:themeShade="80"/>
+                <w:sz w:val="12"/>
+                <w:szCs w:val="12"/>
+              </w:rPr>
+            </w:pPr>
+            <w:r>
+              <w:rPr>
+                <w:color w:val="808080" w:themeColor="background1" w:themeShade="80"/>
+                <w:sz w:val="12"/>
+                <w:szCs w:val="12"/>
+              </w:rPr>
+            </w:r>
+          </w:p>
+        </w:tc>
+        <w:tc>
+          <w:tcPr>
             <w:tcW w:w="97" w:type="dxa"/>
             <w:tcBorders>
               <w:top w:val="nil"/>
-              <w:left w:val="nil"/>
-              <w:bottom w:val="nil"/>
-            </w:tcBorders>
-            <w:vAlign w:val="bottom"/>
-          </w:tcPr>
-          <w:p>
-            <w:pPr>
-              <w:pStyle w:val="Normal"/>
-              <w:keepNext w:val="true"/>
-              <w:keepLines/>
-              <w:widowControl/>
+              <w:bottom w:val="nil"/>
+              <w:right w:val="nil"/>
+            </w:tcBorders>
+            <w:vAlign w:val="bottom"/>
+          </w:tcPr>
+          <w:p>
+            <w:pPr>
+              <w:pStyle w:val="Normal"/>
+              <w:keepNext w:val="true"/>
+              <w:keepLines/>
+              <w:widowControl w:val="false"/>
               <w:spacing w:before="0" w:after="0"/>
               <w:jc w:val="center"/>
               <w:rPr>
@@ -10292,32 +10053,30 @@
             </w:pPr>
             <w:r>
               <w:rPr>
-                <w:rFonts w:eastAsia="Times New Roman" w:cs="Times New Roman"/>
                 <w:color w:val="808080" w:themeColor="background1" w:themeShade="80"/>
-                <w:kern w:val="0"/>
-                <w:sz w:val="12"/>
-                <w:szCs w:val="12"/>
-                <w:lang w:val="ru-RU" w:eastAsia="ru-RU" w:bidi="ar-SA"/>
-              </w:rPr>
-            </w:r>
-          </w:p>
-        </w:tc>
-        <w:tc>
-          <w:tcPr>
-            <w:tcW w:w="98" w:type="dxa"/>
-            <w:tcBorders>
-              <w:top w:val="nil"/>
-              <w:bottom w:val="nil"/>
-              <w:right w:val="nil"/>
-            </w:tcBorders>
-            <w:vAlign w:val="bottom"/>
-          </w:tcPr>
-          <w:p>
-            <w:pPr>
-              <w:pStyle w:val="Normal"/>
-              <w:keepNext w:val="true"/>
-              <w:keepLines/>
-              <w:widowControl/>
+                <w:sz w:val="12"/>
+                <w:szCs w:val="12"/>
+              </w:rPr>
+            </w:r>
+          </w:p>
+        </w:tc>
+        <w:tc>
+          <w:tcPr>
+            <w:tcW w:w="7770" w:type="dxa"/>
+            <w:gridSpan w:val="30"/>
+            <w:tcBorders>
+              <w:left w:val="nil"/>
+              <w:bottom w:val="nil"/>
+              <w:right w:val="nil"/>
+            </w:tcBorders>
+            <w:vAlign w:val="bottom"/>
+          </w:tcPr>
+          <w:p>
+            <w:pPr>
+              <w:pStyle w:val="Normal"/>
+              <w:keepNext w:val="true"/>
+              <w:keepLines/>
+              <w:widowControl w:val="false"/>
               <w:spacing w:before="0" w:after="0"/>
               <w:jc w:val="center"/>
               <w:rPr>
@@ -10328,49 +10087,9 @@
             </w:pPr>
             <w:r>
               <w:rPr>
-                <w:rFonts w:eastAsia="Times New Roman" w:cs="Times New Roman"/>
                 <w:color w:val="808080" w:themeColor="background1" w:themeShade="80"/>
-                <w:kern w:val="0"/>
-                <w:sz w:val="12"/>
-                <w:szCs w:val="12"/>
-                <w:lang w:val="ru-RU" w:eastAsia="ru-RU" w:bidi="ar-SA"/>
-              </w:rPr>
-            </w:r>
-          </w:p>
-        </w:tc>
-        <w:tc>
-          <w:tcPr>
-            <w:tcW w:w="7771" w:type="dxa"/>
-            <w:gridSpan w:val="30"/>
-            <w:tcBorders>
-              <w:left w:val="nil"/>
-              <w:bottom w:val="nil"/>
-              <w:right w:val="nil"/>
-            </w:tcBorders>
-            <w:vAlign w:val="bottom"/>
-          </w:tcPr>
-          <w:p>
-            <w:pPr>
-              <w:pStyle w:val="Normal"/>
-              <w:keepNext w:val="true"/>
-              <w:keepLines/>
-              <w:widowControl/>
-              <w:spacing w:before="0" w:after="0"/>
-              <w:jc w:val="center"/>
-              <w:rPr>
-                <w:color w:val="808080" w:themeColor="background1" w:themeShade="80"/>
-                <w:sz w:val="12"/>
-                <w:szCs w:val="12"/>
-              </w:rPr>
-            </w:pPr>
-            <w:r>
-              <w:rPr>
-                <w:rFonts w:eastAsia="Times New Roman" w:cs="Times New Roman"/>
-                <w:color w:val="808080" w:themeColor="background1" w:themeShade="80"/>
-                <w:kern w:val="0"/>
-                <w:sz w:val="12"/>
-                <w:szCs w:val="12"/>
-                <w:lang w:val="ru-RU" w:eastAsia="ru-RU" w:bidi="ar-SA"/>
+                <w:sz w:val="12"/>
+                <w:szCs w:val="12"/>
               </w:rPr>
             </w:r>
           </w:p>
@@ -10397,7 +10116,7 @@
               <w:pStyle w:val="Normal"/>
               <w:keepNext w:val="true"/>
               <w:keepLines/>
-              <w:widowControl/>
+              <w:widowControl w:val="false"/>
               <w:spacing w:before="0" w:after="0"/>
               <w:jc w:val="left"/>
               <w:rPr>
@@ -10433,28 +10152,25 @@
               <w:pStyle w:val="Normal"/>
               <w:keepNext w:val="true"/>
               <w:keepLines/>
-              <w:widowControl/>
-              <w:spacing w:before="0" w:after="0"/>
-              <w:jc w:val="left"/>
-              <w:rPr>
-                <w:sz w:val="16"/>
-                <w:szCs w:val="16"/>
-              </w:rPr>
-            </w:pPr>
-            <w:r>
-              <w:rPr>
-                <w:rFonts w:eastAsia="Times New Roman" w:cs="Times New Roman"/>
-                <w:kern w:val="0"/>
-                <w:sz w:val="16"/>
-                <w:szCs w:val="16"/>
-                <w:lang w:val="ru-RU" w:eastAsia="ru-RU" w:bidi="ar-SA"/>
-              </w:rPr>
-            </w:r>
-          </w:p>
-        </w:tc>
-        <w:tc>
-          <w:tcPr>
-            <w:tcW w:w="1580" w:type="dxa"/>
+              <w:widowControl w:val="false"/>
+              <w:spacing w:before="0" w:after="0"/>
+              <w:jc w:val="left"/>
+              <w:rPr>
+                <w:sz w:val="16"/>
+                <w:szCs w:val="16"/>
+              </w:rPr>
+            </w:pPr>
+            <w:r>
+              <w:rPr>
+                <w:sz w:val="16"/>
+                <w:szCs w:val="16"/>
+              </w:rPr>
+            </w:r>
+          </w:p>
+        </w:tc>
+        <w:tc>
+          <w:tcPr>
+            <w:tcW w:w="1581" w:type="dxa"/>
             <w:gridSpan w:val="3"/>
             <w:tcBorders>
               <w:top w:val="nil"/>
@@ -10468,28 +10184,25 @@
               <w:pStyle w:val="Normal"/>
               <w:keepNext w:val="true"/>
               <w:keepLines/>
-              <w:widowControl/>
-              <w:spacing w:before="0" w:after="0"/>
-              <w:jc w:val="left"/>
-              <w:rPr>
-                <w:sz w:val="16"/>
-                <w:szCs w:val="16"/>
-              </w:rPr>
-            </w:pPr>
-            <w:r>
-              <w:rPr>
-                <w:rFonts w:eastAsia="Times New Roman" w:cs="Times New Roman"/>
-                <w:kern w:val="0"/>
-                <w:sz w:val="16"/>
-                <w:szCs w:val="16"/>
-                <w:lang w:val="ru-RU" w:eastAsia="ru-RU" w:bidi="ar-SA"/>
-              </w:rPr>
-            </w:r>
-          </w:p>
-        </w:tc>
-        <w:tc>
-          <w:tcPr>
-            <w:tcW w:w="141" w:type="dxa"/>
+              <w:widowControl w:val="false"/>
+              <w:spacing w:before="0" w:after="0"/>
+              <w:jc w:val="left"/>
+              <w:rPr>
+                <w:sz w:val="16"/>
+                <w:szCs w:val="16"/>
+              </w:rPr>
+            </w:pPr>
+            <w:r>
+              <w:rPr>
+                <w:sz w:val="16"/>
+                <w:szCs w:val="16"/>
+              </w:rPr>
+            </w:r>
+          </w:p>
+        </w:tc>
+        <w:tc>
+          <w:tcPr>
+            <w:tcW w:w="142" w:type="dxa"/>
             <w:gridSpan w:val="2"/>
             <w:tcBorders>
               <w:top w:val="nil"/>
@@ -10504,28 +10217,25 @@
               <w:pStyle w:val="Normal"/>
               <w:keepNext w:val="true"/>
               <w:keepLines/>
-              <w:widowControl/>
-              <w:spacing w:before="0" w:after="0"/>
-              <w:jc w:val="left"/>
-              <w:rPr>
-                <w:sz w:val="16"/>
-                <w:szCs w:val="16"/>
-              </w:rPr>
-            </w:pPr>
-            <w:r>
-              <w:rPr>
-                <w:rFonts w:eastAsia="Times New Roman" w:cs="Times New Roman"/>
-                <w:kern w:val="0"/>
-                <w:sz w:val="16"/>
-                <w:szCs w:val="16"/>
-                <w:lang w:val="ru-RU" w:eastAsia="ru-RU" w:bidi="ar-SA"/>
-              </w:rPr>
-            </w:r>
-          </w:p>
-        </w:tc>
-        <w:tc>
-          <w:tcPr>
-            <w:tcW w:w="2103" w:type="dxa"/>
+              <w:widowControl w:val="false"/>
+              <w:spacing w:before="0" w:after="0"/>
+              <w:jc w:val="left"/>
+              <w:rPr>
+                <w:sz w:val="16"/>
+                <w:szCs w:val="16"/>
+              </w:rPr>
+            </w:pPr>
+            <w:r>
+              <w:rPr>
+                <w:sz w:val="16"/>
+                <w:szCs w:val="16"/>
+              </w:rPr>
+            </w:r>
+          </w:p>
+        </w:tc>
+        <w:tc>
+          <w:tcPr>
+            <w:tcW w:w="2102" w:type="dxa"/>
             <w:gridSpan w:val="10"/>
             <w:tcBorders>
               <w:top w:val="nil"/>
@@ -10539,21 +10249,49 @@
               <w:pStyle w:val="Normal"/>
               <w:keepNext w:val="true"/>
               <w:keepLines/>
-              <w:widowControl/>
-              <w:spacing w:before="0" w:after="0"/>
-              <w:jc w:val="left"/>
-              <w:rPr>
-                <w:sz w:val="16"/>
-                <w:szCs w:val="16"/>
-              </w:rPr>
-            </w:pPr>
-            <w:r>
-              <w:rPr>
-                <w:rFonts w:eastAsia="Times New Roman" w:cs="Times New Roman"/>
-                <w:kern w:val="0"/>
-                <w:sz w:val="16"/>
-                <w:szCs w:val="16"/>
-                <w:lang w:val="ru-RU" w:eastAsia="ru-RU" w:bidi="ar-SA"/>
+              <w:widowControl w:val="false"/>
+              <w:spacing w:before="0" w:after="0"/>
+              <w:jc w:val="left"/>
+              <w:rPr>
+                <w:sz w:val="16"/>
+                <w:szCs w:val="16"/>
+              </w:rPr>
+            </w:pPr>
+            <w:r>
+              <w:rPr>
+                <w:sz w:val="16"/>
+                <w:szCs w:val="16"/>
+              </w:rPr>
+            </w:r>
+          </w:p>
+        </w:tc>
+        <w:tc>
+          <w:tcPr>
+            <w:tcW w:w="98" w:type="dxa"/>
+            <w:tcBorders>
+              <w:top w:val="nil"/>
+              <w:left w:val="nil"/>
+              <w:bottom w:val="nil"/>
+            </w:tcBorders>
+            <w:vAlign w:val="bottom"/>
+          </w:tcPr>
+          <w:p>
+            <w:pPr>
+              <w:pStyle w:val="Normal"/>
+              <w:keepNext w:val="true"/>
+              <w:keepLines/>
+              <w:widowControl w:val="false"/>
+              <w:spacing w:before="0" w:after="0"/>
+              <w:jc w:val="left"/>
+              <w:rPr>
+                <w:sz w:val="16"/>
+                <w:szCs w:val="16"/>
+              </w:rPr>
+            </w:pPr>
+            <w:r>
+              <w:rPr>
+                <w:sz w:val="16"/>
+                <w:szCs w:val="16"/>
               </w:rPr>
             </w:r>
           </w:p>
@@ -10563,72 +10301,35 @@
             <w:tcW w:w="97" w:type="dxa"/>
             <w:tcBorders>
               <w:top w:val="nil"/>
-              <w:left w:val="nil"/>
-              <w:bottom w:val="nil"/>
-            </w:tcBorders>
-            <w:vAlign w:val="bottom"/>
-          </w:tcPr>
-          <w:p>
-            <w:pPr>
-              <w:pStyle w:val="Normal"/>
-              <w:keepNext w:val="true"/>
-              <w:keepLines/>
-              <w:widowControl/>
-              <w:spacing w:before="0" w:after="0"/>
-              <w:jc w:val="left"/>
-              <w:rPr>
-                <w:sz w:val="16"/>
-                <w:szCs w:val="16"/>
-              </w:rPr>
-            </w:pPr>
-            <w:r>
-              <w:rPr>
-                <w:rFonts w:eastAsia="Times New Roman" w:cs="Times New Roman"/>
-                <w:kern w:val="0"/>
-                <w:sz w:val="16"/>
-                <w:szCs w:val="16"/>
-                <w:lang w:val="ru-RU" w:eastAsia="ru-RU" w:bidi="ar-SA"/>
-              </w:rPr>
-            </w:r>
-          </w:p>
-        </w:tc>
-        <w:tc>
-          <w:tcPr>
-            <w:tcW w:w="98" w:type="dxa"/>
-            <w:tcBorders>
-              <w:top w:val="nil"/>
-              <w:bottom w:val="nil"/>
-              <w:right w:val="nil"/>
-            </w:tcBorders>
-            <w:vAlign w:val="bottom"/>
-          </w:tcPr>
-          <w:p>
-            <w:pPr>
-              <w:pStyle w:val="Normal"/>
-              <w:keepNext w:val="true"/>
-              <w:keepLines/>
-              <w:widowControl/>
-              <w:spacing w:before="0" w:after="0"/>
-              <w:jc w:val="left"/>
-              <w:rPr>
-                <w:sz w:val="16"/>
-                <w:szCs w:val="16"/>
-              </w:rPr>
-            </w:pPr>
-            <w:r>
-              <w:rPr>
-                <w:rFonts w:eastAsia="Times New Roman" w:cs="Times New Roman"/>
-                <w:kern w:val="0"/>
-                <w:sz w:val="16"/>
-                <w:szCs w:val="16"/>
-                <w:lang w:val="ru-RU" w:eastAsia="ru-RU" w:bidi="ar-SA"/>
-              </w:rPr>
-            </w:r>
-          </w:p>
-        </w:tc>
-        <w:tc>
-          <w:tcPr>
-            <w:tcW w:w="2390" w:type="dxa"/>
+              <w:bottom w:val="nil"/>
+              <w:right w:val="nil"/>
+            </w:tcBorders>
+            <w:vAlign w:val="bottom"/>
+          </w:tcPr>
+          <w:p>
+            <w:pPr>
+              <w:pStyle w:val="Normal"/>
+              <w:keepNext w:val="true"/>
+              <w:keepLines/>
+              <w:widowControl w:val="false"/>
+              <w:spacing w:before="0" w:after="0"/>
+              <w:jc w:val="left"/>
+              <w:rPr>
+                <w:sz w:val="16"/>
+                <w:szCs w:val="16"/>
+              </w:rPr>
+            </w:pPr>
+            <w:r>
+              <w:rPr>
+                <w:sz w:val="16"/>
+                <w:szCs w:val="16"/>
+              </w:rPr>
+            </w:r>
+          </w:p>
+        </w:tc>
+        <w:tc>
+          <w:tcPr>
+            <w:tcW w:w="2391" w:type="dxa"/>
             <w:gridSpan w:val="8"/>
             <w:tcBorders>
               <w:top w:val="nil"/>
@@ -10643,7 +10344,7 @@
               <w:pStyle w:val="Normal"/>
               <w:keepNext w:val="true"/>
               <w:keepLines/>
-              <w:widowControl/>
+              <w:widowControl w:val="false"/>
               <w:spacing w:before="0" w:after="0"/>
               <w:jc w:val="left"/>
               <w:rPr>
@@ -10665,7 +10366,7 @@
         </w:tc>
         <w:tc>
           <w:tcPr>
-            <w:tcW w:w="1432" w:type="dxa"/>
+            <w:tcW w:w="1433" w:type="dxa"/>
             <w:gridSpan w:val="6"/>
             <w:tcBorders>
               <w:top w:val="nil"/>
@@ -10679,63 +10380,57 @@
               <w:pStyle w:val="Normal"/>
               <w:keepNext w:val="true"/>
               <w:keepLines/>
-              <w:widowControl/>
-              <w:spacing w:before="0" w:after="0"/>
-              <w:jc w:val="left"/>
-              <w:rPr>
-                <w:sz w:val="16"/>
-                <w:szCs w:val="16"/>
-              </w:rPr>
-            </w:pPr>
-            <w:r>
-              <w:rPr>
-                <w:rFonts w:eastAsia="Times New Roman" w:cs="Times New Roman"/>
-                <w:kern w:val="0"/>
-                <w:sz w:val="16"/>
-                <w:szCs w:val="16"/>
-                <w:lang w:val="ru-RU" w:eastAsia="ru-RU" w:bidi="ar-SA"/>
-              </w:rPr>
-            </w:r>
-          </w:p>
-        </w:tc>
-        <w:tc>
-          <w:tcPr>
-            <w:tcW w:w="127" w:type="dxa"/>
-            <w:tcBorders>
-              <w:top w:val="nil"/>
-              <w:left w:val="nil"/>
-              <w:bottom w:val="nil"/>
-              <w:right w:val="nil"/>
-            </w:tcBorders>
-            <w:vAlign w:val="bottom"/>
-          </w:tcPr>
-          <w:p>
-            <w:pPr>
-              <w:pStyle w:val="Normal"/>
-              <w:keepNext w:val="true"/>
-              <w:keepLines/>
-              <w:widowControl/>
-              <w:spacing w:before="0" w:after="0"/>
-              <w:jc w:val="left"/>
-              <w:rPr>
-                <w:sz w:val="16"/>
-                <w:szCs w:val="16"/>
-              </w:rPr>
-            </w:pPr>
-            <w:r>
-              <w:rPr>
-                <w:rFonts w:eastAsia="Times New Roman" w:cs="Times New Roman"/>
-                <w:kern w:val="0"/>
-                <w:sz w:val="16"/>
-                <w:szCs w:val="16"/>
-                <w:lang w:val="ru-RU" w:eastAsia="ru-RU" w:bidi="ar-SA"/>
-              </w:rPr>
-            </w:r>
-          </w:p>
-        </w:tc>
-        <w:tc>
-          <w:tcPr>
-            <w:tcW w:w="1575" w:type="dxa"/>
+              <w:widowControl w:val="false"/>
+              <w:spacing w:before="0" w:after="0"/>
+              <w:jc w:val="left"/>
+              <w:rPr>
+                <w:sz w:val="16"/>
+                <w:szCs w:val="16"/>
+              </w:rPr>
+            </w:pPr>
+            <w:r>
+              <w:rPr>
+                <w:sz w:val="16"/>
+                <w:szCs w:val="16"/>
+              </w:rPr>
+            </w:r>
+          </w:p>
+        </w:tc>
+        <w:tc>
+          <w:tcPr>
+            <w:tcW w:w="126" w:type="dxa"/>
+            <w:tcBorders>
+              <w:top w:val="nil"/>
+              <w:left w:val="nil"/>
+              <w:bottom w:val="nil"/>
+              <w:right w:val="nil"/>
+            </w:tcBorders>
+            <w:vAlign w:val="bottom"/>
+          </w:tcPr>
+          <w:p>
+            <w:pPr>
+              <w:pStyle w:val="Normal"/>
+              <w:keepNext w:val="true"/>
+              <w:keepLines/>
+              <w:widowControl w:val="false"/>
+              <w:spacing w:before="0" w:after="0"/>
+              <w:jc w:val="left"/>
+              <w:rPr>
+                <w:sz w:val="16"/>
+                <w:szCs w:val="16"/>
+              </w:rPr>
+            </w:pPr>
+            <w:r>
+              <w:rPr>
+                <w:sz w:val="16"/>
+                <w:szCs w:val="16"/>
+              </w:rPr>
+            </w:r>
+          </w:p>
+        </w:tc>
+        <w:tc>
+          <w:tcPr>
+            <w:tcW w:w="1576" w:type="dxa"/>
             <w:gridSpan w:val="9"/>
             <w:tcBorders>
               <w:top w:val="nil"/>
@@ -10749,21 +10444,18 @@
               <w:pStyle w:val="Normal"/>
               <w:keepNext w:val="true"/>
               <w:keepLines/>
-              <w:widowControl/>
-              <w:spacing w:before="0" w:after="0"/>
-              <w:jc w:val="left"/>
-              <w:rPr>
-                <w:sz w:val="16"/>
-                <w:szCs w:val="16"/>
-              </w:rPr>
-            </w:pPr>
-            <w:r>
-              <w:rPr>
-                <w:rFonts w:eastAsia="Times New Roman" w:cs="Times New Roman"/>
-                <w:kern w:val="0"/>
-                <w:sz w:val="16"/>
-                <w:szCs w:val="16"/>
-                <w:lang w:val="ru-RU" w:eastAsia="ru-RU" w:bidi="ar-SA"/>
+              <w:widowControl w:val="false"/>
+              <w:spacing w:before="0" w:after="0"/>
+              <w:jc w:val="left"/>
+              <w:rPr>
+                <w:sz w:val="16"/>
+                <w:szCs w:val="16"/>
+              </w:rPr>
+            </w:pPr>
+            <w:r>
+              <w:rPr>
+                <w:sz w:val="16"/>
+                <w:szCs w:val="16"/>
               </w:rPr>
             </w:r>
           </w:p>
@@ -10784,28 +10476,25 @@
               <w:pStyle w:val="Normal"/>
               <w:keepNext w:val="true"/>
               <w:keepLines/>
-              <w:widowControl/>
-              <w:spacing w:before="0" w:after="0"/>
-              <w:jc w:val="left"/>
-              <w:rPr>
-                <w:sz w:val="16"/>
-                <w:szCs w:val="16"/>
-              </w:rPr>
-            </w:pPr>
-            <w:r>
-              <w:rPr>
-                <w:rFonts w:eastAsia="Times New Roman" w:cs="Times New Roman"/>
-                <w:kern w:val="0"/>
-                <w:sz w:val="16"/>
-                <w:szCs w:val="16"/>
-                <w:lang w:val="ru-RU" w:eastAsia="ru-RU" w:bidi="ar-SA"/>
-              </w:rPr>
-            </w:r>
-          </w:p>
-        </w:tc>
-        <w:tc>
-          <w:tcPr>
-            <w:tcW w:w="2104" w:type="dxa"/>
+              <w:widowControl w:val="false"/>
+              <w:spacing w:before="0" w:after="0"/>
+              <w:jc w:val="left"/>
+              <w:rPr>
+                <w:sz w:val="16"/>
+                <w:szCs w:val="16"/>
+              </w:rPr>
+            </w:pPr>
+            <w:r>
+              <w:rPr>
+                <w:sz w:val="16"/>
+                <w:szCs w:val="16"/>
+              </w:rPr>
+            </w:r>
+          </w:p>
+        </w:tc>
+        <w:tc>
+          <w:tcPr>
+            <w:tcW w:w="2101" w:type="dxa"/>
             <w:gridSpan w:val="5"/>
             <w:tcBorders>
               <w:top w:val="nil"/>
@@ -10819,21 +10508,18 @@
               <w:pStyle w:val="Normal"/>
               <w:keepNext w:val="true"/>
               <w:keepLines/>
-              <w:widowControl/>
-              <w:spacing w:before="0" w:after="0"/>
-              <w:jc w:val="left"/>
-              <w:rPr>
-                <w:sz w:val="16"/>
-                <w:szCs w:val="16"/>
-              </w:rPr>
-            </w:pPr>
-            <w:r>
-              <w:rPr>
-                <w:rFonts w:eastAsia="Times New Roman" w:cs="Times New Roman"/>
-                <w:kern w:val="0"/>
-                <w:sz w:val="16"/>
-                <w:szCs w:val="16"/>
-                <w:lang w:val="ru-RU" w:eastAsia="ru-RU" w:bidi="ar-SA"/>
+              <w:widowControl w:val="false"/>
+              <w:spacing w:before="0" w:after="0"/>
+              <w:jc w:val="left"/>
+              <w:rPr>
+                <w:sz w:val="16"/>
+                <w:szCs w:val="16"/>
+              </w:rPr>
+            </w:pPr>
+            <w:r>
+              <w:rPr>
+                <w:sz w:val="16"/>
+                <w:szCs w:val="16"/>
               </w:rPr>
             </w:r>
           </w:p>
@@ -10857,7 +10543,7 @@
               <w:pStyle w:val="Normal"/>
               <w:keepNext w:val="true"/>
               <w:keepLines/>
-              <w:widowControl/>
+              <w:widowControl w:val="false"/>
               <w:spacing w:before="0" w:after="0"/>
               <w:jc w:val="center"/>
               <w:rPr>
@@ -10868,12 +10554,9 @@
             </w:pPr>
             <w:r>
               <w:rPr>
-                <w:rFonts w:eastAsia="Times New Roman" w:cs="Times New Roman"/>
                 <w:color w:val="808080" w:themeColor="background1" w:themeShade="80"/>
-                <w:kern w:val="0"/>
-                <w:sz w:val="12"/>
-                <w:szCs w:val="12"/>
-                <w:lang w:val="ru-RU" w:eastAsia="ru-RU" w:bidi="ar-SA"/>
+                <w:sz w:val="12"/>
+                <w:szCs w:val="12"/>
               </w:rPr>
             </w:r>
           </w:p>
@@ -10893,7 +10576,7 @@
               <w:pStyle w:val="Normal"/>
               <w:keepNext w:val="true"/>
               <w:keepLines/>
-              <w:widowControl/>
+              <w:widowControl w:val="false"/>
               <w:spacing w:before="0" w:after="0"/>
               <w:jc w:val="center"/>
               <w:rPr>
@@ -10904,19 +10587,16 @@
             </w:pPr>
             <w:r>
               <w:rPr>
-                <w:rFonts w:eastAsia="Times New Roman" w:cs="Times New Roman"/>
                 <w:color w:val="808080" w:themeColor="background1" w:themeShade="80"/>
-                <w:kern w:val="0"/>
-                <w:sz w:val="12"/>
-                <w:szCs w:val="12"/>
-                <w:lang w:val="ru-RU" w:eastAsia="ru-RU" w:bidi="ar-SA"/>
-              </w:rPr>
-            </w:r>
-          </w:p>
-        </w:tc>
-        <w:tc>
-          <w:tcPr>
-            <w:tcW w:w="1580" w:type="dxa"/>
+                <w:sz w:val="12"/>
+                <w:szCs w:val="12"/>
+              </w:rPr>
+            </w:r>
+          </w:p>
+        </w:tc>
+        <w:tc>
+          <w:tcPr>
+            <w:tcW w:w="1581" w:type="dxa"/>
             <w:gridSpan w:val="3"/>
             <w:tcBorders>
               <w:left w:val="nil"/>
@@ -10931,7 +10611,7 @@
               <w:pStyle w:val="Normal"/>
               <w:keepNext w:val="true"/>
               <w:keepLines/>
-              <w:widowControl/>
+              <w:widowControl w:val="false"/>
               <w:spacing w:before="0" w:after="0"/>
               <w:jc w:val="center"/>
               <w:rPr>
@@ -10955,7 +10635,7 @@
         </w:tc>
         <w:tc>
           <w:tcPr>
-            <w:tcW w:w="141" w:type="dxa"/>
+            <w:tcW w:w="142" w:type="dxa"/>
             <w:gridSpan w:val="2"/>
             <w:tcBorders>
               <w:top w:val="nil"/>
@@ -10969,7 +10649,7 @@
               <w:pStyle w:val="Normal"/>
               <w:keepNext w:val="true"/>
               <w:keepLines/>
-              <w:widowControl/>
+              <w:widowControl w:val="false"/>
               <w:spacing w:before="0" w:after="0"/>
               <w:jc w:val="center"/>
               <w:rPr>
@@ -10980,19 +10660,16 @@
             </w:pPr>
             <w:r>
               <w:rPr>
-                <w:rFonts w:eastAsia="Times New Roman" w:cs="Times New Roman"/>
                 <w:color w:val="808080" w:themeColor="background1" w:themeShade="80"/>
-                <w:kern w:val="0"/>
-                <w:sz w:val="12"/>
-                <w:szCs w:val="12"/>
-                <w:lang w:val="ru-RU" w:eastAsia="ru-RU" w:bidi="ar-SA"/>
-              </w:rPr>
-            </w:r>
-          </w:p>
-        </w:tc>
-        <w:tc>
-          <w:tcPr>
-            <w:tcW w:w="2103" w:type="dxa"/>
+                <w:sz w:val="12"/>
+                <w:szCs w:val="12"/>
+              </w:rPr>
+            </w:r>
+          </w:p>
+        </w:tc>
+        <w:tc>
+          <w:tcPr>
+            <w:tcW w:w="2102" w:type="dxa"/>
             <w:gridSpan w:val="10"/>
             <w:tcBorders>
               <w:left w:val="nil"/>
@@ -11005,7 +10682,7 @@
               <w:pStyle w:val="Normal"/>
               <w:keepNext w:val="true"/>
               <w:keepLines/>
-              <w:widowControl/>
+              <w:widowControl w:val="false"/>
               <w:spacing w:before="0" w:after="0"/>
               <w:jc w:val="center"/>
               <w:rPr>
@@ -11030,19 +10707,51 @@
         </w:tc>
         <w:tc>
           <w:tcPr>
+            <w:tcW w:w="98" w:type="dxa"/>
+            <w:tcBorders>
+              <w:top w:val="nil"/>
+              <w:left w:val="nil"/>
+              <w:bottom w:val="nil"/>
+            </w:tcBorders>
+          </w:tcPr>
+          <w:p>
+            <w:pPr>
+              <w:pStyle w:val="Normal"/>
+              <w:keepNext w:val="true"/>
+              <w:keepLines/>
+              <w:widowControl w:val="false"/>
+              <w:spacing w:before="0" w:after="0"/>
+              <w:jc w:val="center"/>
+              <w:rPr>
+                <w:color w:val="808080" w:themeColor="background1" w:themeShade="80"/>
+                <w:sz w:val="12"/>
+                <w:szCs w:val="12"/>
+              </w:rPr>
+            </w:pPr>
+            <w:r>
+              <w:rPr>
+                <w:color w:val="808080" w:themeColor="background1" w:themeShade="80"/>
+                <w:sz w:val="12"/>
+                <w:szCs w:val="12"/>
+              </w:rPr>
+            </w:r>
+          </w:p>
+        </w:tc>
+        <w:tc>
+          <w:tcPr>
             <w:tcW w:w="97" w:type="dxa"/>
             <w:tcBorders>
               <w:top w:val="nil"/>
-              <w:left w:val="nil"/>
-              <w:bottom w:val="nil"/>
-            </w:tcBorders>
-          </w:tcPr>
-          <w:p>
-            <w:pPr>
-              <w:pStyle w:val="Normal"/>
-              <w:keepNext w:val="true"/>
-              <w:keepLines/>
-              <w:widowControl/>
+              <w:bottom w:val="nil"/>
+              <w:right w:val="nil"/>
+            </w:tcBorders>
+          </w:tcPr>
+          <w:p>
+            <w:pPr>
+              <w:pStyle w:val="Normal"/>
+              <w:keepNext w:val="true"/>
+              <w:keepLines/>
+              <w:widowControl w:val="false"/>
               <w:spacing w:before="0" w:after="0"/>
               <w:jc w:val="center"/>
               <w:rPr>
@@ -11053,31 +10762,30 @@
             </w:pPr>
             <w:r>
               <w:rPr>
-                <w:rFonts w:eastAsia="Times New Roman" w:cs="Times New Roman"/>
                 <w:color w:val="808080" w:themeColor="background1" w:themeShade="80"/>
-                <w:kern w:val="0"/>
-                <w:sz w:val="12"/>
-                <w:szCs w:val="12"/>
-                <w:lang w:val="ru-RU" w:eastAsia="ru-RU" w:bidi="ar-SA"/>
-              </w:rPr>
-            </w:r>
-          </w:p>
-        </w:tc>
-        <w:tc>
-          <w:tcPr>
-            <w:tcW w:w="98" w:type="dxa"/>
-            <w:tcBorders>
-              <w:top w:val="nil"/>
-              <w:bottom w:val="nil"/>
-              <w:right w:val="nil"/>
-            </w:tcBorders>
-          </w:tcPr>
-          <w:p>
-            <w:pPr>
-              <w:pStyle w:val="Normal"/>
-              <w:keepNext w:val="true"/>
-              <w:keepLines/>
-              <w:widowControl/>
+                <w:sz w:val="12"/>
+                <w:szCs w:val="12"/>
+              </w:rPr>
+            </w:r>
+          </w:p>
+        </w:tc>
+        <w:tc>
+          <w:tcPr>
+            <w:tcW w:w="2391" w:type="dxa"/>
+            <w:gridSpan w:val="8"/>
+            <w:tcBorders>
+              <w:top w:val="nil"/>
+              <w:left w:val="nil"/>
+              <w:bottom w:val="nil"/>
+              <w:right w:val="nil"/>
+            </w:tcBorders>
+          </w:tcPr>
+          <w:p>
+            <w:pPr>
+              <w:pStyle w:val="Normal"/>
+              <w:keepNext w:val="true"/>
+              <w:keepLines/>
+              <w:widowControl w:val="false"/>
               <w:spacing w:before="0" w:after="0"/>
               <w:jc w:val="center"/>
               <w:rPr>
@@ -11088,39 +10796,36 @@
             </w:pPr>
             <w:r>
               <w:rPr>
-                <w:rFonts w:eastAsia="Times New Roman" w:cs="Times New Roman"/>
                 <w:color w:val="808080" w:themeColor="background1" w:themeShade="80"/>
-                <w:kern w:val="0"/>
-                <w:sz w:val="12"/>
-                <w:szCs w:val="12"/>
-                <w:lang w:val="ru-RU" w:eastAsia="ru-RU" w:bidi="ar-SA"/>
-              </w:rPr>
-            </w:r>
-          </w:p>
-        </w:tc>
-        <w:tc>
-          <w:tcPr>
-            <w:tcW w:w="2390" w:type="dxa"/>
-            <w:gridSpan w:val="8"/>
-            <w:tcBorders>
-              <w:top w:val="nil"/>
-              <w:left w:val="nil"/>
-              <w:bottom w:val="nil"/>
-              <w:right w:val="nil"/>
-            </w:tcBorders>
-          </w:tcPr>
-          <w:p>
-            <w:pPr>
-              <w:pStyle w:val="Normal"/>
-              <w:keepNext w:val="true"/>
-              <w:keepLines/>
-              <w:widowControl/>
+                <w:sz w:val="12"/>
+                <w:szCs w:val="12"/>
+              </w:rPr>
+            </w:r>
+          </w:p>
+        </w:tc>
+        <w:tc>
+          <w:tcPr>
+            <w:tcW w:w="1433" w:type="dxa"/>
+            <w:gridSpan w:val="6"/>
+            <w:tcBorders>
+              <w:left w:val="nil"/>
+              <w:bottom w:val="nil"/>
+              <w:right w:val="nil"/>
+            </w:tcBorders>
+          </w:tcPr>
+          <w:p>
+            <w:pPr>
+              <w:pStyle w:val="Normal"/>
+              <w:keepNext w:val="true"/>
+              <w:keepLines/>
+              <w:widowControl w:val="false"/>
               <w:spacing w:before="0" w:after="0"/>
               <w:jc w:val="center"/>
               <w:rPr>
                 <w:color w:val="808080" w:themeColor="background1" w:themeShade="80"/>
                 <w:sz w:val="12"/>
                 <w:szCs w:val="12"/>
+                <w:lang w:val="en-US"/>
               </w:rPr>
             </w:pPr>
             <w:r>
@@ -11132,31 +10837,65 @@
                 <w:szCs w:val="12"/>
                 <w:lang w:val="ru-RU" w:eastAsia="ru-RU" w:bidi="ar-SA"/>
               </w:rPr>
-            </w:r>
-          </w:p>
-        </w:tc>
-        <w:tc>
-          <w:tcPr>
-            <w:tcW w:w="1432" w:type="dxa"/>
-            <w:gridSpan w:val="6"/>
-            <w:tcBorders>
-              <w:left w:val="nil"/>
-              <w:bottom w:val="nil"/>
-              <w:right w:val="nil"/>
-            </w:tcBorders>
-          </w:tcPr>
-          <w:p>
-            <w:pPr>
-              <w:pStyle w:val="Normal"/>
-              <w:keepNext w:val="true"/>
-              <w:keepLines/>
-              <w:widowControl/>
+              <w:t>должность</w:t>
+            </w:r>
+          </w:p>
+        </w:tc>
+        <w:tc>
+          <w:tcPr>
+            <w:tcW w:w="126" w:type="dxa"/>
+            <w:tcBorders>
+              <w:top w:val="nil"/>
+              <w:left w:val="nil"/>
+              <w:bottom w:val="nil"/>
+              <w:right w:val="nil"/>
+            </w:tcBorders>
+          </w:tcPr>
+          <w:p>
+            <w:pPr>
+              <w:pStyle w:val="Normal"/>
+              <w:keepNext w:val="true"/>
+              <w:keepLines/>
+              <w:widowControl w:val="false"/>
               <w:spacing w:before="0" w:after="0"/>
               <w:jc w:val="center"/>
               <w:rPr>
                 <w:color w:val="808080" w:themeColor="background1" w:themeShade="80"/>
                 <w:sz w:val="12"/>
                 <w:szCs w:val="12"/>
+              </w:rPr>
+            </w:pPr>
+            <w:r>
+              <w:rPr>
+                <w:color w:val="808080" w:themeColor="background1" w:themeShade="80"/>
+                <w:sz w:val="12"/>
+                <w:szCs w:val="12"/>
+              </w:rPr>
+            </w:r>
+          </w:p>
+        </w:tc>
+        <w:tc>
+          <w:tcPr>
+            <w:tcW w:w="1576" w:type="dxa"/>
+            <w:gridSpan w:val="9"/>
+            <w:tcBorders>
+              <w:left w:val="nil"/>
+              <w:bottom w:val="nil"/>
+              <w:right w:val="nil"/>
+            </w:tcBorders>
+          </w:tcPr>
+          <w:p>
+            <w:pPr>
+              <w:pStyle w:val="Normal"/>
+              <w:keepNext w:val="true"/>
+              <w:keepLines/>
+              <w:widowControl w:val="false"/>
+              <w:spacing w:before="0" w:after="0"/>
+              <w:jc w:val="center"/>
+              <w:rPr>
+                <w:color w:val="808080" w:themeColor="background1" w:themeShade="80"/>
+                <w:sz w:val="12"/>
+                <w:szCs w:val="12"/>
                 <w:lang w:val="en-US"/>
               </w:rPr>
             </w:pPr>
@@ -11169,26 +10908,26 @@
                 <w:szCs w:val="12"/>
                 <w:lang w:val="ru-RU" w:eastAsia="ru-RU" w:bidi="ar-SA"/>
               </w:rPr>
-              <w:t>должность</w:t>
-            </w:r>
-          </w:p>
-        </w:tc>
-        <w:tc>
-          <w:tcPr>
-            <w:tcW w:w="127" w:type="dxa"/>
-            <w:tcBorders>
-              <w:top w:val="nil"/>
-              <w:left w:val="nil"/>
-              <w:bottom w:val="nil"/>
-              <w:right w:val="nil"/>
-            </w:tcBorders>
-          </w:tcPr>
-          <w:p>
-            <w:pPr>
-              <w:pStyle w:val="Normal"/>
-              <w:keepNext w:val="true"/>
-              <w:keepLines/>
-              <w:widowControl/>
+              <w:t>подпись</w:t>
+            </w:r>
+          </w:p>
+        </w:tc>
+        <w:tc>
+          <w:tcPr>
+            <w:tcW w:w="143" w:type="dxa"/>
+            <w:tcBorders>
+              <w:top w:val="nil"/>
+              <w:left w:val="nil"/>
+              <w:bottom w:val="nil"/>
+              <w:right w:val="nil"/>
+            </w:tcBorders>
+          </w:tcPr>
+          <w:p>
+            <w:pPr>
+              <w:pStyle w:val="Normal"/>
+              <w:keepNext w:val="true"/>
+              <w:keepLines/>
+              <w:widowControl w:val="false"/>
               <w:spacing w:before="0" w:after="0"/>
               <w:jc w:val="center"/>
               <w:rPr>
@@ -11199,93 +10938,16 @@
             </w:pPr>
             <w:r>
               <w:rPr>
-                <w:rFonts w:eastAsia="Times New Roman" w:cs="Times New Roman"/>
                 <w:color w:val="808080" w:themeColor="background1" w:themeShade="80"/>
-                <w:kern w:val="0"/>
-                <w:sz w:val="12"/>
-                <w:szCs w:val="12"/>
-                <w:lang w:val="ru-RU" w:eastAsia="ru-RU" w:bidi="ar-SA"/>
-              </w:rPr>
-            </w:r>
-          </w:p>
-        </w:tc>
-        <w:tc>
-          <w:tcPr>
-            <w:tcW w:w="1575" w:type="dxa"/>
-            <w:gridSpan w:val="9"/>
-            <w:tcBorders>
-              <w:left w:val="nil"/>
-              <w:bottom w:val="nil"/>
-              <w:right w:val="nil"/>
-            </w:tcBorders>
-          </w:tcPr>
-          <w:p>
-            <w:pPr>
-              <w:pStyle w:val="Normal"/>
-              <w:keepNext w:val="true"/>
-              <w:keepLines/>
-              <w:widowControl/>
-              <w:spacing w:before="0" w:after="0"/>
-              <w:jc w:val="center"/>
-              <w:rPr>
-                <w:color w:val="808080" w:themeColor="background1" w:themeShade="80"/>
-                <w:sz w:val="12"/>
-                <w:szCs w:val="12"/>
-                <w:lang w:val="en-US"/>
-              </w:rPr>
-            </w:pPr>
-            <w:r>
-              <w:rPr>
-                <w:rFonts w:eastAsia="Times New Roman" w:cs="Times New Roman"/>
-                <w:color w:val="808080" w:themeColor="background1" w:themeShade="80"/>
-                <w:kern w:val="0"/>
-                <w:sz w:val="12"/>
-                <w:szCs w:val="12"/>
-                <w:lang w:val="ru-RU" w:eastAsia="ru-RU" w:bidi="ar-SA"/>
-              </w:rPr>
-              <w:t>подпись</w:t>
-            </w:r>
-          </w:p>
-        </w:tc>
-        <w:tc>
-          <w:tcPr>
-            <w:tcW w:w="143" w:type="dxa"/>
-            <w:tcBorders>
-              <w:top w:val="nil"/>
-              <w:left w:val="nil"/>
-              <w:bottom w:val="nil"/>
-              <w:right w:val="nil"/>
-            </w:tcBorders>
-          </w:tcPr>
-          <w:p>
-            <w:pPr>
-              <w:pStyle w:val="Normal"/>
-              <w:keepNext w:val="true"/>
-              <w:keepLines/>
-              <w:widowControl/>
-              <w:spacing w:before="0" w:after="0"/>
-              <w:jc w:val="center"/>
-              <w:rPr>
-                <w:color w:val="808080" w:themeColor="background1" w:themeShade="80"/>
-                <w:sz w:val="12"/>
-                <w:szCs w:val="12"/>
-              </w:rPr>
-            </w:pPr>
-            <w:r>
-              <w:rPr>
-                <w:rFonts w:eastAsia="Times New Roman" w:cs="Times New Roman"/>
-                <w:color w:val="808080" w:themeColor="background1" w:themeShade="80"/>
-                <w:kern w:val="0"/>
-                <w:sz w:val="12"/>
-                <w:szCs w:val="12"/>
-                <w:lang w:val="ru-RU" w:eastAsia="ru-RU" w:bidi="ar-SA"/>
-              </w:rPr>
-            </w:r>
-          </w:p>
-        </w:tc>
-        <w:tc>
-          <w:tcPr>
-            <w:tcW w:w="2104" w:type="dxa"/>
+                <w:sz w:val="12"/>
+                <w:szCs w:val="12"/>
+              </w:rPr>
+            </w:r>
+          </w:p>
+        </w:tc>
+        <w:tc>
+          <w:tcPr>
+            <w:tcW w:w="2101" w:type="dxa"/>
             <w:gridSpan w:val="5"/>
             <w:tcBorders>
               <w:left w:val="nil"/>
@@ -11298,7 +10960,7 @@
               <w:pStyle w:val="Normal"/>
               <w:keepNext w:val="true"/>
               <w:keepLines/>
-              <w:widowControl/>
+              <w:widowControl w:val="false"/>
               <w:spacing w:before="0" w:after="0"/>
               <w:jc w:val="center"/>
               <w:rPr>
@@ -11343,7 +11005,7 @@
               <w:pStyle w:val="Normal"/>
               <w:keepNext w:val="true"/>
               <w:keepLines/>
-              <w:widowControl/>
+              <w:widowControl w:val="false"/>
               <w:spacing w:before="0" w:after="0"/>
               <w:jc w:val="left"/>
               <w:rPr>
@@ -11379,7 +11041,7 @@
               <w:pStyle w:val="Normal"/>
               <w:keepNext w:val="true"/>
               <w:keepLines/>
-              <w:widowControl/>
+              <w:widowControl w:val="false"/>
               <w:spacing w:before="0" w:after="0"/>
               <w:jc w:val="center"/>
               <w:rPr>
@@ -11389,280 +11051,245 @@
               </w:rPr>
             </w:pPr>
             <w:r>
-              <w:rPr>
-                <w:rFonts w:eastAsia="Times New Roman" w:cs="Times New Roman"/>
-                <w:kern w:val="0"/>
-                <w:sz w:val="16"/>
-                <w:szCs w:val="16"/>
+              <w:rPr/>
+            </w:r>
+          </w:p>
+        </w:tc>
+        <w:tc>
+          <w:tcPr>
+            <w:tcW w:w="129" w:type="dxa"/>
+            <w:tcBorders>
+              <w:top w:val="nil"/>
+              <w:left w:val="nil"/>
+              <w:bottom w:val="nil"/>
+              <w:right w:val="nil"/>
+            </w:tcBorders>
+            <w:vAlign w:val="bottom"/>
+          </w:tcPr>
+          <w:p>
+            <w:pPr>
+              <w:pStyle w:val="Normal"/>
+              <w:keepNext w:val="true"/>
+              <w:keepLines/>
+              <w:widowControl w:val="false"/>
+              <w:spacing w:before="0" w:after="0"/>
+              <w:jc w:val="left"/>
+              <w:rPr>
+                <w:sz w:val="16"/>
+                <w:szCs w:val="16"/>
+              </w:rPr>
+            </w:pPr>
+            <w:r>
+              <w:rPr>
+                <w:sz w:val="16"/>
+                <w:szCs w:val="16"/>
+              </w:rPr>
+            </w:r>
+          </w:p>
+        </w:tc>
+        <w:tc>
+          <w:tcPr>
+            <w:tcW w:w="1581" w:type="dxa"/>
+            <w:gridSpan w:val="3"/>
+            <w:tcBorders>
+              <w:top w:val="nil"/>
+              <w:left w:val="nil"/>
+              <w:right w:val="nil"/>
+            </w:tcBorders>
+            <w:vAlign w:val="bottom"/>
+          </w:tcPr>
+          <w:p>
+            <w:pPr>
+              <w:pStyle w:val="Normal"/>
+              <w:widowControl w:val="false"/>
+              <w:spacing w:before="0" w:after="0"/>
+              <w:jc w:val="left"/>
+              <w:rPr>
+                <w:sz w:val="16"/>
+                <w:szCs w:val="16"/>
+              </w:rPr>
+            </w:pPr>
+            <w:r>
+              <w:rPr/>
+            </w:r>
+          </w:p>
+        </w:tc>
+        <w:tc>
+          <w:tcPr>
+            <w:tcW w:w="142" w:type="dxa"/>
+            <w:gridSpan w:val="2"/>
+            <w:tcBorders>
+              <w:top w:val="nil"/>
+              <w:left w:val="nil"/>
+              <w:bottom w:val="nil"/>
+              <w:right w:val="nil"/>
+            </w:tcBorders>
+            <w:vAlign w:val="bottom"/>
+          </w:tcPr>
+          <w:p>
+            <w:pPr>
+              <w:pStyle w:val="Normal"/>
+              <w:keepNext w:val="true"/>
+              <w:keepLines/>
+              <w:widowControl w:val="false"/>
+              <w:spacing w:before="0" w:after="0"/>
+              <w:jc w:val="left"/>
+              <w:rPr>
+                <w:sz w:val="16"/>
+                <w:szCs w:val="16"/>
+              </w:rPr>
+            </w:pPr>
+            <w:r>
+              <w:rPr>
+                <w:sz w:val="16"/>
+                <w:szCs w:val="16"/>
+              </w:rPr>
+            </w:r>
+          </w:p>
+        </w:tc>
+        <w:tc>
+          <w:tcPr>
+            <w:tcW w:w="2102" w:type="dxa"/>
+            <w:gridSpan w:val="10"/>
+            <w:tcBorders>
+              <w:top w:val="nil"/>
+              <w:left w:val="nil"/>
+              <w:right w:val="nil"/>
+            </w:tcBorders>
+            <w:vAlign w:val="bottom"/>
+          </w:tcPr>
+          <w:p>
+            <w:pPr>
+              <w:pStyle w:val="Normal"/>
+              <w:keepNext w:val="true"/>
+              <w:keepLines/>
+              <w:widowControl w:val="false"/>
+              <w:spacing w:before="0" w:after="0"/>
+              <w:jc w:val="center"/>
+              <w:rPr>
+                <w:sz w:val="16"/>
+                <w:szCs w:val="16"/>
+                <w:lang w:val="en-US"/>
+              </w:rPr>
+            </w:pPr>
+            <w:r>
+              <w:rPr>
+                <w:rFonts w:eastAsia="Times New Roman" w:cs="Times New Roman"/>
+                <w:kern w:val="0"/>
+                <w:sz w:val="16"/>
                 <w:lang w:val="en-US" w:eastAsia="ru-RU" w:bidi="ar-SA"/>
               </w:rPr>
-              <w:t>{{ CompanyType }}</w:t>
-            </w:r>
-            <w:r>
-              <w:rPr>
-                <w:rFonts w:eastAsia="Times New Roman" w:cs="Times New Roman"/>
-                <w:kern w:val="0"/>
-                <w:sz w:val="16"/>
+              <w:t>{{ ruk }}</w:t>
+            </w:r>
+          </w:p>
+        </w:tc>
+        <w:tc>
+          <w:tcPr>
+            <w:tcW w:w="98" w:type="dxa"/>
+            <w:tcBorders>
+              <w:top w:val="nil"/>
+              <w:left w:val="nil"/>
+              <w:bottom w:val="nil"/>
+            </w:tcBorders>
+            <w:vAlign w:val="bottom"/>
+          </w:tcPr>
+          <w:p>
+            <w:pPr>
+              <w:pStyle w:val="Normal"/>
+              <w:keepNext w:val="true"/>
+              <w:keepLines/>
+              <w:widowControl w:val="false"/>
+              <w:spacing w:before="0" w:after="0"/>
+              <w:jc w:val="left"/>
+              <w:rPr>
+                <w:sz w:val="16"/>
+                <w:szCs w:val="16"/>
+              </w:rPr>
+            </w:pPr>
+            <w:r>
+              <w:rPr>
+                <w:sz w:val="16"/>
+                <w:szCs w:val="16"/>
+              </w:rPr>
+            </w:r>
+          </w:p>
+        </w:tc>
+        <w:tc>
+          <w:tcPr>
+            <w:tcW w:w="97" w:type="dxa"/>
+            <w:tcBorders>
+              <w:top w:val="nil"/>
+              <w:bottom w:val="nil"/>
+              <w:right w:val="nil"/>
+            </w:tcBorders>
+            <w:vAlign w:val="bottom"/>
+          </w:tcPr>
+          <w:p>
+            <w:pPr>
+              <w:pStyle w:val="Normal"/>
+              <w:keepNext w:val="true"/>
+              <w:keepLines/>
+              <w:widowControl w:val="false"/>
+              <w:spacing w:before="0" w:after="0"/>
+              <w:jc w:val="left"/>
+              <w:rPr>
+                <w:sz w:val="16"/>
+                <w:szCs w:val="16"/>
+              </w:rPr>
+            </w:pPr>
+            <w:r>
+              <w:rPr>
+                <w:sz w:val="16"/>
+                <w:szCs w:val="16"/>
+              </w:rPr>
+            </w:r>
+          </w:p>
+        </w:tc>
+        <w:tc>
+          <w:tcPr>
+            <w:tcW w:w="2391" w:type="dxa"/>
+            <w:gridSpan w:val="8"/>
+            <w:tcBorders>
+              <w:top w:val="nil"/>
+              <w:left w:val="nil"/>
+              <w:bottom w:val="nil"/>
+              <w:right w:val="nil"/>
+            </w:tcBorders>
+            <w:vAlign w:val="bottom"/>
+          </w:tcPr>
+          <w:p>
+            <w:pPr>
+              <w:pStyle w:val="Normal"/>
+              <w:keepNext w:val="true"/>
+              <w:keepLines/>
+              <w:widowControl w:val="false"/>
+              <w:spacing w:before="0" w:after="0"/>
+              <w:jc w:val="left"/>
+              <w:rPr>
+                <w:sz w:val="16"/>
+                <w:szCs w:val="16"/>
+              </w:rPr>
+            </w:pPr>
+            <w:r>
+              <w:rPr>
+                <w:rFonts w:eastAsia="Times New Roman" w:cs="Times New Roman"/>
+                <w:kern w:val="0"/>
+                <w:sz w:val="16"/>
+                <w:szCs w:val="16"/>
+                <w:lang w:val="ru-RU" w:eastAsia="ru-RU" w:bidi="ar-SA"/>
+              </w:rPr>
+              <w:t>Груз получил</w:t>
+            </w:r>
+            <w:r>
+              <w:rPr>
+                <w:rFonts w:eastAsia="Times New Roman" w:cs="Times New Roman"/>
+                <w:kern w:val="0"/>
+                <w:sz w:val="16"/>
+                <w:szCs w:val="16"/>
                 <w:lang w:val="en-US" w:eastAsia="ru-RU" w:bidi="ar-SA"/>
               </w:rPr>
-              <w:t>{{ ruk }}</w:t>
-            </w:r>
-          </w:p>
-        </w:tc>
-        <w:tc>
-          <w:tcPr>
-            <w:tcW w:w="129" w:type="dxa"/>
-            <w:tcBorders>
-              <w:top w:val="nil"/>
-              <w:left w:val="nil"/>
-              <w:bottom w:val="nil"/>
-              <w:right w:val="nil"/>
-            </w:tcBorders>
-            <w:vAlign w:val="bottom"/>
-          </w:tcPr>
-          <w:p>
-            <w:pPr>
-              <w:pStyle w:val="Normal"/>
-              <w:keepNext w:val="true"/>
-              <w:keepLines/>
-              <w:widowControl/>
-              <w:spacing w:before="0" w:after="0"/>
-              <w:jc w:val="left"/>
-              <w:rPr>
-                <w:sz w:val="16"/>
-                <w:szCs w:val="16"/>
-              </w:rPr>
-            </w:pPr>
-            <w:r>
-              <w:rPr>
-                <w:rFonts w:eastAsia="Times New Roman" w:cs="Times New Roman"/>
-                <w:kern w:val="0"/>
-                <w:sz w:val="16"/>
-                <w:szCs w:val="16"/>
-                <w:lang w:val="ru-RU" w:eastAsia="ru-RU" w:bidi="ar-SA"/>
-              </w:rPr>
-            </w:r>
-          </w:p>
-        </w:tc>
-        <w:tc>
-          <w:tcPr>
-            <w:tcW w:w="1580" w:type="dxa"/>
-            <w:gridSpan w:val="3"/>
-            <w:tcBorders>
-              <w:top w:val="nil"/>
-              <w:left w:val="nil"/>
-              <w:right w:val="nil"/>
-            </w:tcBorders>
-            <w:vAlign w:val="bottom"/>
-          </w:tcPr>
-          <w:p>
-            <w:pPr>
-              <w:pStyle w:val="Normal"/>
-              <w:widowControl/>
-              <w:spacing w:before="0" w:after="0"/>
-              <w:jc w:val="left"/>
-              <w:rPr>
-                <w:sz w:val="16"/>
-                <w:szCs w:val="16"/>
-              </w:rPr>
-            </w:pPr>
-            <w:r>
-              <w:rPr>
-                <w:rFonts w:eastAsia="Times New Roman" w:cs="Times New Roman"/>
-                <w:kern w:val="0"/>
-                <w:sz w:val="16"/>
-                <w:szCs w:val="16"/>
-                <w:lang w:val="en-US" w:eastAsia="ru-RU" w:bidi="ar-SA"/>
-              </w:rPr>
               <w:t xml:space="preserve"> </w:t>
             </w:r>
-          </w:p>
-        </w:tc>
-        <w:tc>
-          <w:tcPr>
-            <w:tcW w:w="141" w:type="dxa"/>
-            <w:gridSpan w:val="2"/>
-            <w:tcBorders>
-              <w:top w:val="nil"/>
-              <w:left w:val="nil"/>
-              <w:bottom w:val="nil"/>
-              <w:right w:val="nil"/>
-            </w:tcBorders>
-            <w:vAlign w:val="bottom"/>
-          </w:tcPr>
-          <w:p>
-            <w:pPr>
-              <w:pStyle w:val="Normal"/>
-              <w:keepNext w:val="true"/>
-              <w:keepLines/>
-              <w:widowControl/>
-              <w:spacing w:before="0" w:after="0"/>
-              <w:jc w:val="left"/>
-              <w:rPr>
-                <w:sz w:val="16"/>
-                <w:szCs w:val="16"/>
-              </w:rPr>
-            </w:pPr>
-            <w:r>
-              <w:rPr>
-                <w:rFonts w:eastAsia="Times New Roman" w:cs="Times New Roman"/>
-                <w:kern w:val="0"/>
-                <w:sz w:val="16"/>
-                <w:szCs w:val="16"/>
-                <w:lang w:val="ru-RU" w:eastAsia="ru-RU" w:bidi="ar-SA"/>
-              </w:rPr>
-            </w:r>
-          </w:p>
-        </w:tc>
-        <w:tc>
-          <w:tcPr>
-            <w:tcW w:w="2103" w:type="dxa"/>
-            <w:gridSpan w:val="10"/>
-            <w:tcBorders>
-              <w:top w:val="nil"/>
-              <w:left w:val="nil"/>
-              <w:right w:val="nil"/>
-            </w:tcBorders>
-            <w:vAlign w:val="bottom"/>
-          </w:tcPr>
-          <w:p>
-            <w:pPr>
-              <w:pStyle w:val="Normal"/>
-              <w:keepNext w:val="true"/>
-              <w:keepLines/>
-              <w:widowControl/>
-              <w:spacing w:before="0" w:after="0"/>
-              <w:jc w:val="center"/>
-              <w:rPr>
-                <w:sz w:val="16"/>
-                <w:szCs w:val="16"/>
-                <w:lang w:val="en-US"/>
-              </w:rPr>
-            </w:pPr>
-            <w:r>
-              <w:rPr>
-                <w:rFonts w:eastAsia="Times New Roman" w:cs="Times New Roman"/>
-                <w:kern w:val="0"/>
-                <w:sz w:val="16"/>
-                <w:lang w:val="en-US" w:eastAsia="ru-RU" w:bidi="ar-SA"/>
-              </w:rPr>
-              <w:t>{{ ruk }}</w:t>
-            </w:r>
-          </w:p>
-        </w:tc>
-        <w:tc>
-          <w:tcPr>
-            <w:tcW w:w="97" w:type="dxa"/>
-            <w:tcBorders>
-              <w:top w:val="nil"/>
-              <w:left w:val="nil"/>
-              <w:bottom w:val="nil"/>
-            </w:tcBorders>
-            <w:vAlign w:val="bottom"/>
-          </w:tcPr>
-          <w:p>
-            <w:pPr>
-              <w:pStyle w:val="Normal"/>
-              <w:keepNext w:val="true"/>
-              <w:keepLines/>
-              <w:widowControl/>
-              <w:spacing w:before="0" w:after="0"/>
-              <w:jc w:val="left"/>
-              <w:rPr>
-                <w:sz w:val="16"/>
-                <w:szCs w:val="16"/>
-              </w:rPr>
-            </w:pPr>
-            <w:r>
-              <w:rPr>
-                <w:rFonts w:eastAsia="Times New Roman" w:cs="Times New Roman"/>
-                <w:kern w:val="0"/>
-                <w:sz w:val="16"/>
-                <w:szCs w:val="16"/>
-                <w:lang w:val="ru-RU" w:eastAsia="ru-RU" w:bidi="ar-SA"/>
-              </w:rPr>
-            </w:r>
-          </w:p>
-        </w:tc>
-        <w:tc>
-          <w:tcPr>
-            <w:tcW w:w="98" w:type="dxa"/>
-            <w:tcBorders>
-              <w:top w:val="nil"/>
-              <w:bottom w:val="nil"/>
-              <w:right w:val="nil"/>
-            </w:tcBorders>
-            <w:vAlign w:val="bottom"/>
-          </w:tcPr>
-          <w:p>
-            <w:pPr>
-              <w:pStyle w:val="Normal"/>
-              <w:keepNext w:val="true"/>
-              <w:keepLines/>
-              <w:widowControl/>
-              <w:spacing w:before="0" w:after="0"/>
-              <w:jc w:val="left"/>
-              <w:rPr>
-                <w:sz w:val="16"/>
-                <w:szCs w:val="16"/>
-              </w:rPr>
-            </w:pPr>
-            <w:r>
-              <w:rPr>
-                <w:rFonts w:eastAsia="Times New Roman" w:cs="Times New Roman"/>
-                <w:kern w:val="0"/>
-                <w:sz w:val="16"/>
-                <w:szCs w:val="16"/>
-                <w:lang w:val="ru-RU" w:eastAsia="ru-RU" w:bidi="ar-SA"/>
-              </w:rPr>
-            </w:r>
-          </w:p>
-        </w:tc>
-        <w:tc>
-          <w:tcPr>
-            <w:tcW w:w="2390" w:type="dxa"/>
-            <w:gridSpan w:val="8"/>
-            <w:tcBorders>
-              <w:top w:val="nil"/>
-              <w:left w:val="nil"/>
-              <w:bottom w:val="nil"/>
-              <w:right w:val="nil"/>
-            </w:tcBorders>
-            <w:vAlign w:val="bottom"/>
-          </w:tcPr>
-          <w:p>
-            <w:pPr>
-              <w:pStyle w:val="Normal"/>
-              <w:keepNext w:val="true"/>
-              <w:keepLines/>
-              <w:widowControl/>
-              <w:spacing w:before="0" w:after="0"/>
-              <w:jc w:val="left"/>
-              <w:rPr>
-                <w:sz w:val="16"/>
-                <w:szCs w:val="16"/>
-              </w:rPr>
-            </w:pPr>
-            <w:r>
-              <w:rPr>
-                <w:rFonts w:eastAsia="Times New Roman" w:cs="Times New Roman"/>
-                <w:kern w:val="0"/>
-                <w:sz w:val="16"/>
-                <w:szCs w:val="16"/>
-                <w:lang w:val="ru-RU" w:eastAsia="ru-RU" w:bidi="ar-SA"/>
-              </w:rPr>
-              <w:t>Груз получил</w:t>
-            </w:r>
-            <w:r>
-              <w:rPr>
-                <w:rFonts w:eastAsia="Times New Roman" w:cs="Times New Roman"/>
-                <w:kern w:val="0"/>
-                <w:sz w:val="16"/>
-                <w:szCs w:val="16"/>
-                <w:lang w:val="en-US" w:eastAsia="ru-RU" w:bidi="ar-SA"/>
-              </w:rPr>
-              <w:t xml:space="preserve"> </w:t>
-            </w:r>
             <w:r>
               <w:rPr>
                 <w:rFonts w:eastAsia="Times New Roman" w:cs="Times New Roman"/>
@@ -11677,7 +11304,7 @@
         </w:tc>
         <w:tc>
           <w:tcPr>
-            <w:tcW w:w="1432" w:type="dxa"/>
+            <w:tcW w:w="1433" w:type="dxa"/>
             <w:gridSpan w:val="6"/>
             <w:tcBorders>
               <w:top w:val="nil"/>
@@ -11691,63 +11318,57 @@
               <w:pStyle w:val="Normal"/>
               <w:keepNext w:val="true"/>
               <w:keepLines/>
-              <w:widowControl/>
-              <w:spacing w:before="0" w:after="0"/>
-              <w:jc w:val="left"/>
-              <w:rPr>
-                <w:sz w:val="16"/>
-                <w:szCs w:val="16"/>
-              </w:rPr>
-            </w:pPr>
-            <w:r>
-              <w:rPr>
-                <w:rFonts w:eastAsia="Times New Roman" w:cs="Times New Roman"/>
-                <w:kern w:val="0"/>
-                <w:sz w:val="16"/>
-                <w:szCs w:val="16"/>
-                <w:lang w:val="ru-RU" w:eastAsia="ru-RU" w:bidi="ar-SA"/>
-              </w:rPr>
-            </w:r>
-          </w:p>
-        </w:tc>
-        <w:tc>
-          <w:tcPr>
-            <w:tcW w:w="127" w:type="dxa"/>
-            <w:tcBorders>
-              <w:top w:val="nil"/>
-              <w:left w:val="nil"/>
-              <w:bottom w:val="nil"/>
-              <w:right w:val="nil"/>
-            </w:tcBorders>
-            <w:vAlign w:val="bottom"/>
-          </w:tcPr>
-          <w:p>
-            <w:pPr>
-              <w:pStyle w:val="Normal"/>
-              <w:keepNext w:val="true"/>
-              <w:keepLines/>
-              <w:widowControl/>
-              <w:spacing w:before="0" w:after="0"/>
-              <w:jc w:val="left"/>
-              <w:rPr>
-                <w:sz w:val="16"/>
-                <w:szCs w:val="16"/>
-              </w:rPr>
-            </w:pPr>
-            <w:r>
-              <w:rPr>
-                <w:rFonts w:eastAsia="Times New Roman" w:cs="Times New Roman"/>
-                <w:kern w:val="0"/>
-                <w:sz w:val="16"/>
-                <w:szCs w:val="16"/>
-                <w:lang w:val="ru-RU" w:eastAsia="ru-RU" w:bidi="ar-SA"/>
-              </w:rPr>
-            </w:r>
-          </w:p>
-        </w:tc>
-        <w:tc>
-          <w:tcPr>
-            <w:tcW w:w="1575" w:type="dxa"/>
+              <w:widowControl w:val="false"/>
+              <w:spacing w:before="0" w:after="0"/>
+              <w:jc w:val="left"/>
+              <w:rPr>
+                <w:sz w:val="16"/>
+                <w:szCs w:val="16"/>
+              </w:rPr>
+            </w:pPr>
+            <w:r>
+              <w:rPr>
+                <w:sz w:val="16"/>
+                <w:szCs w:val="16"/>
+              </w:rPr>
+            </w:r>
+          </w:p>
+        </w:tc>
+        <w:tc>
+          <w:tcPr>
+            <w:tcW w:w="126" w:type="dxa"/>
+            <w:tcBorders>
+              <w:top w:val="nil"/>
+              <w:left w:val="nil"/>
+              <w:bottom w:val="nil"/>
+              <w:right w:val="nil"/>
+            </w:tcBorders>
+            <w:vAlign w:val="bottom"/>
+          </w:tcPr>
+          <w:p>
+            <w:pPr>
+              <w:pStyle w:val="Normal"/>
+              <w:keepNext w:val="true"/>
+              <w:keepLines/>
+              <w:widowControl w:val="false"/>
+              <w:spacing w:before="0" w:after="0"/>
+              <w:jc w:val="left"/>
+              <w:rPr>
+                <w:sz w:val="16"/>
+                <w:szCs w:val="16"/>
+              </w:rPr>
+            </w:pPr>
+            <w:r>
+              <w:rPr>
+                <w:sz w:val="16"/>
+                <w:szCs w:val="16"/>
+              </w:rPr>
+            </w:r>
+          </w:p>
+        </w:tc>
+        <w:tc>
+          <w:tcPr>
+            <w:tcW w:w="1576" w:type="dxa"/>
             <w:gridSpan w:val="9"/>
             <w:tcBorders>
               <w:top w:val="nil"/>
@@ -11761,21 +11382,18 @@
               <w:pStyle w:val="Normal"/>
               <w:keepNext w:val="true"/>
               <w:keepLines/>
-              <w:widowControl/>
-              <w:spacing w:before="0" w:after="0"/>
-              <w:jc w:val="left"/>
-              <w:rPr>
-                <w:sz w:val="16"/>
-                <w:szCs w:val="16"/>
-              </w:rPr>
-            </w:pPr>
-            <w:r>
-              <w:rPr>
-                <w:rFonts w:eastAsia="Times New Roman" w:cs="Times New Roman"/>
-                <w:kern w:val="0"/>
-                <w:sz w:val="16"/>
-                <w:szCs w:val="16"/>
-                <w:lang w:val="ru-RU" w:eastAsia="ru-RU" w:bidi="ar-SA"/>
+              <w:widowControl w:val="false"/>
+              <w:spacing w:before="0" w:after="0"/>
+              <w:jc w:val="left"/>
+              <w:rPr>
+                <w:sz w:val="16"/>
+                <w:szCs w:val="16"/>
+              </w:rPr>
+            </w:pPr>
+            <w:r>
+              <w:rPr>
+                <w:sz w:val="16"/>
+                <w:szCs w:val="16"/>
               </w:rPr>
             </w:r>
           </w:p>
@@ -11796,28 +11414,25 @@
               <w:pStyle w:val="Normal"/>
               <w:keepNext w:val="true"/>
               <w:keepLines/>
-              <w:widowControl/>
-              <w:spacing w:before="0" w:after="0"/>
-              <w:jc w:val="left"/>
-              <w:rPr>
-                <w:sz w:val="16"/>
-                <w:szCs w:val="16"/>
-              </w:rPr>
-            </w:pPr>
-            <w:r>
-              <w:rPr>
-                <w:rFonts w:eastAsia="Times New Roman" w:cs="Times New Roman"/>
-                <w:kern w:val="0"/>
-                <w:sz w:val="16"/>
-                <w:szCs w:val="16"/>
-                <w:lang w:val="ru-RU" w:eastAsia="ru-RU" w:bidi="ar-SA"/>
-              </w:rPr>
-            </w:r>
-          </w:p>
-        </w:tc>
-        <w:tc>
-          <w:tcPr>
-            <w:tcW w:w="2104" w:type="dxa"/>
+              <w:widowControl w:val="false"/>
+              <w:spacing w:before="0" w:after="0"/>
+              <w:jc w:val="left"/>
+              <w:rPr>
+                <w:sz w:val="16"/>
+                <w:szCs w:val="16"/>
+              </w:rPr>
+            </w:pPr>
+            <w:r>
+              <w:rPr>
+                <w:sz w:val="16"/>
+                <w:szCs w:val="16"/>
+              </w:rPr>
+            </w:r>
+          </w:p>
+        </w:tc>
+        <w:tc>
+          <w:tcPr>
+            <w:tcW w:w="2101" w:type="dxa"/>
             <w:gridSpan w:val="5"/>
             <w:tcBorders>
               <w:top w:val="nil"/>
@@ -11831,21 +11446,18 @@
               <w:pStyle w:val="Normal"/>
               <w:keepNext w:val="true"/>
               <w:keepLines/>
-              <w:widowControl/>
-              <w:spacing w:before="0" w:after="0"/>
-              <w:jc w:val="left"/>
-              <w:rPr>
-                <w:sz w:val="16"/>
-                <w:szCs w:val="16"/>
-              </w:rPr>
-            </w:pPr>
-            <w:r>
-              <w:rPr>
-                <w:rFonts w:eastAsia="Times New Roman" w:cs="Times New Roman"/>
-                <w:kern w:val="0"/>
-                <w:sz w:val="16"/>
-                <w:szCs w:val="16"/>
-                <w:lang w:val="ru-RU" w:eastAsia="ru-RU" w:bidi="ar-SA"/>
+              <w:widowControl w:val="false"/>
+              <w:spacing w:before="0" w:after="0"/>
+              <w:jc w:val="left"/>
+              <w:rPr>
+                <w:sz w:val="16"/>
+                <w:szCs w:val="16"/>
+              </w:rPr>
+            </w:pPr>
+            <w:r>
+              <w:rPr>
+                <w:sz w:val="16"/>
+                <w:szCs w:val="16"/>
               </w:rPr>
             </w:r>
           </w:p>
@@ -11869,7 +11481,7 @@
               <w:pStyle w:val="Normal"/>
               <w:keepNext w:val="true"/>
               <w:keepLines/>
-              <w:widowControl/>
+              <w:widowControl w:val="false"/>
               <w:spacing w:before="0" w:after="0"/>
               <w:jc w:val="center"/>
               <w:rPr>
@@ -11880,12 +11492,9 @@
             </w:pPr>
             <w:r>
               <w:rPr>
-                <w:rFonts w:eastAsia="Times New Roman" w:cs="Times New Roman"/>
                 <w:color w:val="808080" w:themeColor="background1" w:themeShade="80"/>
-                <w:kern w:val="0"/>
-                <w:sz w:val="12"/>
-                <w:szCs w:val="12"/>
-                <w:lang w:val="ru-RU" w:eastAsia="ru-RU" w:bidi="ar-SA"/>
+                <w:sz w:val="12"/>
+                <w:szCs w:val="12"/>
               </w:rPr>
             </w:r>
           </w:p>
@@ -11905,7 +11514,7 @@
               <w:pStyle w:val="Normal"/>
               <w:keepNext w:val="true"/>
               <w:keepLines/>
-              <w:widowControl/>
+              <w:widowControl w:val="false"/>
               <w:spacing w:before="0" w:after="0"/>
               <w:jc w:val="center"/>
               <w:rPr>
@@ -11942,7 +11551,7 @@
               <w:pStyle w:val="Normal"/>
               <w:keepNext w:val="true"/>
               <w:keepLines/>
-              <w:widowControl/>
+              <w:widowControl w:val="false"/>
               <w:spacing w:before="0" w:after="0"/>
               <w:jc w:val="center"/>
               <w:rPr>
@@ -11953,19 +11562,16 @@
             </w:pPr>
             <w:r>
               <w:rPr>
-                <w:rFonts w:eastAsia="Times New Roman" w:cs="Times New Roman"/>
                 <w:color w:val="808080" w:themeColor="background1" w:themeShade="80"/>
-                <w:kern w:val="0"/>
-                <w:sz w:val="12"/>
-                <w:szCs w:val="12"/>
-                <w:lang w:val="ru-RU" w:eastAsia="ru-RU" w:bidi="ar-SA"/>
-              </w:rPr>
-            </w:r>
-          </w:p>
-        </w:tc>
-        <w:tc>
-          <w:tcPr>
-            <w:tcW w:w="1580" w:type="dxa"/>
+                <w:sz w:val="12"/>
+                <w:szCs w:val="12"/>
+              </w:rPr>
+            </w:r>
+          </w:p>
+        </w:tc>
+        <w:tc>
+          <w:tcPr>
+            <w:tcW w:w="1581" w:type="dxa"/>
             <w:gridSpan w:val="3"/>
             <w:tcBorders>
               <w:left w:val="nil"/>
@@ -11978,7 +11584,7 @@
               <w:pStyle w:val="Normal"/>
               <w:keepNext w:val="true"/>
               <w:keepLines/>
-              <w:widowControl/>
+              <w:widowControl w:val="false"/>
               <w:spacing w:before="0" w:after="0"/>
               <w:jc w:val="center"/>
               <w:rPr>
@@ -12003,7 +11609,7 @@
         </w:tc>
         <w:tc>
           <w:tcPr>
-            <w:tcW w:w="141" w:type="dxa"/>
+            <w:tcW w:w="142" w:type="dxa"/>
             <w:gridSpan w:val="2"/>
             <w:tcBorders>
               <w:top w:val="nil"/>
@@ -12017,7 +11623,7 @@
               <w:pStyle w:val="Normal"/>
               <w:keepNext w:val="true"/>
               <w:keepLines/>
-              <w:widowControl/>
+              <w:widowControl w:val="false"/>
               <w:spacing w:before="0" w:after="0"/>
               <w:jc w:val="center"/>
               <w:rPr>
@@ -12028,19 +11634,16 @@
             </w:pPr>
             <w:r>
               <w:rPr>
-                <w:rFonts w:eastAsia="Times New Roman" w:cs="Times New Roman"/>
                 <w:color w:val="808080" w:themeColor="background1" w:themeShade="80"/>
-                <w:kern w:val="0"/>
-                <w:sz w:val="12"/>
-                <w:szCs w:val="12"/>
-                <w:lang w:val="ru-RU" w:eastAsia="ru-RU" w:bidi="ar-SA"/>
-              </w:rPr>
-            </w:r>
-          </w:p>
-        </w:tc>
-        <w:tc>
-          <w:tcPr>
-            <w:tcW w:w="2103" w:type="dxa"/>
+                <w:sz w:val="12"/>
+                <w:szCs w:val="12"/>
+              </w:rPr>
+            </w:r>
+          </w:p>
+        </w:tc>
+        <w:tc>
+          <w:tcPr>
+            <w:tcW w:w="2102" w:type="dxa"/>
             <w:gridSpan w:val="10"/>
             <w:tcBorders>
               <w:left w:val="nil"/>
@@ -12053,7 +11656,7 @@
               <w:pStyle w:val="Normal"/>
               <w:keepNext w:val="true"/>
               <w:keepLines/>
-              <w:widowControl/>
+              <w:widowControl w:val="false"/>
               <w:spacing w:before="0" w:after="0"/>
               <w:jc w:val="center"/>
               <w:rPr>
@@ -12078,19 +11681,51 @@
         </w:tc>
         <w:tc>
           <w:tcPr>
+            <w:tcW w:w="98" w:type="dxa"/>
+            <w:tcBorders>
+              <w:top w:val="nil"/>
+              <w:left w:val="nil"/>
+              <w:bottom w:val="nil"/>
+            </w:tcBorders>
+          </w:tcPr>
+          <w:p>
+            <w:pPr>
+              <w:pStyle w:val="Normal"/>
+              <w:keepNext w:val="true"/>
+              <w:keepLines/>
+              <w:widowControl w:val="false"/>
+              <w:spacing w:before="0" w:after="0"/>
+              <w:jc w:val="center"/>
+              <w:rPr>
+                <w:color w:val="808080" w:themeColor="background1" w:themeShade="80"/>
+                <w:sz w:val="12"/>
+                <w:szCs w:val="12"/>
+              </w:rPr>
+            </w:pPr>
+            <w:r>
+              <w:rPr>
+                <w:color w:val="808080" w:themeColor="background1" w:themeShade="80"/>
+                <w:sz w:val="12"/>
+                <w:szCs w:val="12"/>
+              </w:rPr>
+            </w:r>
+          </w:p>
+        </w:tc>
+        <w:tc>
+          <w:tcPr>
             <w:tcW w:w="97" w:type="dxa"/>
             <w:tcBorders>
               <w:top w:val="nil"/>
-              <w:left w:val="nil"/>
-              <w:bottom w:val="nil"/>
-            </w:tcBorders>
-          </w:tcPr>
-          <w:p>
-            <w:pPr>
-              <w:pStyle w:val="Normal"/>
-              <w:keepNext w:val="true"/>
-              <w:keepLines/>
-              <w:widowControl/>
+              <w:bottom w:val="nil"/>
+              <w:right w:val="nil"/>
+            </w:tcBorders>
+          </w:tcPr>
+          <w:p>
+            <w:pPr>
+              <w:pStyle w:val="Normal"/>
+              <w:keepNext w:val="true"/>
+              <w:keepLines/>
+              <w:widowControl w:val="false"/>
               <w:spacing w:before="0" w:after="0"/>
               <w:jc w:val="center"/>
               <w:rPr>
@@ -12101,33 +11736,32 @@
             </w:pPr>
             <w:r>
               <w:rPr>
-                <w:rFonts w:eastAsia="Times New Roman" w:cs="Times New Roman"/>
                 <w:color w:val="808080" w:themeColor="background1" w:themeShade="80"/>
-                <w:kern w:val="0"/>
-                <w:sz w:val="12"/>
-                <w:szCs w:val="12"/>
-                <w:lang w:val="ru-RU" w:eastAsia="ru-RU" w:bidi="ar-SA"/>
-              </w:rPr>
-            </w:r>
-          </w:p>
-        </w:tc>
-        <w:tc>
-          <w:tcPr>
-            <w:tcW w:w="98" w:type="dxa"/>
-            <w:tcBorders>
-              <w:top w:val="nil"/>
-              <w:bottom w:val="nil"/>
-              <w:right w:val="nil"/>
-            </w:tcBorders>
-          </w:tcPr>
-          <w:p>
-            <w:pPr>
-              <w:pStyle w:val="Normal"/>
-              <w:keepNext w:val="true"/>
-              <w:keepLines/>
-              <w:widowControl/>
-              <w:spacing w:before="0" w:after="0"/>
-              <w:jc w:val="center"/>
+                <w:sz w:val="12"/>
+                <w:szCs w:val="12"/>
+              </w:rPr>
+            </w:r>
+          </w:p>
+        </w:tc>
+        <w:tc>
+          <w:tcPr>
+            <w:tcW w:w="2391" w:type="dxa"/>
+            <w:gridSpan w:val="8"/>
+            <w:tcBorders>
+              <w:top w:val="nil"/>
+              <w:left w:val="nil"/>
+              <w:bottom w:val="nil"/>
+              <w:right w:val="nil"/>
+            </w:tcBorders>
+          </w:tcPr>
+          <w:p>
+            <w:pPr>
+              <w:pStyle w:val="Normal"/>
+              <w:keepNext w:val="true"/>
+              <w:keepLines/>
+              <w:widowControl w:val="false"/>
+              <w:spacing w:before="0" w:after="0"/>
+              <w:jc w:val="left"/>
               <w:rPr>
                 <w:color w:val="808080" w:themeColor="background1" w:themeShade="80"/>
                 <w:sz w:val="12"/>
@@ -12136,39 +11770,36 @@
             </w:pPr>
             <w:r>
               <w:rPr>
-                <w:rFonts w:eastAsia="Times New Roman" w:cs="Times New Roman"/>
                 <w:color w:val="808080" w:themeColor="background1" w:themeShade="80"/>
-                <w:kern w:val="0"/>
-                <w:sz w:val="12"/>
-                <w:szCs w:val="12"/>
-                <w:lang w:val="ru-RU" w:eastAsia="ru-RU" w:bidi="ar-SA"/>
-              </w:rPr>
-            </w:r>
-          </w:p>
-        </w:tc>
-        <w:tc>
-          <w:tcPr>
-            <w:tcW w:w="2390" w:type="dxa"/>
-            <w:gridSpan w:val="8"/>
-            <w:tcBorders>
-              <w:top w:val="nil"/>
-              <w:left w:val="nil"/>
-              <w:bottom w:val="nil"/>
-              <w:right w:val="nil"/>
-            </w:tcBorders>
-          </w:tcPr>
-          <w:p>
-            <w:pPr>
-              <w:pStyle w:val="Normal"/>
-              <w:keepNext w:val="true"/>
-              <w:keepLines/>
-              <w:widowControl/>
-              <w:spacing w:before="0" w:after="0"/>
-              <w:jc w:val="left"/>
+                <w:sz w:val="12"/>
+                <w:szCs w:val="12"/>
+              </w:rPr>
+            </w:r>
+          </w:p>
+        </w:tc>
+        <w:tc>
+          <w:tcPr>
+            <w:tcW w:w="1433" w:type="dxa"/>
+            <w:gridSpan w:val="6"/>
+            <w:tcBorders>
+              <w:left w:val="nil"/>
+              <w:bottom w:val="nil"/>
+              <w:right w:val="nil"/>
+            </w:tcBorders>
+          </w:tcPr>
+          <w:p>
+            <w:pPr>
+              <w:pStyle w:val="Normal"/>
+              <w:keepNext w:val="true"/>
+              <w:keepLines/>
+              <w:widowControl w:val="false"/>
+              <w:spacing w:before="0" w:after="0"/>
+              <w:jc w:val="center"/>
               <w:rPr>
                 <w:color w:val="808080" w:themeColor="background1" w:themeShade="80"/>
                 <w:sz w:val="12"/>
                 <w:szCs w:val="12"/>
+                <w:lang w:val="en-US"/>
               </w:rPr>
             </w:pPr>
             <w:r>
@@ -12180,31 +11811,65 @@
                 <w:szCs w:val="12"/>
                 <w:lang w:val="ru-RU" w:eastAsia="ru-RU" w:bidi="ar-SA"/>
               </w:rPr>
-            </w:r>
-          </w:p>
-        </w:tc>
-        <w:tc>
-          <w:tcPr>
-            <w:tcW w:w="1432" w:type="dxa"/>
-            <w:gridSpan w:val="6"/>
-            <w:tcBorders>
-              <w:left w:val="nil"/>
-              <w:bottom w:val="nil"/>
-              <w:right w:val="nil"/>
-            </w:tcBorders>
-          </w:tcPr>
-          <w:p>
-            <w:pPr>
-              <w:pStyle w:val="Normal"/>
-              <w:keepNext w:val="true"/>
-              <w:keepLines/>
-              <w:widowControl/>
+              <w:t>должность</w:t>
+            </w:r>
+          </w:p>
+        </w:tc>
+        <w:tc>
+          <w:tcPr>
+            <w:tcW w:w="126" w:type="dxa"/>
+            <w:tcBorders>
+              <w:top w:val="nil"/>
+              <w:left w:val="nil"/>
+              <w:bottom w:val="nil"/>
+              <w:right w:val="nil"/>
+            </w:tcBorders>
+          </w:tcPr>
+          <w:p>
+            <w:pPr>
+              <w:pStyle w:val="Normal"/>
+              <w:keepNext w:val="true"/>
+              <w:keepLines/>
+              <w:widowControl w:val="false"/>
               <w:spacing w:before="0" w:after="0"/>
               <w:jc w:val="center"/>
               <w:rPr>
                 <w:color w:val="808080" w:themeColor="background1" w:themeShade="80"/>
                 <w:sz w:val="12"/>
                 <w:szCs w:val="12"/>
+              </w:rPr>
+            </w:pPr>
+            <w:r>
+              <w:rPr>
+                <w:color w:val="808080" w:themeColor="background1" w:themeShade="80"/>
+                <w:sz w:val="12"/>
+                <w:szCs w:val="12"/>
+              </w:rPr>
+            </w:r>
+          </w:p>
+        </w:tc>
+        <w:tc>
+          <w:tcPr>
+            <w:tcW w:w="1576" w:type="dxa"/>
+            <w:gridSpan w:val="9"/>
+            <w:tcBorders>
+              <w:left w:val="nil"/>
+              <w:bottom w:val="nil"/>
+              <w:right w:val="nil"/>
+            </w:tcBorders>
+          </w:tcPr>
+          <w:p>
+            <w:pPr>
+              <w:pStyle w:val="Normal"/>
+              <w:keepNext w:val="true"/>
+              <w:keepLines/>
+              <w:widowControl w:val="false"/>
+              <w:spacing w:before="0" w:after="0"/>
+              <w:jc w:val="center"/>
+              <w:rPr>
+                <w:color w:val="808080" w:themeColor="background1" w:themeShade="80"/>
+                <w:sz w:val="12"/>
+                <w:szCs w:val="12"/>
                 <w:lang w:val="en-US"/>
               </w:rPr>
             </w:pPr>
@@ -12217,26 +11882,26 @@
                 <w:szCs w:val="12"/>
                 <w:lang w:val="ru-RU" w:eastAsia="ru-RU" w:bidi="ar-SA"/>
               </w:rPr>
-              <w:t>должность</w:t>
-            </w:r>
-          </w:p>
-        </w:tc>
-        <w:tc>
-          <w:tcPr>
-            <w:tcW w:w="127" w:type="dxa"/>
-            <w:tcBorders>
-              <w:top w:val="nil"/>
-              <w:left w:val="nil"/>
-              <w:bottom w:val="nil"/>
-              <w:right w:val="nil"/>
-            </w:tcBorders>
-          </w:tcPr>
-          <w:p>
-            <w:pPr>
-              <w:pStyle w:val="Normal"/>
-              <w:keepNext w:val="true"/>
-              <w:keepLines/>
-              <w:widowControl/>
+              <w:t>подпись</w:t>
+            </w:r>
+          </w:p>
+        </w:tc>
+        <w:tc>
+          <w:tcPr>
+            <w:tcW w:w="143" w:type="dxa"/>
+            <w:tcBorders>
+              <w:top w:val="nil"/>
+              <w:left w:val="nil"/>
+              <w:bottom w:val="nil"/>
+              <w:right w:val="nil"/>
+            </w:tcBorders>
+          </w:tcPr>
+          <w:p>
+            <w:pPr>
+              <w:pStyle w:val="Normal"/>
+              <w:keepNext w:val="true"/>
+              <w:keepLines/>
+              <w:widowControl w:val="false"/>
               <w:spacing w:before="0" w:after="0"/>
               <w:jc w:val="center"/>
               <w:rPr>
@@ -12247,93 +11912,16 @@
             </w:pPr>
             <w:r>
               <w:rPr>
-                <w:rFonts w:eastAsia="Times New Roman" w:cs="Times New Roman"/>
                 <w:color w:val="808080" w:themeColor="background1" w:themeShade="80"/>
-                <w:kern w:val="0"/>
-                <w:sz w:val="12"/>
-                <w:szCs w:val="12"/>
-                <w:lang w:val="ru-RU" w:eastAsia="ru-RU" w:bidi="ar-SA"/>
-              </w:rPr>
-            </w:r>
-          </w:p>
-        </w:tc>
-        <w:tc>
-          <w:tcPr>
-            <w:tcW w:w="1575" w:type="dxa"/>
-            <w:gridSpan w:val="9"/>
-            <w:tcBorders>
-              <w:left w:val="nil"/>
-              <w:bottom w:val="nil"/>
-              <w:right w:val="nil"/>
-            </w:tcBorders>
-          </w:tcPr>
-          <w:p>
-            <w:pPr>
-              <w:pStyle w:val="Normal"/>
-              <w:keepNext w:val="true"/>
-              <w:keepLines/>
-              <w:widowControl/>
-              <w:spacing w:before="0" w:after="0"/>
-              <w:jc w:val="center"/>
-              <w:rPr>
-                <w:color w:val="808080" w:themeColor="background1" w:themeShade="80"/>
-                <w:sz w:val="12"/>
-                <w:szCs w:val="12"/>
-                <w:lang w:val="en-US"/>
-              </w:rPr>
-            </w:pPr>
-            <w:r>
-              <w:rPr>
-                <w:rFonts w:eastAsia="Times New Roman" w:cs="Times New Roman"/>
-                <w:color w:val="808080" w:themeColor="background1" w:themeShade="80"/>
-                <w:kern w:val="0"/>
-                <w:sz w:val="12"/>
-                <w:szCs w:val="12"/>
-                <w:lang w:val="ru-RU" w:eastAsia="ru-RU" w:bidi="ar-SA"/>
-              </w:rPr>
-              <w:t>подпись</w:t>
-            </w:r>
-          </w:p>
-        </w:tc>
-        <w:tc>
-          <w:tcPr>
-            <w:tcW w:w="143" w:type="dxa"/>
-            <w:tcBorders>
-              <w:top w:val="nil"/>
-              <w:left w:val="nil"/>
-              <w:bottom w:val="nil"/>
-              <w:right w:val="nil"/>
-            </w:tcBorders>
-          </w:tcPr>
-          <w:p>
-            <w:pPr>
-              <w:pStyle w:val="Normal"/>
-              <w:keepNext w:val="true"/>
-              <w:keepLines/>
-              <w:widowControl/>
-              <w:spacing w:before="0" w:after="0"/>
-              <w:jc w:val="center"/>
-              <w:rPr>
-                <w:color w:val="808080" w:themeColor="background1" w:themeShade="80"/>
-                <w:sz w:val="12"/>
-                <w:szCs w:val="12"/>
-              </w:rPr>
-            </w:pPr>
-            <w:r>
-              <w:rPr>
-                <w:rFonts w:eastAsia="Times New Roman" w:cs="Times New Roman"/>
-                <w:color w:val="808080" w:themeColor="background1" w:themeShade="80"/>
-                <w:kern w:val="0"/>
-                <w:sz w:val="12"/>
-                <w:szCs w:val="12"/>
-                <w:lang w:val="ru-RU" w:eastAsia="ru-RU" w:bidi="ar-SA"/>
-              </w:rPr>
-            </w:r>
-          </w:p>
-        </w:tc>
-        <w:tc>
-          <w:tcPr>
-            <w:tcW w:w="2104" w:type="dxa"/>
+                <w:sz w:val="12"/>
+                <w:szCs w:val="12"/>
+              </w:rPr>
+            </w:r>
+          </w:p>
+        </w:tc>
+        <w:tc>
+          <w:tcPr>
+            <w:tcW w:w="2101" w:type="dxa"/>
             <w:gridSpan w:val="5"/>
             <w:tcBorders>
               <w:left w:val="nil"/>
@@ -12346,7 +11934,7 @@
               <w:pStyle w:val="Normal"/>
               <w:keepNext w:val="true"/>
               <w:keepLines/>
-              <w:widowControl/>
+              <w:widowControl w:val="false"/>
               <w:spacing w:before="0" w:after="0"/>
               <w:jc w:val="center"/>
               <w:rPr>
@@ -12391,7 +11979,7 @@
               <w:pStyle w:val="Normal"/>
               <w:keepNext w:val="true"/>
               <w:keepLines/>
-              <w:widowControl/>
+              <w:widowControl w:val="false"/>
               <w:spacing w:before="0" w:after="0"/>
               <w:jc w:val="center"/>
               <w:rPr>
@@ -12429,7 +12017,7 @@
               <w:pStyle w:val="Normal"/>
               <w:keepNext w:val="true"/>
               <w:keepLines/>
-              <w:widowControl/>
+              <w:widowControl w:val="false"/>
               <w:spacing w:before="0" w:after="0"/>
               <w:jc w:val="right"/>
               <w:rPr>
@@ -12465,22 +12053,22 @@
               <w:pStyle w:val="Normal"/>
               <w:keepNext w:val="true"/>
               <w:keepLines/>
-              <w:widowControl/>
-              <w:spacing w:before="0" w:after="0"/>
-              <w:jc w:val="left"/>
-              <w:rPr>
-                <w:sz w:val="16"/>
-                <w:szCs w:val="16"/>
-              </w:rPr>
-            </w:pPr>
-            <w:r>
-              <w:rPr>
-                <w:rFonts w:eastAsia="Times New Roman" w:cs="Times New Roman"/>
-                <w:kern w:val="0"/>
-                <w:sz w:val="16"/>
-                <w:szCs w:val="16"/>
-                <w:lang w:val="ru-RU" w:eastAsia="ru-RU" w:bidi="ar-SA"/>
-              </w:rPr>
+              <w:widowControl w:val="false"/>
+              <w:spacing w:before="0" w:after="0"/>
+              <w:jc w:val="left"/>
+              <w:rPr>
+                <w:sz w:val="16"/>
+                <w:szCs w:val="16"/>
+                <w:lang w:val="en-US"/>
+              </w:rPr>
+            </w:pPr>
+            <w:r>
+              <w:rPr>
+                <w:sz w:val="16"/>
+                <w:szCs w:val="16"/>
+                <w:lang w:val="en-US"/>
+              </w:rPr>
+              <w:t>{{ now_day }}</w:t>
             </w:r>
           </w:p>
         </w:tc>
@@ -12501,7 +12089,7 @@
               <w:pStyle w:val="Normal"/>
               <w:keepNext w:val="true"/>
               <w:keepLines/>
-              <w:widowControl/>
+              <w:widowControl w:val="false"/>
               <w:spacing w:before="0" w:after="0"/>
               <w:jc w:val="left"/>
               <w:rPr>
@@ -12523,7 +12111,7 @@
         </w:tc>
         <w:tc>
           <w:tcPr>
-            <w:tcW w:w="1580" w:type="dxa"/>
+            <w:tcW w:w="1581" w:type="dxa"/>
             <w:gridSpan w:val="3"/>
             <w:tcBorders>
               <w:top w:val="nil"/>
@@ -12537,7 +12125,7 @@
               <w:pStyle w:val="Normal"/>
               <w:keepNext w:val="true"/>
               <w:keepLines/>
-              <w:widowControl/>
+              <w:widowControl w:val="false"/>
               <w:spacing w:before="0" w:after="0"/>
               <w:jc w:val="left"/>
               <w:rPr>
@@ -12548,18 +12136,17 @@
             </w:pPr>
             <w:r>
               <w:rPr>
-                <w:rFonts w:eastAsia="Times New Roman" w:cs="Times New Roman"/>
-                <w:kern w:val="0"/>
-                <w:sz w:val="16"/>
-                <w:szCs w:val="16"/>
-                <w:lang w:val="en-US" w:eastAsia="ru-RU" w:bidi="ar-SA"/>
-              </w:rPr>
-            </w:r>
-          </w:p>
-        </w:tc>
-        <w:tc>
-          <w:tcPr>
-            <w:tcW w:w="141" w:type="dxa"/>
+                <w:sz w:val="16"/>
+                <w:szCs w:val="16"/>
+                <w:lang w:val="en-US"/>
+              </w:rPr>
+              <w:t>{{ now_month_ru }}</w:t>
+            </w:r>
+          </w:p>
+        </w:tc>
+        <w:tc>
+          <w:tcPr>
+            <w:tcW w:w="142" w:type="dxa"/>
             <w:gridSpan w:val="2"/>
             <w:tcBorders>
               <w:top w:val="nil"/>
@@ -12574,28 +12161,25 @@
               <w:pStyle w:val="Normal"/>
               <w:keepNext w:val="true"/>
               <w:keepLines/>
-              <w:widowControl/>
-              <w:spacing w:before="0" w:after="0"/>
-              <w:jc w:val="left"/>
-              <w:rPr>
-                <w:sz w:val="16"/>
-                <w:szCs w:val="16"/>
-              </w:rPr>
-            </w:pPr>
-            <w:r>
-              <w:rPr>
-                <w:rFonts w:eastAsia="Times New Roman" w:cs="Times New Roman"/>
-                <w:kern w:val="0"/>
-                <w:sz w:val="16"/>
-                <w:szCs w:val="16"/>
-                <w:lang w:val="ru-RU" w:eastAsia="ru-RU" w:bidi="ar-SA"/>
-              </w:rPr>
-            </w:r>
-          </w:p>
-        </w:tc>
-        <w:tc>
-          <w:tcPr>
-            <w:tcW w:w="423" w:type="dxa"/>
+              <w:widowControl w:val="false"/>
+              <w:spacing w:before="0" w:after="0"/>
+              <w:jc w:val="left"/>
+              <w:rPr>
+                <w:sz w:val="16"/>
+                <w:szCs w:val="16"/>
+              </w:rPr>
+            </w:pPr>
+            <w:r>
+              <w:rPr>
+                <w:sz w:val="16"/>
+                <w:szCs w:val="16"/>
+              </w:rPr>
+            </w:r>
+          </w:p>
+        </w:tc>
+        <w:tc>
+          <w:tcPr>
+            <w:tcW w:w="422" w:type="dxa"/>
             <w:gridSpan w:val="2"/>
             <w:tcBorders>
               <w:top w:val="nil"/>
@@ -12609,22 +12193,22 @@
               <w:pStyle w:val="Normal"/>
               <w:keepNext w:val="true"/>
               <w:keepLines/>
-              <w:widowControl/>
-              <w:spacing w:before="0" w:after="0"/>
-              <w:jc w:val="left"/>
-              <w:rPr>
-                <w:sz w:val="16"/>
-                <w:szCs w:val="16"/>
-              </w:rPr>
-            </w:pPr>
-            <w:r>
-              <w:rPr>
-                <w:rFonts w:eastAsia="Times New Roman" w:cs="Times New Roman"/>
-                <w:kern w:val="0"/>
-                <w:sz w:val="16"/>
-                <w:szCs w:val="16"/>
-                <w:lang w:val="ru-RU" w:eastAsia="ru-RU" w:bidi="ar-SA"/>
-              </w:rPr>
+              <w:widowControl w:val="false"/>
+              <w:spacing w:before="0" w:after="0"/>
+              <w:jc w:val="left"/>
+              <w:rPr>
+                <w:sz w:val="16"/>
+                <w:szCs w:val="16"/>
+                <w:lang w:val="en-US"/>
+              </w:rPr>
+            </w:pPr>
+            <w:r>
+              <w:rPr>
+                <w:sz w:val="16"/>
+                <w:szCs w:val="16"/>
+                <w:lang w:val="en-US"/>
+              </w:rPr>
+              <w:t>{{ now_year }}</w:t>
             </w:r>
           </w:p>
         </w:tc>
@@ -12645,7 +12229,7 @@
               <w:pStyle w:val="Normal"/>
               <w:keepNext w:val="true"/>
               <w:keepLines/>
-              <w:widowControl/>
+              <w:widowControl w:val="false"/>
               <w:spacing w:before="0" w:after="0"/>
               <w:jc w:val="left"/>
               <w:rPr>
@@ -12677,75 +12261,69 @@
         </w:tc>
         <w:tc>
           <w:tcPr>
+            <w:tcW w:w="98" w:type="dxa"/>
+            <w:tcBorders>
+              <w:top w:val="nil"/>
+              <w:left w:val="nil"/>
+              <w:bottom w:val="nil"/>
+            </w:tcBorders>
+            <w:vAlign w:val="bottom"/>
+          </w:tcPr>
+          <w:p>
+            <w:pPr>
+              <w:pStyle w:val="Normal"/>
+              <w:keepNext w:val="true"/>
+              <w:keepLines/>
+              <w:widowControl w:val="false"/>
+              <w:spacing w:before="0" w:after="0"/>
+              <w:jc w:val="center"/>
+              <w:rPr>
+                <w:sz w:val="16"/>
+                <w:szCs w:val="16"/>
+              </w:rPr>
+            </w:pPr>
+            <w:r>
+              <w:rPr>
+                <w:sz w:val="16"/>
+                <w:szCs w:val="16"/>
+              </w:rPr>
+            </w:r>
+          </w:p>
+        </w:tc>
+        <w:tc>
+          <w:tcPr>
             <w:tcW w:w="97" w:type="dxa"/>
             <w:tcBorders>
               <w:top w:val="nil"/>
-              <w:left w:val="nil"/>
-              <w:bottom w:val="nil"/>
-            </w:tcBorders>
-            <w:vAlign w:val="bottom"/>
-          </w:tcPr>
-          <w:p>
-            <w:pPr>
-              <w:pStyle w:val="Normal"/>
-              <w:keepNext w:val="true"/>
-              <w:keepLines/>
-              <w:widowControl/>
-              <w:spacing w:before="0" w:after="0"/>
-              <w:jc w:val="center"/>
-              <w:rPr>
-                <w:sz w:val="16"/>
-                <w:szCs w:val="16"/>
-              </w:rPr>
-            </w:pPr>
-            <w:r>
-              <w:rPr>
-                <w:rFonts w:eastAsia="Times New Roman" w:cs="Times New Roman"/>
-                <w:kern w:val="0"/>
-                <w:sz w:val="16"/>
-                <w:szCs w:val="16"/>
-                <w:lang w:val="ru-RU" w:eastAsia="ru-RU" w:bidi="ar-SA"/>
-              </w:rPr>
-            </w:r>
-          </w:p>
-        </w:tc>
-        <w:tc>
-          <w:tcPr>
-            <w:tcW w:w="98" w:type="dxa"/>
-            <w:tcBorders>
-              <w:top w:val="nil"/>
-              <w:bottom w:val="nil"/>
-              <w:right w:val="nil"/>
-            </w:tcBorders>
-            <w:vAlign w:val="bottom"/>
-          </w:tcPr>
-          <w:p>
-            <w:pPr>
-              <w:pStyle w:val="Normal"/>
-              <w:keepNext w:val="true"/>
-              <w:keepLines/>
-              <w:widowControl/>
-              <w:spacing w:before="0" w:after="0"/>
-              <w:jc w:val="center"/>
-              <w:rPr>
-                <w:sz w:val="16"/>
-                <w:szCs w:val="16"/>
-              </w:rPr>
-            </w:pPr>
-            <w:r>
-              <w:rPr>
-                <w:rFonts w:eastAsia="Times New Roman" w:cs="Times New Roman"/>
-                <w:kern w:val="0"/>
-                <w:sz w:val="16"/>
-                <w:szCs w:val="16"/>
-                <w:lang w:val="ru-RU" w:eastAsia="ru-RU" w:bidi="ar-SA"/>
-              </w:rPr>
-            </w:r>
-          </w:p>
-        </w:tc>
-        <w:tc>
-          <w:tcPr>
-            <w:tcW w:w="2596" w:type="dxa"/>
+              <w:bottom w:val="nil"/>
+              <w:right w:val="nil"/>
+            </w:tcBorders>
+            <w:vAlign w:val="bottom"/>
+          </w:tcPr>
+          <w:p>
+            <w:pPr>
+              <w:pStyle w:val="Normal"/>
+              <w:keepNext w:val="true"/>
+              <w:keepLines/>
+              <w:widowControl w:val="false"/>
+              <w:spacing w:before="0" w:after="0"/>
+              <w:jc w:val="center"/>
+              <w:rPr>
+                <w:sz w:val="16"/>
+                <w:szCs w:val="16"/>
+              </w:rPr>
+            </w:pPr>
+            <w:r>
+              <w:rPr>
+                <w:sz w:val="16"/>
+                <w:szCs w:val="16"/>
+              </w:rPr>
+            </w:r>
+          </w:p>
+        </w:tc>
+        <w:tc>
+          <w:tcPr>
+            <w:tcW w:w="2597" w:type="dxa"/>
             <w:gridSpan w:val="9"/>
             <w:tcBorders>
               <w:top w:val="nil"/>
@@ -12760,7 +12338,7 @@
               <w:pStyle w:val="Normal"/>
               <w:keepNext w:val="true"/>
               <w:keepLines/>
-              <w:widowControl/>
+              <w:widowControl w:val="false"/>
               <w:spacing w:before="0" w:after="0"/>
               <w:jc w:val="center"/>
               <w:rPr>
@@ -12796,7 +12374,7 @@
               <w:pStyle w:val="Normal"/>
               <w:keepNext w:val="true"/>
               <w:keepLines/>
-              <w:widowControl/>
+              <w:widowControl w:val="false"/>
               <w:spacing w:before="0" w:after="0"/>
               <w:jc w:val="right"/>
               <w:rPr>
@@ -12818,7 +12396,7 @@
         </w:tc>
         <w:tc>
           <w:tcPr>
-            <w:tcW w:w="285" w:type="dxa"/>
+            <w:tcW w:w="286" w:type="dxa"/>
             <w:gridSpan w:val="3"/>
             <w:tcBorders>
               <w:top w:val="nil"/>
@@ -12832,21 +12410,18 @@
               <w:pStyle w:val="Normal"/>
               <w:keepNext w:val="true"/>
               <w:keepLines/>
-              <w:widowControl/>
-              <w:spacing w:before="0" w:after="0"/>
-              <w:jc w:val="left"/>
-              <w:rPr>
-                <w:sz w:val="16"/>
-                <w:szCs w:val="16"/>
-              </w:rPr>
-            </w:pPr>
-            <w:r>
-              <w:rPr>
-                <w:rFonts w:eastAsia="Times New Roman" w:cs="Times New Roman"/>
-                <w:kern w:val="0"/>
-                <w:sz w:val="16"/>
-                <w:szCs w:val="16"/>
-                <w:lang w:val="ru-RU" w:eastAsia="ru-RU" w:bidi="ar-SA"/>
+              <w:widowControl w:val="false"/>
+              <w:spacing w:before="0" w:after="0"/>
+              <w:jc w:val="left"/>
+              <w:rPr>
+                <w:sz w:val="16"/>
+                <w:szCs w:val="16"/>
+              </w:rPr>
+            </w:pPr>
+            <w:r>
+              <w:rPr>
+                <w:sz w:val="16"/>
+                <w:szCs w:val="16"/>
               </w:rPr>
             </w:r>
           </w:p>
@@ -12868,7 +12443,7 @@
               <w:pStyle w:val="Normal"/>
               <w:keepNext w:val="true"/>
               <w:keepLines/>
-              <w:widowControl/>
+              <w:widowControl w:val="false"/>
               <w:spacing w:before="0" w:after="0"/>
               <w:jc w:val="left"/>
               <w:rPr>
@@ -12904,21 +12479,18 @@
               <w:pStyle w:val="Normal"/>
               <w:keepNext w:val="true"/>
               <w:keepLines/>
-              <w:widowControl/>
-              <w:spacing w:before="0" w:after="0"/>
-              <w:jc w:val="left"/>
-              <w:rPr>
-                <w:sz w:val="16"/>
-                <w:szCs w:val="16"/>
-              </w:rPr>
-            </w:pPr>
-            <w:r>
-              <w:rPr>
-                <w:rFonts w:eastAsia="Times New Roman" w:cs="Times New Roman"/>
-                <w:kern w:val="0"/>
-                <w:sz w:val="16"/>
-                <w:szCs w:val="16"/>
-                <w:lang w:val="ru-RU" w:eastAsia="ru-RU" w:bidi="ar-SA"/>
+              <w:widowControl w:val="false"/>
+              <w:spacing w:before="0" w:after="0"/>
+              <w:jc w:val="left"/>
+              <w:rPr>
+                <w:sz w:val="16"/>
+                <w:szCs w:val="16"/>
+              </w:rPr>
+            </w:pPr>
+            <w:r>
+              <w:rPr>
+                <w:sz w:val="16"/>
+                <w:szCs w:val="16"/>
               </w:rPr>
             </w:r>
           </w:p>
@@ -12939,21 +12511,18 @@
               <w:pStyle w:val="Normal"/>
               <w:keepNext w:val="true"/>
               <w:keepLines/>
-              <w:widowControl/>
-              <w:spacing w:before="0" w:after="0"/>
-              <w:jc w:val="left"/>
-              <w:rPr>
-                <w:sz w:val="16"/>
-                <w:szCs w:val="16"/>
-              </w:rPr>
-            </w:pPr>
-            <w:r>
-              <w:rPr>
-                <w:rFonts w:eastAsia="Times New Roman" w:cs="Times New Roman"/>
-                <w:kern w:val="0"/>
-                <w:sz w:val="16"/>
-                <w:szCs w:val="16"/>
-                <w:lang w:val="ru-RU" w:eastAsia="ru-RU" w:bidi="ar-SA"/>
+              <w:widowControl w:val="false"/>
+              <w:spacing w:before="0" w:after="0"/>
+              <w:jc w:val="left"/>
+              <w:rPr>
+                <w:sz w:val="16"/>
+                <w:szCs w:val="16"/>
+              </w:rPr>
+            </w:pPr>
+            <w:r>
+              <w:rPr>
+                <w:sz w:val="16"/>
+                <w:szCs w:val="16"/>
               </w:rPr>
             </w:r>
           </w:p>
@@ -12973,28 +12542,25 @@
               <w:pStyle w:val="Normal"/>
               <w:keepNext w:val="true"/>
               <w:keepLines/>
-              <w:widowControl/>
-              <w:spacing w:before="0" w:after="0"/>
-              <w:jc w:val="left"/>
-              <w:rPr>
-                <w:sz w:val="16"/>
-                <w:szCs w:val="16"/>
-              </w:rPr>
-            </w:pPr>
-            <w:r>
-              <w:rPr>
-                <w:rFonts w:eastAsia="Times New Roman" w:cs="Times New Roman"/>
-                <w:kern w:val="0"/>
-                <w:sz w:val="16"/>
-                <w:szCs w:val="16"/>
-                <w:lang w:val="ru-RU" w:eastAsia="ru-RU" w:bidi="ar-SA"/>
-              </w:rPr>
-            </w:r>
-          </w:p>
-        </w:tc>
-        <w:tc>
-          <w:tcPr>
-            <w:tcW w:w="1686" w:type="dxa"/>
+              <w:widowControl w:val="false"/>
+              <w:spacing w:before="0" w:after="0"/>
+              <w:jc w:val="left"/>
+              <w:rPr>
+                <w:sz w:val="16"/>
+                <w:szCs w:val="16"/>
+              </w:rPr>
+            </w:pPr>
+            <w:r>
+              <w:rPr>
+                <w:sz w:val="16"/>
+                <w:szCs w:val="16"/>
+              </w:rPr>
+            </w:r>
+          </w:p>
+        </w:tc>
+        <w:tc>
+          <w:tcPr>
+            <w:tcW w:w="1683" w:type="dxa"/>
             <w:gridSpan w:val="4"/>
             <w:tcBorders>
               <w:top w:val="nil"/>
@@ -13009,7 +12575,7 @@
               <w:pStyle w:val="Normal"/>
               <w:keepNext w:val="true"/>
               <w:keepLines/>
-              <w:widowControl/>
+              <w:widowControl w:val="false"/>
               <w:spacing w:before="0" w:after="0"/>
               <w:jc w:val="left"/>
               <w:rPr>
@@ -13644,7 +13210,6 @@
   </w:style>
   <w:style w:type="character" w:styleId="Style11">
     <w:name w:val="Символ сноски"/>
-    <w:basedOn w:val="DefaultParagraphFont"/>
     <w:uiPriority w:val="99"/>
     <w:semiHidden/>
     <w:qFormat/>
